--- a/deliverables/inland_transport_2026-10/docx/WHSOP_003_A07.docx
+++ b/deliverables/inland_transport_2026-10/docx/WHSOP_003_A07.docx
@@ -31,7 +31,7 @@
           <w:color w:val="000000"/>
           <w:sz w:val="28"/>
         </w:rPr>
-        <w:t>Известување по транспортот до Министерството за здравство</w:t>
+        <w:t>Преглед на транспортното досие и диспозиција</w:t>
       </w:r>
       <w:r>
         <w:rPr>
@@ -51,7 +51,7 @@
           <w:color w:val="595959"/>
           <w:sz w:val="20"/>
         </w:rPr>
-        <w:t>Post-transport Notification to the Ministry of Health</w:t>
+        <w:t>Transport File Review and Disposition</w:t>
       </w:r>
     </w:p>
     <w:p>
@@ -136,7 +136,7 @@
                 <w:color w:val="FFFFFF"/>
                 <w:sz w:val="22"/>
               </w:rPr>
-              <w:t>1 Примач на известувањето</w:t>
+              <w:t>1 Идентификација</w:t>
             </w:r>
             <w:r>
               <w:rPr>
@@ -156,7 +156,7 @@
                 <w:color w:val="FFFFFF"/>
                 <w:sz w:val="18"/>
               </w:rPr>
-              <w:t>Addressee</w:t>
+              <w:t>Identification</w:t>
             </w:r>
           </w:p>
         </w:tc>
@@ -164,11 +164,11 @@
     </w:tbl>
     <w:tbl>
       <w:tblPr>
+        <w:jc w:val="center"/>
         <w:tblLook w:firstColumn="1" w:firstRow="1" w:lastColumn="0" w:lastRow="0" w:noHBand="0" w:noVBand="1" w:val="04A0"/>
         <w:tblLayout w:type="fixed"/>
-        <w:tblW w:type="dxa" w:w="10466"/>
+        <w:tblW w:type="pct" w:w="5000"/>
         <w:tblInd w:type="dxa" w:w="0"/>
-        <w:jc w:val="center"/>
         <w:tblBorders>
           <w:top w:val="single" w:sz="4" w:space="0" w:color="2B547E"/>
           <w:left w:val="single" w:sz="4" w:space="0" w:color="2B547E"/>
@@ -179,19 +179,21 @@
         </w:tblBorders>
       </w:tblPr>
       <w:tblGrid>
-        <w:gridCol w:w="3676"/>
-        <w:gridCol w:w="6790"/>
+        <w:gridCol w:w="884"/>
+        <w:gridCol w:w="3396"/>
+        <w:gridCol w:w="2789"/>
+        <w:gridCol w:w="3396"/>
       </w:tblGrid>
       <w:tr>
         <w:tc>
           <w:tcPr>
-            <w:gridSpan w:val="2"/>
             <w:shd w:val="clear" w:color="auto" w:fill="F2F2F2"/>
-            <w:tcW w:type="dxa" w:w="10466"/>
-          </w:tcPr>
-          <w:p>
-            <w:pPr>
-              <w:spacing w:before="40" w:after="40"/>
+            <w:vAlign w:val="center"/>
+            <w:tcW w:type="pct" w:w="422"/>
+          </w:tcPr>
+          <w:p>
+            <w:pPr>
+              <w:spacing w:before="20" w:after="20"/>
               <w:jc w:val="left"/>
             </w:pPr>
             <w:r/>
@@ -203,7 +205,54 @@
                 <w:color w:val="000000"/>
                 <w:sz w:val="20"/>
               </w:rPr>
-              <w:t>До</w:t>
+              <w:t>UTID</w:t>
+            </w:r>
+          </w:p>
+        </w:tc>
+        <w:tc>
+          <w:tcPr>
+            <w:vAlign w:val="center"/>
+            <w:tcW w:type="pct" w:w="1622"/>
+          </w:tcPr>
+          <w:p>
+            <w:pPr>
+              <w:spacing w:before="20" w:after="20"/>
+              <w:jc w:val="center"/>
+            </w:pPr>
+            <w:r/>
+            <w:r>
+              <w:rPr>
+                <w:rFonts w:ascii="Calibri" w:hAnsi="Calibri"/>
+                <w:b w:val="0"/>
+                <w:i w:val="0"/>
+                <w:color w:val="000000"/>
+                <w:sz w:val="20"/>
+              </w:rPr>
+              <w:t>TR-________-___</w:t>
+            </w:r>
+          </w:p>
+        </w:tc>
+        <w:tc>
+          <w:tcPr>
+            <w:shd w:val="clear" w:color="auto" w:fill="F2F2F2"/>
+            <w:vAlign w:val="center"/>
+            <w:tcW w:type="pct" w:w="1332"/>
+          </w:tcPr>
+          <w:p>
+            <w:pPr>
+              <w:spacing w:before="20" w:after="20"/>
+              <w:jc w:val="left"/>
+            </w:pPr>
+            <w:r/>
+            <w:r>
+              <w:rPr>
+                <w:rFonts w:ascii="Calibri" w:hAnsi="Calibri"/>
+                <w:b/>
+                <w:i w:val="0"/>
+                <w:color w:val="000000"/>
+                <w:sz w:val="20"/>
+              </w:rPr>
+              <w:t>Датум на транспорт</w:t>
             </w:r>
             <w:r>
               <w:rPr>
@@ -219,169 +268,18 @@
               <w:rPr>
                 <w:rFonts w:ascii="Calibri" w:hAnsi="Calibri"/>
                 <w:b w:val="0"/>
-                <w:i/>
+                <w:i w:val="0"/>
                 <w:color w:val="000000"/>
                 <w:sz w:val="16"/>
               </w:rPr>
-              <w:t>To</w:t>
-            </w:r>
-          </w:p>
-          <w:p>
-            <w:pPr>
-              <w:spacing w:before="20" w:after="40"/>
-              <w:jc w:val="both"/>
-            </w:pPr>
-            <w:r>
-              <w:rPr>
-                <w:rFonts w:ascii="Calibri" w:hAnsi="Calibri"/>
-                <w:b w:val="0"/>
-                <w:i w:val="0"/>
-                <w:color w:val="000000"/>
-                <w:sz w:val="20"/>
-              </w:rPr>
-              <w:t>Министерство за здравство на Република Северна Македонија</w:t>
-            </w:r>
-            <w:r>
-              <w:rPr>
-                <w:rFonts w:ascii="Calibri" w:hAnsi="Calibri"/>
-                <w:b w:val="0"/>
-                <w:i w:val="0"/>
-                <w:color w:val="000000"/>
-                <w:sz w:val="16"/>
-              </w:rPr>
-              <w:t xml:space="preserve">  |  </w:t>
-            </w:r>
-            <w:r>
-              <w:rPr>
-                <w:rFonts w:ascii="Calibri" w:hAnsi="Calibri"/>
-                <w:b w:val="0"/>
-                <w:i/>
-                <w:color w:val="000000"/>
-                <w:sz w:val="16"/>
-              </w:rPr>
-              <w:t>Ministry of Health of the Republic of North Macedonia</w:t>
-            </w:r>
-          </w:p>
-        </w:tc>
-      </w:tr>
-      <w:tr>
-        <w:tc>
-          <w:tcPr>
-            <w:shd w:val="clear" w:color="auto" w:fill="F2F2F2"/>
-            <w:vAlign w:val="center"/>
-            <w:tcW w:type="dxa" w:w="3676"/>
-          </w:tcPr>
-          <w:p>
-            <w:pPr>
-              <w:spacing w:before="20" w:after="20"/>
-              <w:jc w:val="left"/>
-            </w:pPr>
-            <w:r/>
-            <w:r>
-              <w:rPr>
-                <w:rFonts w:ascii="Calibri" w:hAnsi="Calibri"/>
-                <w:b/>
-                <w:i w:val="0"/>
-                <w:color w:val="000000"/>
-                <w:sz w:val="20"/>
-              </w:rPr>
-              <w:t>Наш број / UTID</w:t>
-            </w:r>
-            <w:r>
-              <w:rPr>
-                <w:rFonts w:ascii="Calibri" w:hAnsi="Calibri"/>
-                <w:b w:val="0"/>
-                <w:i w:val="0"/>
-                <w:color w:val="000000"/>
-                <w:sz w:val="16"/>
-              </w:rPr>
-              <w:t xml:space="preserve"> | </w:t>
-            </w:r>
-            <w:r>
-              <w:rPr>
-                <w:rFonts w:ascii="Calibri" w:hAnsi="Calibri"/>
-                <w:b w:val="0"/>
-                <w:i w:val="0"/>
-                <w:color w:val="000000"/>
-                <w:sz w:val="16"/>
-              </w:rPr>
-              <w:t>Our reference / UTID</w:t>
-            </w:r>
-          </w:p>
-        </w:tc>
-        <w:tc>
-          <w:tcPr>
-            <w:vAlign w:val="center"/>
-            <w:tcW w:type="dxa" w:w="6790"/>
-          </w:tcPr>
-          <w:p>
-            <w:pPr>
-              <w:spacing w:before="20" w:after="20"/>
-              <w:jc w:val="center"/>
-            </w:pPr>
-            <w:r/>
-            <w:r>
-              <w:rPr>
-                <w:rFonts w:ascii="Calibri" w:hAnsi="Calibri"/>
-                <w:b w:val="0"/>
-                <w:i w:val="0"/>
-                <w:color w:val="000000"/>
-                <w:sz w:val="20"/>
-              </w:rPr>
-              <w:t>TR-________-___</w:t>
-            </w:r>
-          </w:p>
-        </w:tc>
-      </w:tr>
-      <w:tr>
-        <w:tc>
-          <w:tcPr>
-            <w:shd w:val="clear" w:color="auto" w:fill="F2F2F2"/>
-            <w:vAlign w:val="center"/>
-            <w:tcW w:type="dxa" w:w="3676"/>
-          </w:tcPr>
-          <w:p>
-            <w:pPr>
-              <w:spacing w:before="20" w:after="20"/>
-              <w:jc w:val="left"/>
-            </w:pPr>
-            <w:r/>
-            <w:r>
-              <w:rPr>
-                <w:rFonts w:ascii="Calibri" w:hAnsi="Calibri"/>
-                <w:b/>
-                <w:i w:val="0"/>
-                <w:color w:val="000000"/>
-                <w:sz w:val="20"/>
-              </w:rPr>
-              <w:t>Датум на поднесување (≤ 3 работни дена по транспортот)</w:t>
-            </w:r>
-            <w:r>
-              <w:rPr>
-                <w:rFonts w:ascii="Calibri" w:hAnsi="Calibri"/>
-                <w:b w:val="0"/>
-                <w:i w:val="0"/>
-                <w:color w:val="000000"/>
-                <w:sz w:val="16"/>
-              </w:rPr>
-              <w:t xml:space="preserve"> | </w:t>
-            </w:r>
-            <w:r>
-              <w:rPr>
-                <w:rFonts w:ascii="Calibri" w:hAnsi="Calibri"/>
-                <w:b w:val="0"/>
-                <w:i w:val="0"/>
-                <w:color w:val="000000"/>
-                <w:sz w:val="16"/>
-              </w:rPr>
-              <w:t>Date of submission (≤ 3 working days after transport)</w:t>
-            </w:r>
-          </w:p>
-        </w:tc>
-        <w:tc>
-          <w:tcPr>
-            <w:vAlign w:val="center"/>
-            <w:tcW w:type="dxa" w:w="6790"/>
+              <w:t>Transport date</w:t>
+            </w:r>
+          </w:p>
+        </w:tc>
+        <w:tc>
+          <w:tcPr>
+            <w:vAlign w:val="center"/>
+            <w:tcW w:type="pct" w:w="1622"/>
           </w:tcPr>
           <w:p>
             <w:pPr>
@@ -395,11 +293,11 @@
     </w:tbl>
     <w:tbl>
       <w:tblPr>
+        <w:jc w:val="center"/>
         <w:tblLook w:firstColumn="1" w:firstRow="1" w:lastColumn="0" w:lastRow="0" w:noHBand="0" w:noVBand="1" w:val="04A0"/>
         <w:tblLayout w:type="fixed"/>
-        <w:tblW w:type="dxa" w:w="10466"/>
+        <w:tblW w:type="pct" w:w="5000"/>
         <w:tblInd w:type="dxa" w:w="0"/>
-        <w:jc w:val="center"/>
         <w:tblBorders>
           <w:top w:val="single" w:sz="4" w:space="0" w:color="2B547E"/>
           <w:left w:val="single" w:sz="4" w:space="0" w:color="2B547E"/>
@@ -410,19 +308,22 @@
         </w:tblBorders>
       </w:tblPr>
       <w:tblGrid>
-        <w:gridCol w:w="10466"/>
+        <w:gridCol w:w="1837"/>
+        <w:gridCol w:w="2670"/>
+        <w:gridCol w:w="3288"/>
+        <w:gridCol w:w="2670"/>
       </w:tblGrid>
       <w:tr>
         <w:tc>
           <w:tcPr>
-            <w:shd w:val="clear" w:color="auto" w:fill="2B547E"/>
-            <w:vAlign w:val="center"/>
-            <w:tcW w:type="dxa" w:w="10466"/>
-          </w:tcPr>
-          <w:p>
-            <w:pPr>
-              <w:spacing w:before="20" w:after="20"/>
-              <w:jc w:val="center"/>
+            <w:shd w:val="clear" w:color="auto" w:fill="F2F2F2"/>
+            <w:vAlign w:val="center"/>
+            <w:tcW w:type="pct" w:w="877"/>
+          </w:tcPr>
+          <w:p>
+            <w:pPr>
+              <w:spacing w:before="20" w:after="20"/>
+              <w:jc w:val="left"/>
             </w:pPr>
             <w:r/>
             <w:r>
@@ -430,18 +331,18 @@
                 <w:rFonts w:ascii="Calibri" w:hAnsi="Calibri"/>
                 <w:b/>
                 <w:i w:val="0"/>
-                <w:color w:val="FFFFFF"/>
-                <w:sz w:val="22"/>
-              </w:rPr>
-              <w:t>2 Податоци за транспортот</w:t>
-            </w:r>
-            <w:r>
-              <w:rPr>
-                <w:rFonts w:ascii="Calibri" w:hAnsi="Calibri"/>
-                <w:b w:val="0"/>
-                <w:i w:val="0"/>
-                <w:color w:val="FFFFFF"/>
-                <w:sz w:val="18"/>
+                <w:color w:val="000000"/>
+                <w:sz w:val="20"/>
+              </w:rPr>
+              <w:t>Рута (код)</w:t>
+            </w:r>
+            <w:r>
+              <w:rPr>
+                <w:rFonts w:ascii="Calibri" w:hAnsi="Calibri"/>
+                <w:b w:val="0"/>
+                <w:i w:val="0"/>
+                <w:color w:val="000000"/>
+                <w:sz w:val="16"/>
               </w:rPr>
               <w:t xml:space="preserve"> | </w:t>
             </w:r>
@@ -450,11 +351,81 @@
                 <w:rFonts w:ascii="Calibri" w:hAnsi="Calibri"/>
                 <w:b w:val="0"/>
                 <w:i w:val="0"/>
-                <w:color w:val="FFFFFF"/>
-                <w:sz w:val="18"/>
-              </w:rPr>
-              <w:t>Transport details</w:t>
-            </w:r>
+                <w:color w:val="000000"/>
+                <w:sz w:val="16"/>
+              </w:rPr>
+              <w:t>Lane (code)</w:t>
+            </w:r>
+          </w:p>
+        </w:tc>
+        <w:tc>
+          <w:tcPr>
+            <w:vAlign w:val="center"/>
+            <w:tcW w:type="pct" w:w="1275"/>
+          </w:tcPr>
+          <w:p>
+            <w:pPr>
+              <w:spacing w:before="20" w:after="20"/>
+              <w:jc w:val="center"/>
+            </w:pPr>
+            <w:r/>
+          </w:p>
+        </w:tc>
+        <w:tc>
+          <w:tcPr>
+            <w:shd w:val="clear" w:color="auto" w:fill="F2F2F2"/>
+            <w:vAlign w:val="center"/>
+            <w:tcW w:type="pct" w:w="1570"/>
+          </w:tcPr>
+          <w:p>
+            <w:pPr>
+              <w:spacing w:before="20" w:after="20"/>
+              <w:jc w:val="left"/>
+            </w:pPr>
+            <w:r/>
+            <w:r>
+              <w:rPr>
+                <w:rFonts w:ascii="Calibri" w:hAnsi="Calibri"/>
+                <w:b/>
+                <w:i w:val="0"/>
+                <w:color w:val="000000"/>
+                <w:sz w:val="20"/>
+              </w:rPr>
+              <w:t>Досието примено од Обезбедување (датум)</w:t>
+            </w:r>
+            <w:r>
+              <w:rPr>
+                <w:rFonts w:ascii="Calibri" w:hAnsi="Calibri"/>
+                <w:b w:val="0"/>
+                <w:i w:val="0"/>
+                <w:color w:val="000000"/>
+                <w:sz w:val="16"/>
+              </w:rPr>
+              <w:t xml:space="preserve"> | </w:t>
+            </w:r>
+            <w:r>
+              <w:rPr>
+                <w:rFonts w:ascii="Calibri" w:hAnsi="Calibri"/>
+                <w:b w:val="0"/>
+                <w:i w:val="0"/>
+                <w:color w:val="000000"/>
+                <w:sz w:val="16"/>
+              </w:rPr>
+              <w:t>File received from Security (date)</w:t>
+            </w:r>
+          </w:p>
+        </w:tc>
+        <w:tc>
+          <w:tcPr>
+            <w:vAlign w:val="center"/>
+            <w:tcW w:type="pct" w:w="1275"/>
+          </w:tcPr>
+          <w:p>
+            <w:pPr>
+              <w:spacing w:before="20" w:after="20"/>
+              <w:jc w:val="center"/>
+            </w:pPr>
+            <w:r/>
           </w:p>
         </w:tc>
       </w:tr>
@@ -500,7 +471,7 @@
                 <w:color w:val="000000"/>
                 <w:sz w:val="20"/>
               </w:rPr>
-              <w:t>Испраќач и број на дозвола</w:t>
+              <w:t>Преглед завршен (≤ 48 h)</w:t>
             </w:r>
             <w:r>
               <w:rPr>
@@ -520,7 +491,7 @@
                 <w:color w:val="000000"/>
                 <w:sz w:val="16"/>
               </w:rPr>
-              <w:t>Consignor and licence No.</w:t>
+              <w:t>Review completed (≤ 48 h)</w:t>
             </w:r>
           </w:p>
         </w:tc>
@@ -528,963 +499,6 @@
           <w:tcPr>
             <w:vAlign w:val="center"/>
             <w:tcW w:type="pct" w:w="3429"/>
-          </w:tcPr>
-          <w:p>
-            <w:pPr>
-              <w:spacing w:before="20" w:after="20"/>
-              <w:jc w:val="center"/>
-            </w:pPr>
-            <w:r/>
-            <w:r>
-              <w:rPr>
-                <w:rFonts w:ascii="Calibri" w:hAnsi="Calibri"/>
-                <w:b w:val="0"/>
-                <w:i w:val="0"/>
-                <w:color w:val="000000"/>
-                <w:sz w:val="20"/>
-              </w:rPr>
-              <w:t>Пјурли Плант ДООЕЛ Скопје, дозвола бр. ______</w:t>
-            </w:r>
-            <w:r>
-              <w:rPr>
-                <w:rFonts w:ascii="Calibri" w:hAnsi="Calibri"/>
-                <w:b w:val="0"/>
-                <w:i w:val="0"/>
-                <w:color w:val="000000"/>
-                <w:sz w:val="16"/>
-              </w:rPr>
-              <w:t xml:space="preserve"> | </w:t>
-            </w:r>
-            <w:r>
-              <w:rPr>
-                <w:rFonts w:ascii="Calibri" w:hAnsi="Calibri"/>
-                <w:b w:val="0"/>
-                <w:i/>
-                <w:color w:val="000000"/>
-                <w:sz w:val="16"/>
-              </w:rPr>
-              <w:t>Purely Plant DOOEL Skopje, licence No. ______</w:t>
-            </w:r>
-          </w:p>
-        </w:tc>
-      </w:tr>
-    </w:tbl>
-    <w:tbl>
-      <w:tblPr>
-        <w:jc w:val="center"/>
-        <w:tblLook w:firstColumn="1" w:firstRow="1" w:lastColumn="0" w:lastRow="0" w:noHBand="0" w:noVBand="1" w:val="04A0"/>
-        <w:tblLayout w:type="fixed"/>
-        <w:tblW w:type="pct" w:w="5000"/>
-        <w:tblInd w:type="dxa" w:w="0"/>
-        <w:tblBorders>
-          <w:top w:val="single" w:sz="4" w:space="0" w:color="2B547E"/>
-          <w:left w:val="single" w:sz="4" w:space="0" w:color="2B547E"/>
-          <w:bottom w:val="single" w:sz="4" w:space="0" w:color="2B547E"/>
-          <w:right w:val="single" w:sz="4" w:space="0" w:color="2B547E"/>
-          <w:insideH w:val="single" w:sz="4" w:space="0" w:color="2B547E"/>
-          <w:insideV w:val="single" w:sz="4" w:space="0" w:color="2B547E"/>
-        </w:tblBorders>
-      </w:tblPr>
-      <w:tblGrid>
-        <w:gridCol w:w="3288"/>
-        <w:gridCol w:w="1944"/>
-        <w:gridCol w:w="3288"/>
-        <w:gridCol w:w="1944"/>
-      </w:tblGrid>
-      <w:tr>
-        <w:tc>
-          <w:tcPr>
-            <w:shd w:val="clear" w:color="auto" w:fill="F2F2F2"/>
-            <w:vAlign w:val="center"/>
-            <w:tcW w:type="pct" w:w="1570"/>
-          </w:tcPr>
-          <w:p>
-            <w:pPr>
-              <w:spacing w:before="20" w:after="20"/>
-              <w:jc w:val="left"/>
-            </w:pPr>
-            <w:r/>
-            <w:r>
-              <w:rPr>
-                <w:rFonts w:ascii="Calibri" w:hAnsi="Calibri"/>
-                <w:b/>
-                <w:i w:val="0"/>
-                <w:color w:val="000000"/>
-                <w:sz w:val="20"/>
-              </w:rPr>
-              <w:t>Референца на известувањето до МВР (број и датум)</w:t>
-            </w:r>
-            <w:r>
-              <w:rPr>
-                <w:rFonts w:ascii="Calibri" w:hAnsi="Calibri"/>
-                <w:b w:val="0"/>
-                <w:i w:val="0"/>
-                <w:color w:val="000000"/>
-                <w:sz w:val="16"/>
-              </w:rPr>
-              <w:t xml:space="preserve"> | </w:t>
-            </w:r>
-            <w:r>
-              <w:rPr>
-                <w:rFonts w:ascii="Calibri" w:hAnsi="Calibri"/>
-                <w:b w:val="0"/>
-                <w:i w:val="0"/>
-                <w:color w:val="000000"/>
-                <w:sz w:val="16"/>
-              </w:rPr>
-              <w:t>Reference of the MoIA notification (No. and date)</w:t>
-            </w:r>
-          </w:p>
-        </w:tc>
-        <w:tc>
-          <w:tcPr>
-            <w:vAlign w:val="center"/>
-            <w:tcW w:type="pct" w:w="929"/>
-          </w:tcPr>
-          <w:p>
-            <w:pPr>
-              <w:spacing w:before="20" w:after="20"/>
-              <w:jc w:val="center"/>
-            </w:pPr>
-            <w:r/>
-          </w:p>
-        </w:tc>
-        <w:tc>
-          <w:tcPr>
-            <w:shd w:val="clear" w:color="auto" w:fill="F2F2F2"/>
-            <w:vAlign w:val="center"/>
-            <w:tcW w:type="pct" w:w="1570"/>
-          </w:tcPr>
-          <w:p>
-            <w:pPr>
-              <w:spacing w:before="20" w:after="20"/>
-              <w:jc w:val="left"/>
-            </w:pPr>
-            <w:r/>
-            <w:r>
-              <w:rPr>
-                <w:rFonts w:ascii="Calibri" w:hAnsi="Calibri"/>
-                <w:b/>
-                <w:i w:val="0"/>
-                <w:color w:val="000000"/>
-                <w:sz w:val="20"/>
-              </w:rPr>
-              <w:t>Датум на извршен транспорт</w:t>
-            </w:r>
-            <w:r>
-              <w:rPr>
-                <w:rFonts w:ascii="Calibri" w:hAnsi="Calibri"/>
-                <w:b w:val="0"/>
-                <w:i w:val="0"/>
-                <w:color w:val="000000"/>
-                <w:sz w:val="16"/>
-              </w:rPr>
-              <w:t xml:space="preserve"> | </w:t>
-            </w:r>
-            <w:r>
-              <w:rPr>
-                <w:rFonts w:ascii="Calibri" w:hAnsi="Calibri"/>
-                <w:b w:val="0"/>
-                <w:i w:val="0"/>
-                <w:color w:val="000000"/>
-                <w:sz w:val="16"/>
-              </w:rPr>
-              <w:t>Date transport executed</w:t>
-            </w:r>
-          </w:p>
-        </w:tc>
-        <w:tc>
-          <w:tcPr>
-            <w:vAlign w:val="center"/>
-            <w:tcW w:type="pct" w:w="929"/>
-          </w:tcPr>
-          <w:p>
-            <w:pPr>
-              <w:spacing w:before="20" w:after="20"/>
-              <w:jc w:val="center"/>
-            </w:pPr>
-            <w:r/>
-          </w:p>
-        </w:tc>
-      </w:tr>
-    </w:tbl>
-    <w:tbl>
-      <w:tblPr>
-        <w:jc w:val="center"/>
-        <w:tblLook w:firstColumn="1" w:firstRow="1" w:lastColumn="0" w:lastRow="0" w:noHBand="0" w:noVBand="1" w:val="04A0"/>
-        <w:tblLayout w:type="fixed"/>
-        <w:tblW w:type="pct" w:w="5000"/>
-        <w:tblInd w:type="dxa" w:w="0"/>
-        <w:tblBorders>
-          <w:top w:val="single" w:sz="4" w:space="0" w:color="2B547E"/>
-          <w:left w:val="single" w:sz="4" w:space="0" w:color="2B547E"/>
-          <w:bottom w:val="single" w:sz="4" w:space="0" w:color="2B547E"/>
-          <w:right w:val="single" w:sz="4" w:space="0" w:color="2B547E"/>
-          <w:insideH w:val="single" w:sz="4" w:space="0" w:color="2B547E"/>
-          <w:insideV w:val="single" w:sz="4" w:space="0" w:color="2B547E"/>
-        </w:tblBorders>
-      </w:tblPr>
-      <w:tblGrid>
-        <w:gridCol w:w="3288"/>
-        <w:gridCol w:w="2942"/>
-        <w:gridCol w:w="1292"/>
-        <w:gridCol w:w="2942"/>
-      </w:tblGrid>
-      <w:tr>
-        <w:tc>
-          <w:tcPr>
-            <w:shd w:val="clear" w:color="auto" w:fill="F2F2F2"/>
-            <w:vAlign w:val="center"/>
-            <w:tcW w:type="pct" w:w="1570"/>
-          </w:tcPr>
-          <w:p>
-            <w:pPr>
-              <w:spacing w:before="20" w:after="20"/>
-              <w:jc w:val="left"/>
-            </w:pPr>
-            <w:r/>
-            <w:r>
-              <w:rPr>
-                <w:rFonts w:ascii="Calibri" w:hAnsi="Calibri"/>
-                <w:b/>
-                <w:i w:val="0"/>
-                <w:color w:val="000000"/>
-                <w:sz w:val="20"/>
-              </w:rPr>
-              <w:t>Примач (назив и адреса)</w:t>
-            </w:r>
-            <w:r>
-              <w:rPr>
-                <w:rFonts w:ascii="Calibri" w:hAnsi="Calibri"/>
-                <w:b w:val="0"/>
-                <w:i w:val="0"/>
-                <w:color w:val="000000"/>
-                <w:sz w:val="16"/>
-              </w:rPr>
-              <w:t xml:space="preserve"> | </w:t>
-            </w:r>
-            <w:r>
-              <w:rPr>
-                <w:rFonts w:ascii="Calibri" w:hAnsi="Calibri"/>
-                <w:b w:val="0"/>
-                <w:i w:val="0"/>
-                <w:color w:val="000000"/>
-                <w:sz w:val="16"/>
-              </w:rPr>
-              <w:t>Consignee (name and address)</w:t>
-            </w:r>
-          </w:p>
-        </w:tc>
-        <w:tc>
-          <w:tcPr>
-            <w:vAlign w:val="center"/>
-            <w:tcW w:type="pct" w:w="1405"/>
-          </w:tcPr>
-          <w:p>
-            <w:pPr>
-              <w:spacing w:before="20" w:after="20"/>
-              <w:jc w:val="center"/>
-            </w:pPr>
-            <w:r/>
-          </w:p>
-        </w:tc>
-        <w:tc>
-          <w:tcPr>
-            <w:shd w:val="clear" w:color="auto" w:fill="F2F2F2"/>
-            <w:vAlign w:val="center"/>
-            <w:tcW w:type="pct" w:w="617"/>
-          </w:tcPr>
-          <w:p>
-            <w:pPr>
-              <w:spacing w:before="20" w:after="20"/>
-              <w:jc w:val="left"/>
-            </w:pPr>
-            <w:r/>
-            <w:r>
-              <w:rPr>
-                <w:rFonts w:ascii="Calibri" w:hAnsi="Calibri"/>
-                <w:b/>
-                <w:i w:val="0"/>
-                <w:color w:val="000000"/>
-                <w:sz w:val="20"/>
-              </w:rPr>
-              <w:t>Намена</w:t>
-            </w:r>
-            <w:r>
-              <w:rPr>
-                <w:rFonts w:ascii="Calibri" w:hAnsi="Calibri"/>
-                <w:b w:val="0"/>
-                <w:i w:val="0"/>
-                <w:color w:val="000000"/>
-                <w:sz w:val="16"/>
-              </w:rPr>
-              <w:t xml:space="preserve"> | </w:t>
-            </w:r>
-            <w:r>
-              <w:rPr>
-                <w:rFonts w:ascii="Calibri" w:hAnsi="Calibri"/>
-                <w:b w:val="0"/>
-                <w:i w:val="0"/>
-                <w:color w:val="000000"/>
-                <w:sz w:val="16"/>
-              </w:rPr>
-              <w:t>Purpose</w:t>
-            </w:r>
-          </w:p>
-        </w:tc>
-        <w:tc>
-          <w:tcPr>
-            <w:vAlign w:val="center"/>
-            <w:tcW w:type="pct" w:w="1405"/>
-          </w:tcPr>
-          <w:p>
-            <w:pPr>
-              <w:spacing w:before="20" w:after="20"/>
-              <w:jc w:val="center"/>
-            </w:pPr>
-            <w:r/>
-          </w:p>
-        </w:tc>
-      </w:tr>
-    </w:tbl>
-    <w:tbl>
-      <w:tblPr>
-        <w:jc w:val="center"/>
-        <w:tblLook w:firstColumn="1" w:firstRow="1" w:lastColumn="0" w:lastRow="0" w:noHBand="0" w:noVBand="1" w:val="04A0"/>
-        <w:tblLayout w:type="fixed"/>
-        <w:tblW w:type="pct" w:w="5000"/>
-        <w:tblInd w:type="dxa" w:w="0"/>
-        <w:tblBorders>
-          <w:top w:val="single" w:sz="4" w:space="0" w:color="2B547E"/>
-          <w:left w:val="single" w:sz="4" w:space="0" w:color="2B547E"/>
-          <w:bottom w:val="single" w:sz="4" w:space="0" w:color="2B547E"/>
-          <w:right w:val="single" w:sz="4" w:space="0" w:color="2B547E"/>
-          <w:insideH w:val="single" w:sz="4" w:space="0" w:color="2B547E"/>
-          <w:insideV w:val="single" w:sz="4" w:space="0" w:color="2B547E"/>
-        </w:tblBorders>
-      </w:tblPr>
-      <w:tblGrid>
-        <w:gridCol w:w="1564"/>
-        <w:gridCol w:w="8901"/>
-      </w:tblGrid>
-      <w:tr>
-        <w:tc>
-          <w:tcPr>
-            <w:shd w:val="clear" w:color="auto" w:fill="F2F2F2"/>
-            <w:vAlign w:val="center"/>
-            <w:tcW w:type="pct" w:w="747"/>
-          </w:tcPr>
-          <w:p>
-            <w:pPr>
-              <w:spacing w:before="20" w:after="20"/>
-              <w:jc w:val="left"/>
-            </w:pPr>
-            <w:r/>
-            <w:r>
-              <w:rPr>
-                <w:rFonts w:ascii="Calibri" w:hAnsi="Calibri"/>
-                <w:b/>
-                <w:i w:val="0"/>
-                <w:color w:val="000000"/>
-                <w:sz w:val="20"/>
-              </w:rPr>
-              <w:t>Превозник</w:t>
-            </w:r>
-            <w:r>
-              <w:rPr>
-                <w:rFonts w:ascii="Calibri" w:hAnsi="Calibri"/>
-                <w:b w:val="0"/>
-                <w:i w:val="0"/>
-                <w:color w:val="000000"/>
-                <w:sz w:val="16"/>
-              </w:rPr>
-              <w:t xml:space="preserve"> | </w:t>
-            </w:r>
-            <w:r>
-              <w:rPr>
-                <w:rFonts w:ascii="Calibri" w:hAnsi="Calibri"/>
-                <w:b w:val="0"/>
-                <w:i w:val="0"/>
-                <w:color w:val="000000"/>
-                <w:sz w:val="16"/>
-              </w:rPr>
-              <w:t>Carrier</w:t>
-            </w:r>
-          </w:p>
-        </w:tc>
-        <w:tc>
-          <w:tcPr>
-            <w:vAlign w:val="center"/>
-            <w:tcW w:type="pct" w:w="4252"/>
-          </w:tcPr>
-          <w:p>
-            <w:pPr>
-              <w:spacing w:before="20" w:after="20"/>
-              <w:jc w:val="center"/>
-            </w:pPr>
-            <w:r/>
-          </w:p>
-        </w:tc>
-      </w:tr>
-    </w:tbl>
-    <w:tbl>
-      <w:tblPr>
-        <w:tblLook w:firstColumn="1" w:firstRow="1" w:lastColumn="0" w:lastRow="0" w:noHBand="0" w:noVBand="1" w:val="04A0"/>
-        <w:tblLayout w:type="fixed"/>
-        <w:tblW w:type="dxa" w:w="10466"/>
-        <w:tblInd w:type="dxa" w:w="0"/>
-        <w:jc w:val="center"/>
-        <w:tblBorders>
-          <w:top w:val="single" w:sz="4" w:space="0" w:color="2B547E"/>
-          <w:left w:val="single" w:sz="4" w:space="0" w:color="2B547E"/>
-          <w:bottom w:val="single" w:sz="4" w:space="0" w:color="2B547E"/>
-          <w:right w:val="single" w:sz="4" w:space="0" w:color="2B547E"/>
-          <w:insideH w:val="single" w:sz="4" w:space="0" w:color="2B547E"/>
-          <w:insideV w:val="single" w:sz="4" w:space="0" w:color="2B547E"/>
-        </w:tblBorders>
-      </w:tblPr>
-      <w:tblGrid>
-        <w:gridCol w:w="1653"/>
-        <w:gridCol w:w="2106"/>
-        <w:gridCol w:w="1940"/>
-        <w:gridCol w:w="2507"/>
-        <w:gridCol w:w="2258"/>
-      </w:tblGrid>
-      <w:tr>
-        <w:trPr>
-          <w:tblHeader w:val="true"/>
-        </w:trPr>
-        <w:tc>
-          <w:tcPr>
-            <w:shd w:val="clear" w:color="auto" w:fill="2B547E"/>
-            <w:vAlign w:val="center"/>
-            <w:tcW w:type="dxa" w:w="1653"/>
-          </w:tcPr>
-          <w:p>
-            <w:pPr>
-              <w:spacing w:before="20" w:after="20"/>
-              <w:jc w:val="center"/>
-            </w:pPr>
-            <w:r/>
-            <w:r>
-              <w:rPr>
-                <w:rFonts w:ascii="Calibri" w:hAnsi="Calibri"/>
-                <w:b/>
-                <w:i w:val="0"/>
-                <w:color w:val="FFFFFF"/>
-                <w:sz w:val="18"/>
-              </w:rPr>
-              <w:t>№</w:t>
-            </w:r>
-          </w:p>
-        </w:tc>
-        <w:tc>
-          <w:tcPr>
-            <w:shd w:val="clear" w:color="auto" w:fill="2B547E"/>
-            <w:vAlign w:val="center"/>
-            <w:tcW w:type="dxa" w:w="2106"/>
-          </w:tcPr>
-          <w:p>
-            <w:pPr>
-              <w:spacing w:before="20" w:after="20"/>
-              <w:jc w:val="center"/>
-            </w:pPr>
-            <w:r/>
-            <w:r>
-              <w:rPr>
-                <w:rFonts w:ascii="Calibri" w:hAnsi="Calibri"/>
-                <w:b/>
-                <w:i w:val="0"/>
-                <w:color w:val="FFFFFF"/>
-                <w:sz w:val="18"/>
-              </w:rPr>
-              <w:t>Вид на материјал</w:t>
-            </w:r>
-            <w:r>
-              <w:rPr>
-                <w:rFonts w:ascii="Calibri" w:hAnsi="Calibri"/>
-                <w:b w:val="0"/>
-                <w:i w:val="0"/>
-                <w:color w:val="FFFFFF"/>
-                <w:sz w:val="14"/>
-              </w:rPr>
-              <w:t xml:space="preserve"> | </w:t>
-            </w:r>
-            <w:r>
-              <w:rPr>
-                <w:rFonts w:ascii="Calibri" w:hAnsi="Calibri"/>
-                <w:b w:val="0"/>
-                <w:i w:val="0"/>
-                <w:color w:val="FFFFFF"/>
-                <w:sz w:val="14"/>
-              </w:rPr>
-              <w:t>Material</w:t>
-            </w:r>
-          </w:p>
-        </w:tc>
-        <w:tc>
-          <w:tcPr>
-            <w:shd w:val="clear" w:color="auto" w:fill="2B547E"/>
-            <w:vAlign w:val="center"/>
-            <w:tcW w:type="dxa" w:w="1940"/>
-          </w:tcPr>
-          <w:p>
-            <w:pPr>
-              <w:spacing w:before="20" w:after="20"/>
-              <w:jc w:val="center"/>
-            </w:pPr>
-            <w:r/>
-            <w:r>
-              <w:rPr>
-                <w:rFonts w:ascii="Calibri" w:hAnsi="Calibri"/>
-                <w:b/>
-                <w:i w:val="0"/>
-                <w:color w:val="FFFFFF"/>
-                <w:sz w:val="18"/>
-              </w:rPr>
-              <w:t>Серија / мостра</w:t>
-            </w:r>
-            <w:r>
-              <w:rPr>
-                <w:rFonts w:ascii="Calibri" w:hAnsi="Calibri"/>
-                <w:b w:val="0"/>
-                <w:i w:val="0"/>
-                <w:color w:val="FFFFFF"/>
-                <w:sz w:val="14"/>
-              </w:rPr>
-              <w:t xml:space="preserve"> | </w:t>
-            </w:r>
-            <w:r>
-              <w:rPr>
-                <w:rFonts w:ascii="Calibri" w:hAnsi="Calibri"/>
-                <w:b w:val="0"/>
-                <w:i w:val="0"/>
-                <w:color w:val="FFFFFF"/>
-                <w:sz w:val="14"/>
-              </w:rPr>
-              <w:t>Batch / sample</w:t>
-            </w:r>
-          </w:p>
-        </w:tc>
-        <w:tc>
-          <w:tcPr>
-            <w:shd w:val="clear" w:color="auto" w:fill="2B547E"/>
-            <w:vAlign w:val="center"/>
-            <w:tcW w:type="dxa" w:w="2507"/>
-          </w:tcPr>
-          <w:p>
-            <w:pPr>
-              <w:spacing w:before="20" w:after="20"/>
-              <w:jc w:val="center"/>
-            </w:pPr>
-            <w:r/>
-            <w:r>
-              <w:rPr>
-                <w:rFonts w:ascii="Calibri" w:hAnsi="Calibri"/>
-                <w:b/>
-                <w:i w:val="0"/>
-                <w:color w:val="FFFFFF"/>
-                <w:sz w:val="18"/>
-              </w:rPr>
-              <w:t>Испратена нето маса (g)</w:t>
-            </w:r>
-            <w:r>
-              <w:rPr>
-                <w:rFonts w:ascii="Calibri" w:hAnsi="Calibri"/>
-                <w:b w:val="0"/>
-                <w:i w:val="0"/>
-                <w:color w:val="FFFFFF"/>
-                <w:sz w:val="14"/>
-              </w:rPr>
-              <w:t xml:space="preserve"> | </w:t>
-            </w:r>
-            <w:r>
-              <w:rPr>
-                <w:rFonts w:ascii="Calibri" w:hAnsi="Calibri"/>
-                <w:b w:val="0"/>
-                <w:i w:val="0"/>
-                <w:color w:val="FFFFFF"/>
-                <w:sz w:val="14"/>
-              </w:rPr>
-              <w:t>Net mass dispatched (g)</w:t>
-            </w:r>
-          </w:p>
-        </w:tc>
-        <w:tc>
-          <w:tcPr>
-            <w:shd w:val="clear" w:color="auto" w:fill="2B547E"/>
-            <w:vAlign w:val="center"/>
-            <w:tcW w:type="dxa" w:w="2258"/>
-          </w:tcPr>
-          <w:p>
-            <w:pPr>
-              <w:spacing w:before="20" w:after="20"/>
-              <w:jc w:val="center"/>
-            </w:pPr>
-            <w:r/>
-            <w:r>
-              <w:rPr>
-                <w:rFonts w:ascii="Calibri" w:hAnsi="Calibri"/>
-                <w:b/>
-                <w:i w:val="0"/>
-                <w:color w:val="FFFFFF"/>
-                <w:sz w:val="18"/>
-              </w:rPr>
-              <w:t>Примена маса (g)</w:t>
-            </w:r>
-            <w:r>
-              <w:rPr>
-                <w:rFonts w:ascii="Calibri" w:hAnsi="Calibri"/>
-                <w:b w:val="0"/>
-                <w:i w:val="0"/>
-                <w:color w:val="FFFFFF"/>
-                <w:sz w:val="14"/>
-              </w:rPr>
-              <w:t xml:space="preserve"> | </w:t>
-            </w:r>
-            <w:r>
-              <w:rPr>
-                <w:rFonts w:ascii="Calibri" w:hAnsi="Calibri"/>
-                <w:b w:val="0"/>
-                <w:i w:val="0"/>
-                <w:color w:val="FFFFFF"/>
-                <w:sz w:val="14"/>
-              </w:rPr>
-              <w:t>Mass received (g)</w:t>
-            </w:r>
-          </w:p>
-        </w:tc>
-      </w:tr>
-      <w:tr>
-        <w:tc>
-          <w:tcPr>
-            <w:shd w:val="clear" w:color="auto" w:fill="F2F2F2"/>
-            <w:vAlign w:val="center"/>
-            <w:tcW w:type="dxa" w:w="1653"/>
-          </w:tcPr>
-          <w:p>
-            <w:pPr>
-              <w:spacing w:before="20" w:after="20"/>
-              <w:jc w:val="center"/>
-            </w:pPr>
-            <w:r/>
-            <w:r>
-              <w:rPr>
-                <w:rFonts w:ascii="Calibri" w:hAnsi="Calibri"/>
-                <w:b w:val="0"/>
-                <w:i w:val="0"/>
-                <w:color w:val="000000"/>
-                <w:sz w:val="18"/>
-              </w:rPr>
-              <w:t>1</w:t>
-            </w:r>
-          </w:p>
-        </w:tc>
-        <w:tc>
-          <w:tcPr>
-            <w:vAlign w:val="center"/>
-            <w:tcW w:type="dxa" w:w="2106"/>
-          </w:tcPr>
-          <w:p>
-            <w:pPr>
-              <w:spacing w:before="20" w:after="20"/>
-              <w:jc w:val="center"/>
-            </w:pPr>
-            <w:r/>
-          </w:p>
-        </w:tc>
-        <w:tc>
-          <w:tcPr>
-            <w:vAlign w:val="center"/>
-            <w:tcW w:type="dxa" w:w="1940"/>
-          </w:tcPr>
-          <w:p>
-            <w:pPr>
-              <w:spacing w:before="20" w:after="20"/>
-              <w:jc w:val="center"/>
-            </w:pPr>
-            <w:r/>
-          </w:p>
-        </w:tc>
-        <w:tc>
-          <w:tcPr>
-            <w:vAlign w:val="center"/>
-            <w:tcW w:type="dxa" w:w="2507"/>
-          </w:tcPr>
-          <w:p>
-            <w:pPr>
-              <w:spacing w:before="20" w:after="20"/>
-              <w:jc w:val="center"/>
-            </w:pPr>
-            <w:r/>
-          </w:p>
-        </w:tc>
-        <w:tc>
-          <w:tcPr>
-            <w:vAlign w:val="center"/>
-            <w:tcW w:type="dxa" w:w="2258"/>
-          </w:tcPr>
-          <w:p>
-            <w:pPr>
-              <w:spacing w:before="20" w:after="20"/>
-              <w:jc w:val="center"/>
-            </w:pPr>
-            <w:r/>
-          </w:p>
-        </w:tc>
-      </w:tr>
-      <w:tr>
-        <w:tc>
-          <w:tcPr>
-            <w:shd w:val="clear" w:color="auto" w:fill="F2F2F2"/>
-            <w:vAlign w:val="center"/>
-            <w:tcW w:type="dxa" w:w="1653"/>
-          </w:tcPr>
-          <w:p>
-            <w:pPr>
-              <w:spacing w:before="20" w:after="20"/>
-              <w:jc w:val="center"/>
-            </w:pPr>
-            <w:r/>
-            <w:r>
-              <w:rPr>
-                <w:rFonts w:ascii="Calibri" w:hAnsi="Calibri"/>
-                <w:b w:val="0"/>
-                <w:i w:val="0"/>
-                <w:color w:val="000000"/>
-                <w:sz w:val="18"/>
-              </w:rPr>
-              <w:t>2</w:t>
-            </w:r>
-          </w:p>
-        </w:tc>
-        <w:tc>
-          <w:tcPr>
-            <w:shd w:val="clear" w:color="auto" w:fill="F7FAFC"/>
-            <w:vAlign w:val="center"/>
-            <w:tcW w:type="dxa" w:w="2106"/>
-          </w:tcPr>
-          <w:p>
-            <w:pPr>
-              <w:spacing w:before="20" w:after="20"/>
-              <w:jc w:val="center"/>
-            </w:pPr>
-            <w:r/>
-          </w:p>
-        </w:tc>
-        <w:tc>
-          <w:tcPr>
-            <w:shd w:val="clear" w:color="auto" w:fill="F7FAFC"/>
-            <w:vAlign w:val="center"/>
-            <w:tcW w:type="dxa" w:w="1940"/>
-          </w:tcPr>
-          <w:p>
-            <w:pPr>
-              <w:spacing w:before="20" w:after="20"/>
-              <w:jc w:val="center"/>
-            </w:pPr>
-            <w:r/>
-          </w:p>
-        </w:tc>
-        <w:tc>
-          <w:tcPr>
-            <w:shd w:val="clear" w:color="auto" w:fill="F7FAFC"/>
-            <w:vAlign w:val="center"/>
-            <w:tcW w:type="dxa" w:w="2507"/>
-          </w:tcPr>
-          <w:p>
-            <w:pPr>
-              <w:spacing w:before="20" w:after="20"/>
-              <w:jc w:val="center"/>
-            </w:pPr>
-            <w:r/>
-          </w:p>
-        </w:tc>
-        <w:tc>
-          <w:tcPr>
-            <w:shd w:val="clear" w:color="auto" w:fill="F7FAFC"/>
-            <w:vAlign w:val="center"/>
-            <w:tcW w:type="dxa" w:w="2258"/>
-          </w:tcPr>
-          <w:p>
-            <w:pPr>
-              <w:spacing w:before="20" w:after="20"/>
-              <w:jc w:val="center"/>
-            </w:pPr>
-            <w:r/>
-          </w:p>
-        </w:tc>
-      </w:tr>
-      <w:tr>
-        <w:tc>
-          <w:tcPr>
-            <w:shd w:val="clear" w:color="auto" w:fill="F2F2F2"/>
-            <w:vAlign w:val="center"/>
-            <w:tcW w:type="dxa" w:w="1653"/>
-          </w:tcPr>
-          <w:p>
-            <w:pPr>
-              <w:spacing w:before="20" w:after="20"/>
-              <w:jc w:val="center"/>
-            </w:pPr>
-            <w:r/>
-            <w:r>
-              <w:rPr>
-                <w:rFonts w:ascii="Calibri" w:hAnsi="Calibri"/>
-                <w:b w:val="0"/>
-                <w:i w:val="0"/>
-                <w:color w:val="000000"/>
-                <w:sz w:val="18"/>
-              </w:rPr>
-              <w:t>3</w:t>
-            </w:r>
-          </w:p>
-        </w:tc>
-        <w:tc>
-          <w:tcPr>
-            <w:vAlign w:val="center"/>
-            <w:tcW w:type="dxa" w:w="2106"/>
-          </w:tcPr>
-          <w:p>
-            <w:pPr>
-              <w:spacing w:before="20" w:after="20"/>
-              <w:jc w:val="center"/>
-            </w:pPr>
-            <w:r/>
-          </w:p>
-        </w:tc>
-        <w:tc>
-          <w:tcPr>
-            <w:vAlign w:val="center"/>
-            <w:tcW w:type="dxa" w:w="1940"/>
-          </w:tcPr>
-          <w:p>
-            <w:pPr>
-              <w:spacing w:before="20" w:after="20"/>
-              <w:jc w:val="center"/>
-            </w:pPr>
-            <w:r/>
-          </w:p>
-        </w:tc>
-        <w:tc>
-          <w:tcPr>
-            <w:vAlign w:val="center"/>
-            <w:tcW w:type="dxa" w:w="2507"/>
-          </w:tcPr>
-          <w:p>
-            <w:pPr>
-              <w:spacing w:before="20" w:after="20"/>
-              <w:jc w:val="center"/>
-            </w:pPr>
-            <w:r/>
-          </w:p>
-        </w:tc>
-        <w:tc>
-          <w:tcPr>
-            <w:vAlign w:val="center"/>
-            <w:tcW w:type="dxa" w:w="2258"/>
-          </w:tcPr>
-          <w:p>
-            <w:pPr>
-              <w:spacing w:before="20" w:after="20"/>
-              <w:jc w:val="center"/>
-            </w:pPr>
-            <w:r/>
-          </w:p>
-        </w:tc>
-      </w:tr>
-      <w:tr>
-        <w:tc>
-          <w:tcPr>
-            <w:shd w:val="clear" w:color="auto" w:fill="F2F2F2"/>
-            <w:vAlign w:val="center"/>
-            <w:tcW w:type="dxa" w:w="1653"/>
-          </w:tcPr>
-          <w:p>
-            <w:pPr>
-              <w:spacing w:before="20" w:after="20"/>
-              <w:jc w:val="center"/>
-            </w:pPr>
-            <w:r/>
-            <w:r>
-              <w:rPr>
-                <w:rFonts w:ascii="Calibri" w:hAnsi="Calibri"/>
-                <w:b w:val="0"/>
-                <w:i w:val="0"/>
-                <w:color w:val="000000"/>
-                <w:sz w:val="18"/>
-              </w:rPr>
-              <w:t>Вкупно</w:t>
-            </w:r>
-            <w:r>
-              <w:rPr>
-                <w:rFonts w:ascii="Calibri" w:hAnsi="Calibri"/>
-                <w:b w:val="0"/>
-                <w:i w:val="0"/>
-                <w:color w:val="000000"/>
-                <w:sz w:val="14"/>
-              </w:rPr>
-              <w:t xml:space="preserve"> | </w:t>
-            </w:r>
-            <w:r>
-              <w:rPr>
-                <w:rFonts w:ascii="Calibri" w:hAnsi="Calibri"/>
-                <w:b w:val="0"/>
-                <w:i/>
-                <w:color w:val="000000"/>
-                <w:sz w:val="14"/>
-              </w:rPr>
-              <w:t>Total</w:t>
-            </w:r>
-          </w:p>
-        </w:tc>
-        <w:tc>
-          <w:tcPr>
-            <w:shd w:val="clear" w:color="auto" w:fill="F7FAFC"/>
-            <w:vAlign w:val="center"/>
-            <w:tcW w:type="dxa" w:w="2106"/>
-          </w:tcPr>
-          <w:p>
-            <w:pPr>
-              <w:spacing w:before="20" w:after="20"/>
-              <w:jc w:val="center"/>
-            </w:pPr>
-            <w:r/>
-          </w:p>
-        </w:tc>
-        <w:tc>
-          <w:tcPr>
-            <w:shd w:val="clear" w:color="auto" w:fill="F7FAFC"/>
-            <w:vAlign w:val="center"/>
-            <w:tcW w:type="dxa" w:w="1940"/>
-          </w:tcPr>
-          <w:p>
-            <w:pPr>
-              <w:spacing w:before="20" w:after="20"/>
-              <w:jc w:val="center"/>
-            </w:pPr>
-            <w:r/>
-          </w:p>
-        </w:tc>
-        <w:tc>
-          <w:tcPr>
-            <w:shd w:val="clear" w:color="auto" w:fill="F7FAFC"/>
-            <w:vAlign w:val="center"/>
-            <w:tcW w:type="dxa" w:w="2507"/>
-          </w:tcPr>
-          <w:p>
-            <w:pPr>
-              <w:spacing w:before="20" w:after="20"/>
-              <w:jc w:val="center"/>
-            </w:pPr>
-            <w:r/>
-          </w:p>
-        </w:tc>
-        <w:tc>
-          <w:tcPr>
-            <w:shd w:val="clear" w:color="auto" w:fill="F7FAFC"/>
-            <w:vAlign w:val="center"/>
-            <w:tcW w:type="dxa" w:w="2258"/>
           </w:tcPr>
           <w:p>
             <w:pPr>
@@ -1536,7 +550,7 @@
                 <w:color w:val="FFFFFF"/>
                 <w:sz w:val="22"/>
               </w:rPr>
-              <w:t>3 Изјава</w:t>
+              <w:t>2 Преглед</w:t>
             </w:r>
             <w:r>
               <w:rPr>
@@ -1556,48 +570,2754 @@
                 <w:color w:val="FFFFFF"/>
                 <w:sz w:val="18"/>
               </w:rPr>
-              <w:t>Statement</w:t>
+              <w:t>Review</w:t>
             </w:r>
           </w:p>
         </w:tc>
       </w:tr>
     </w:tbl>
-    <w:p>
-      <w:pPr>
-        <w:spacing w:before="0" w:after="0" w:line="250" w:lineRule="auto"/>
-        <w:jc w:val="both"/>
-      </w:pPr>
-      <w:r>
-        <w:rPr>
-          <w:rFonts w:ascii="Calibri" w:hAnsi="Calibri"/>
-          <w:b w:val="0"/>
-          <w:i w:val="0"/>
-          <w:color w:val="000000"/>
-          <w:sz w:val="22"/>
-        </w:rPr>
-        <w:t>Со ова потврдуваме дека транспортот наведен погоре е извршен на наведениот датум, по пријавената рута, и дека пратката е предадена на примачот според приложениот ланец на надзор.</w:t>
-      </w:r>
-      <w:r>
-        <w:rPr>
-          <w:rFonts w:ascii="Calibri" w:hAnsi="Calibri"/>
-          <w:b w:val="0"/>
-          <w:i w:val="0"/>
-          <w:color w:val="595959"/>
-          <w:sz w:val="16"/>
-        </w:rPr>
-        <w:t xml:space="preserve">  |  </w:t>
-      </w:r>
-      <w:r>
-        <w:rPr>
-          <w:rFonts w:ascii="Calibri" w:hAnsi="Calibri"/>
-          <w:b w:val="0"/>
-          <w:i/>
-          <w:color w:val="595959"/>
-          <w:sz w:val="16"/>
-        </w:rPr>
-        <w:t>We hereby confirm that the transport stated above was executed on the stated date, on the notified route, and that the consignment was handed over to the consignee according to the attached chain of custody.</w:t>
-      </w:r>
-    </w:p>
+    <w:tbl>
+      <w:tblPr>
+        <w:tblLook w:firstColumn="1" w:firstRow="1" w:lastColumn="0" w:lastRow="0" w:noHBand="0" w:noVBand="1" w:val="04A0"/>
+        <w:tblLayout w:type="fixed"/>
+        <w:tblW w:type="dxa" w:w="10466"/>
+        <w:tblInd w:type="dxa" w:w="0"/>
+        <w:jc w:val="center"/>
+        <w:tblBorders>
+          <w:top w:val="single" w:sz="4" w:space="0" w:color="2B547E"/>
+          <w:left w:val="single" w:sz="4" w:space="0" w:color="2B547E"/>
+          <w:bottom w:val="single" w:sz="4" w:space="0" w:color="2B547E"/>
+          <w:right w:val="single" w:sz="4" w:space="0" w:color="2B547E"/>
+          <w:insideH w:val="single" w:sz="4" w:space="0" w:color="2B547E"/>
+          <w:insideV w:val="single" w:sz="4" w:space="0" w:color="2B547E"/>
+        </w:tblBorders>
+      </w:tblPr>
+      <w:tblGrid>
+        <w:gridCol w:w="510"/>
+        <w:gridCol w:w="3737"/>
+        <w:gridCol w:w="1005"/>
+        <w:gridCol w:w="923"/>
+        <w:gridCol w:w="553"/>
+        <w:gridCol w:w="3737"/>
+      </w:tblGrid>
+      <w:tr>
+        <w:trPr>
+          <w:tblHeader w:val="true"/>
+        </w:trPr>
+        <w:tc>
+          <w:tcPr>
+            <w:shd w:val="clear" w:color="auto" w:fill="2B547E"/>
+            <w:vAlign w:val="center"/>
+            <w:tcW w:type="dxa" w:w="510"/>
+          </w:tcPr>
+          <w:p>
+            <w:pPr>
+              <w:spacing w:before="20" w:after="20"/>
+              <w:jc w:val="center"/>
+            </w:pPr>
+            <w:r/>
+            <w:r>
+              <w:rPr>
+                <w:rFonts w:ascii="Calibri" w:hAnsi="Calibri"/>
+                <w:b/>
+                <w:i w:val="0"/>
+                <w:color w:val="FFFFFF"/>
+                <w:sz w:val="18"/>
+              </w:rPr>
+              <w:t>№</w:t>
+            </w:r>
+          </w:p>
+        </w:tc>
+        <w:tc>
+          <w:tcPr>
+            <w:shd w:val="clear" w:color="auto" w:fill="2B547E"/>
+            <w:vAlign w:val="center"/>
+            <w:tcW w:type="dxa" w:w="3737"/>
+          </w:tcPr>
+          <w:p>
+            <w:pPr>
+              <w:spacing w:before="20" w:after="20"/>
+              <w:jc w:val="center"/>
+            </w:pPr>
+            <w:r/>
+            <w:r>
+              <w:rPr>
+                <w:rFonts w:ascii="Calibri" w:hAnsi="Calibri"/>
+                <w:b/>
+                <w:i w:val="0"/>
+                <w:color w:val="FFFFFF"/>
+                <w:sz w:val="18"/>
+              </w:rPr>
+              <w:t>Ставка</w:t>
+            </w:r>
+            <w:r>
+              <w:rPr>
+                <w:rFonts w:ascii="Calibri" w:hAnsi="Calibri"/>
+                <w:b w:val="0"/>
+                <w:i w:val="0"/>
+                <w:color w:val="FFFFFF"/>
+                <w:sz w:val="14"/>
+              </w:rPr>
+              <w:t xml:space="preserve"> | </w:t>
+            </w:r>
+            <w:r>
+              <w:rPr>
+                <w:rFonts w:ascii="Calibri" w:hAnsi="Calibri"/>
+                <w:b w:val="0"/>
+                <w:i w:val="0"/>
+                <w:color w:val="FFFFFF"/>
+                <w:sz w:val="14"/>
+              </w:rPr>
+              <w:t>Item</w:t>
+            </w:r>
+          </w:p>
+        </w:tc>
+        <w:tc>
+          <w:tcPr>
+            <w:shd w:val="clear" w:color="auto" w:fill="2B547E"/>
+            <w:vAlign w:val="center"/>
+            <w:tcW w:type="dxa" w:w="1005"/>
+          </w:tcPr>
+          <w:p>
+            <w:pPr>
+              <w:spacing w:before="20" w:after="20"/>
+              <w:jc w:val="center"/>
+            </w:pPr>
+            <w:r/>
+            <w:r>
+              <w:rPr>
+                <w:rFonts w:ascii="Calibri" w:hAnsi="Calibri"/>
+                <w:b/>
+                <w:i w:val="0"/>
+                <w:color w:val="FFFFFF"/>
+                <w:sz w:val="18"/>
+              </w:rPr>
+              <w:t>Да</w:t>
+            </w:r>
+            <w:r>
+              <w:rPr>
+                <w:rFonts w:ascii="Calibri" w:hAnsi="Calibri"/>
+                <w:b w:val="0"/>
+                <w:i w:val="0"/>
+                <w:color w:val="FFFFFF"/>
+                <w:sz w:val="14"/>
+              </w:rPr>
+              <w:t xml:space="preserve"> | </w:t>
+            </w:r>
+            <w:r>
+              <w:rPr>
+                <w:rFonts w:ascii="Calibri" w:hAnsi="Calibri"/>
+                <w:b w:val="0"/>
+                <w:i w:val="0"/>
+                <w:color w:val="FFFFFF"/>
+                <w:sz w:val="14"/>
+              </w:rPr>
+              <w:t>Yes</w:t>
+            </w:r>
+          </w:p>
+        </w:tc>
+        <w:tc>
+          <w:tcPr>
+            <w:shd w:val="clear" w:color="auto" w:fill="2B547E"/>
+            <w:vAlign w:val="center"/>
+            <w:tcW w:type="dxa" w:w="923"/>
+          </w:tcPr>
+          <w:p>
+            <w:pPr>
+              <w:spacing w:before="20" w:after="20"/>
+              <w:jc w:val="center"/>
+            </w:pPr>
+            <w:r/>
+            <w:r>
+              <w:rPr>
+                <w:rFonts w:ascii="Calibri" w:hAnsi="Calibri"/>
+                <w:b/>
+                <w:i w:val="0"/>
+                <w:color w:val="FFFFFF"/>
+                <w:sz w:val="18"/>
+              </w:rPr>
+              <w:t>Не</w:t>
+            </w:r>
+            <w:r>
+              <w:rPr>
+                <w:rFonts w:ascii="Calibri" w:hAnsi="Calibri"/>
+                <w:b w:val="0"/>
+                <w:i w:val="0"/>
+                <w:color w:val="FFFFFF"/>
+                <w:sz w:val="14"/>
+              </w:rPr>
+              <w:t xml:space="preserve"> | </w:t>
+            </w:r>
+            <w:r>
+              <w:rPr>
+                <w:rFonts w:ascii="Calibri" w:hAnsi="Calibri"/>
+                <w:b w:val="0"/>
+                <w:i w:val="0"/>
+                <w:color w:val="FFFFFF"/>
+                <w:sz w:val="14"/>
+              </w:rPr>
+              <w:t>No</w:t>
+            </w:r>
+          </w:p>
+        </w:tc>
+        <w:tc>
+          <w:tcPr>
+            <w:shd w:val="clear" w:color="auto" w:fill="2B547E"/>
+            <w:vAlign w:val="center"/>
+            <w:tcW w:type="dxa" w:w="553"/>
+          </w:tcPr>
+          <w:p>
+            <w:pPr>
+              <w:spacing w:before="20" w:after="20"/>
+              <w:jc w:val="center"/>
+            </w:pPr>
+            <w:r/>
+            <w:r>
+              <w:rPr>
+                <w:rFonts w:ascii="Calibri" w:hAnsi="Calibri"/>
+                <w:b/>
+                <w:i w:val="0"/>
+                <w:color w:val="FFFFFF"/>
+                <w:sz w:val="18"/>
+              </w:rPr>
+              <w:t>N/A</w:t>
+            </w:r>
+          </w:p>
+        </w:tc>
+        <w:tc>
+          <w:tcPr>
+            <w:shd w:val="clear" w:color="auto" w:fill="2B547E"/>
+            <w:vAlign w:val="center"/>
+            <w:tcW w:type="dxa" w:w="3737"/>
+          </w:tcPr>
+          <w:p>
+            <w:pPr>
+              <w:spacing w:before="20" w:after="20"/>
+              <w:jc w:val="center"/>
+            </w:pPr>
+            <w:r/>
+            <w:r>
+              <w:rPr>
+                <w:rFonts w:ascii="Calibri" w:hAnsi="Calibri"/>
+                <w:b/>
+                <w:i w:val="0"/>
+                <w:color w:val="FFFFFF"/>
+                <w:sz w:val="18"/>
+              </w:rPr>
+              <w:t>Забелешка / отстапување бр.</w:t>
+            </w:r>
+            <w:r>
+              <w:rPr>
+                <w:rFonts w:ascii="Calibri" w:hAnsi="Calibri"/>
+                <w:b w:val="0"/>
+                <w:i w:val="0"/>
+                <w:color w:val="FFFFFF"/>
+                <w:sz w:val="14"/>
+              </w:rPr>
+              <w:t xml:space="preserve"> | </w:t>
+            </w:r>
+            <w:r>
+              <w:rPr>
+                <w:rFonts w:ascii="Calibri" w:hAnsi="Calibri"/>
+                <w:b w:val="0"/>
+                <w:i w:val="0"/>
+                <w:color w:val="FFFFFF"/>
+                <w:sz w:val="14"/>
+              </w:rPr>
+              <w:t>Remark / deviation No.</w:t>
+            </w:r>
+          </w:p>
+        </w:tc>
+      </w:tr>
+      <w:tr>
+        <w:tc>
+          <w:tcPr>
+            <w:shd w:val="clear" w:color="auto" w:fill="F2F2F2"/>
+            <w:vAlign w:val="center"/>
+            <w:tcW w:type="dxa" w:w="510"/>
+          </w:tcPr>
+          <w:p>
+            <w:pPr>
+              <w:spacing w:before="20" w:after="20"/>
+              <w:jc w:val="center"/>
+            </w:pPr>
+            <w:r/>
+            <w:r>
+              <w:rPr>
+                <w:rFonts w:ascii="Calibri" w:hAnsi="Calibri"/>
+                <w:b w:val="0"/>
+                <w:i w:val="0"/>
+                <w:color w:val="000000"/>
+                <w:sz w:val="18"/>
+              </w:rPr>
+              <w:t>1</w:t>
+            </w:r>
+          </w:p>
+        </w:tc>
+        <w:tc>
+          <w:tcPr>
+            <w:vAlign w:val="center"/>
+            <w:tcW w:type="dxa" w:w="3737"/>
+          </w:tcPr>
+          <w:p>
+            <w:pPr>
+              <w:spacing w:before="20" w:after="20"/>
+              <w:jc w:val="center"/>
+            </w:pPr>
+            <w:r/>
+            <w:r>
+              <w:rPr>
+                <w:rFonts w:ascii="Calibri" w:hAnsi="Calibri"/>
+                <w:b w:val="0"/>
+                <w:i w:val="0"/>
+                <w:color w:val="000000"/>
+                <w:sz w:val="18"/>
+              </w:rPr>
+              <w:t>TRA одобрен пред известувањата</w:t>
+            </w:r>
+            <w:r>
+              <w:rPr>
+                <w:rFonts w:ascii="Calibri" w:hAnsi="Calibri"/>
+                <w:b w:val="0"/>
+                <w:i w:val="0"/>
+                <w:color w:val="000000"/>
+                <w:sz w:val="14"/>
+              </w:rPr>
+              <w:t xml:space="preserve"> | </w:t>
+            </w:r>
+            <w:r>
+              <w:rPr>
+                <w:rFonts w:ascii="Calibri" w:hAnsi="Calibri"/>
+                <w:b w:val="0"/>
+                <w:i/>
+                <w:color w:val="000000"/>
+                <w:sz w:val="14"/>
+              </w:rPr>
+              <w:t>TRA approved before notifications</w:t>
+            </w:r>
+          </w:p>
+        </w:tc>
+        <w:tc>
+          <w:tcPr>
+            <w:vAlign w:val="center"/>
+            <w:tcW w:type="dxa" w:w="1005"/>
+          </w:tcPr>
+          <w:p>
+            <w:pPr>
+              <w:spacing w:before="20" w:after="20"/>
+              <w:jc w:val="center"/>
+            </w:pPr>
+            <w:r/>
+          </w:p>
+        </w:tc>
+        <w:tc>
+          <w:tcPr>
+            <w:vAlign w:val="center"/>
+            <w:tcW w:type="dxa" w:w="923"/>
+          </w:tcPr>
+          <w:p>
+            <w:pPr>
+              <w:spacing w:before="20" w:after="20"/>
+              <w:jc w:val="center"/>
+            </w:pPr>
+            <w:r/>
+          </w:p>
+        </w:tc>
+        <w:tc>
+          <w:tcPr>
+            <w:vAlign w:val="center"/>
+            <w:tcW w:type="dxa" w:w="553"/>
+          </w:tcPr>
+          <w:p>
+            <w:pPr>
+              <w:spacing w:before="20" w:after="20"/>
+              <w:jc w:val="center"/>
+            </w:pPr>
+            <w:r/>
+          </w:p>
+        </w:tc>
+        <w:tc>
+          <w:tcPr>
+            <w:vAlign w:val="center"/>
+            <w:tcW w:type="dxa" w:w="3737"/>
+          </w:tcPr>
+          <w:p>
+            <w:pPr>
+              <w:spacing w:before="20" w:after="20"/>
+              <w:jc w:val="center"/>
+            </w:pPr>
+            <w:r/>
+          </w:p>
+        </w:tc>
+      </w:tr>
+      <w:tr>
+        <w:tc>
+          <w:tcPr>
+            <w:shd w:val="clear" w:color="auto" w:fill="F2F2F2"/>
+            <w:vAlign w:val="center"/>
+            <w:tcW w:type="dxa" w:w="510"/>
+          </w:tcPr>
+          <w:p>
+            <w:pPr>
+              <w:spacing w:before="20" w:after="20"/>
+              <w:jc w:val="center"/>
+            </w:pPr>
+            <w:r/>
+            <w:r>
+              <w:rPr>
+                <w:rFonts w:ascii="Calibri" w:hAnsi="Calibri"/>
+                <w:b w:val="0"/>
+                <w:i w:val="0"/>
+                <w:color w:val="000000"/>
+                <w:sz w:val="18"/>
+              </w:rPr>
+              <w:t>2</w:t>
+            </w:r>
+          </w:p>
+        </w:tc>
+        <w:tc>
+          <w:tcPr>
+            <w:shd w:val="clear" w:color="auto" w:fill="F7FAFC"/>
+            <w:vAlign w:val="center"/>
+            <w:tcW w:type="dxa" w:w="3737"/>
+          </w:tcPr>
+          <w:p>
+            <w:pPr>
+              <w:spacing w:before="20" w:after="20"/>
+              <w:jc w:val="center"/>
+            </w:pPr>
+            <w:r/>
+            <w:r>
+              <w:rPr>
+                <w:rFonts w:ascii="Calibri" w:hAnsi="Calibri"/>
+                <w:b w:val="0"/>
+                <w:i w:val="0"/>
+                <w:color w:val="000000"/>
+                <w:sz w:val="18"/>
+              </w:rPr>
+              <w:t>Потврда од МВР на досие, добиена пред отпремата</w:t>
+            </w:r>
+            <w:r>
+              <w:rPr>
+                <w:rFonts w:ascii="Calibri" w:hAnsi="Calibri"/>
+                <w:b w:val="0"/>
+                <w:i w:val="0"/>
+                <w:color w:val="000000"/>
+                <w:sz w:val="14"/>
+              </w:rPr>
+              <w:t xml:space="preserve"> | </w:t>
+            </w:r>
+            <w:r>
+              <w:rPr>
+                <w:rFonts w:ascii="Calibri" w:hAnsi="Calibri"/>
+                <w:b w:val="0"/>
+                <w:i/>
+                <w:color w:val="000000"/>
+                <w:sz w:val="14"/>
+              </w:rPr>
+              <w:t>MoIA confirmation on file, received before dispatch</w:t>
+            </w:r>
+          </w:p>
+        </w:tc>
+        <w:tc>
+          <w:tcPr>
+            <w:shd w:val="clear" w:color="auto" w:fill="F7FAFC"/>
+            <w:vAlign w:val="center"/>
+            <w:tcW w:type="dxa" w:w="1005"/>
+          </w:tcPr>
+          <w:p>
+            <w:pPr>
+              <w:spacing w:before="20" w:after="20"/>
+              <w:jc w:val="center"/>
+            </w:pPr>
+            <w:r/>
+          </w:p>
+        </w:tc>
+        <w:tc>
+          <w:tcPr>
+            <w:shd w:val="clear" w:color="auto" w:fill="F7FAFC"/>
+            <w:vAlign w:val="center"/>
+            <w:tcW w:type="dxa" w:w="923"/>
+          </w:tcPr>
+          <w:p>
+            <w:pPr>
+              <w:spacing w:before="20" w:after="20"/>
+              <w:jc w:val="center"/>
+            </w:pPr>
+            <w:r/>
+          </w:p>
+        </w:tc>
+        <w:tc>
+          <w:tcPr>
+            <w:shd w:val="clear" w:color="auto" w:fill="F7FAFC"/>
+            <w:vAlign w:val="center"/>
+            <w:tcW w:type="dxa" w:w="553"/>
+          </w:tcPr>
+          <w:p>
+            <w:pPr>
+              <w:spacing w:before="20" w:after="20"/>
+              <w:jc w:val="center"/>
+            </w:pPr>
+            <w:r/>
+          </w:p>
+        </w:tc>
+        <w:tc>
+          <w:tcPr>
+            <w:shd w:val="clear" w:color="auto" w:fill="F7FAFC"/>
+            <w:vAlign w:val="center"/>
+            <w:tcW w:type="dxa" w:w="3737"/>
+          </w:tcPr>
+          <w:p>
+            <w:pPr>
+              <w:spacing w:before="20" w:after="20"/>
+              <w:jc w:val="center"/>
+            </w:pPr>
+            <w:r/>
+          </w:p>
+        </w:tc>
+      </w:tr>
+      <w:tr>
+        <w:tc>
+          <w:tcPr>
+            <w:shd w:val="clear" w:color="auto" w:fill="F2F2F2"/>
+            <w:vAlign w:val="center"/>
+            <w:tcW w:type="dxa" w:w="510"/>
+          </w:tcPr>
+          <w:p>
+            <w:pPr>
+              <w:spacing w:before="20" w:after="20"/>
+              <w:jc w:val="center"/>
+            </w:pPr>
+            <w:r/>
+            <w:r>
+              <w:rPr>
+                <w:rFonts w:ascii="Calibri" w:hAnsi="Calibri"/>
+                <w:b w:val="0"/>
+                <w:i w:val="0"/>
+                <w:color w:val="000000"/>
+                <w:sz w:val="18"/>
+              </w:rPr>
+              <w:t>3</w:t>
+            </w:r>
+          </w:p>
+        </w:tc>
+        <w:tc>
+          <w:tcPr>
+            <w:vAlign w:val="center"/>
+            <w:tcW w:type="dxa" w:w="3737"/>
+          </w:tcPr>
+          <w:p>
+            <w:pPr>
+              <w:spacing w:before="20" w:after="20"/>
+              <w:jc w:val="center"/>
+            </w:pPr>
+            <w:r/>
+            <w:r>
+              <w:rPr>
+                <w:rFonts w:ascii="Calibri" w:hAnsi="Calibri"/>
+                <w:b w:val="0"/>
+                <w:i w:val="0"/>
+                <w:color w:val="000000"/>
+                <w:sz w:val="18"/>
+              </w:rPr>
+              <w:t>Потврда од обезбедувањето на досие</w:t>
+            </w:r>
+            <w:r>
+              <w:rPr>
+                <w:rFonts w:ascii="Calibri" w:hAnsi="Calibri"/>
+                <w:b w:val="0"/>
+                <w:i w:val="0"/>
+                <w:color w:val="000000"/>
+                <w:sz w:val="14"/>
+              </w:rPr>
+              <w:t xml:space="preserve"> | </w:t>
+            </w:r>
+            <w:r>
+              <w:rPr>
+                <w:rFonts w:ascii="Calibri" w:hAnsi="Calibri"/>
+                <w:b w:val="0"/>
+                <w:i/>
+                <w:color w:val="000000"/>
+                <w:sz w:val="14"/>
+              </w:rPr>
+              <w:t>Security company confirmation on file</w:t>
+            </w:r>
+          </w:p>
+        </w:tc>
+        <w:tc>
+          <w:tcPr>
+            <w:vAlign w:val="center"/>
+            <w:tcW w:type="dxa" w:w="1005"/>
+          </w:tcPr>
+          <w:p>
+            <w:pPr>
+              <w:spacing w:before="20" w:after="20"/>
+              <w:jc w:val="center"/>
+            </w:pPr>
+            <w:r/>
+          </w:p>
+        </w:tc>
+        <w:tc>
+          <w:tcPr>
+            <w:vAlign w:val="center"/>
+            <w:tcW w:type="dxa" w:w="923"/>
+          </w:tcPr>
+          <w:p>
+            <w:pPr>
+              <w:spacing w:before="20" w:after="20"/>
+              <w:jc w:val="center"/>
+            </w:pPr>
+            <w:r/>
+          </w:p>
+        </w:tc>
+        <w:tc>
+          <w:tcPr>
+            <w:vAlign w:val="center"/>
+            <w:tcW w:type="dxa" w:w="553"/>
+          </w:tcPr>
+          <w:p>
+            <w:pPr>
+              <w:spacing w:before="20" w:after="20"/>
+              <w:jc w:val="center"/>
+            </w:pPr>
+            <w:r/>
+          </w:p>
+        </w:tc>
+        <w:tc>
+          <w:tcPr>
+            <w:vAlign w:val="center"/>
+            <w:tcW w:type="dxa" w:w="3737"/>
+          </w:tcPr>
+          <w:p>
+            <w:pPr>
+              <w:spacing w:before="20" w:after="20"/>
+              <w:jc w:val="center"/>
+            </w:pPr>
+            <w:r/>
+          </w:p>
+        </w:tc>
+      </w:tr>
+      <w:tr>
+        <w:tc>
+          <w:tcPr>
+            <w:shd w:val="clear" w:color="auto" w:fill="F2F2F2"/>
+            <w:vAlign w:val="center"/>
+            <w:tcW w:type="dxa" w:w="510"/>
+          </w:tcPr>
+          <w:p>
+            <w:pPr>
+              <w:spacing w:before="20" w:after="20"/>
+              <w:jc w:val="center"/>
+            </w:pPr>
+            <w:r/>
+            <w:r>
+              <w:rPr>
+                <w:rFonts w:ascii="Calibri" w:hAnsi="Calibri"/>
+                <w:b w:val="0"/>
+                <w:i w:val="0"/>
+                <w:color w:val="000000"/>
+                <w:sz w:val="18"/>
+              </w:rPr>
+              <w:t>4</w:t>
+            </w:r>
+          </w:p>
+        </w:tc>
+        <w:tc>
+          <w:tcPr>
+            <w:shd w:val="clear" w:color="auto" w:fill="F7FAFC"/>
+            <w:vAlign w:val="center"/>
+            <w:tcW w:type="dxa" w:w="3737"/>
+          </w:tcPr>
+          <w:p>
+            <w:pPr>
+              <w:spacing w:before="20" w:after="20"/>
+              <w:jc w:val="center"/>
+            </w:pPr>
+            <w:r/>
+            <w:r>
+              <w:rPr>
+                <w:rFonts w:ascii="Calibri" w:hAnsi="Calibri"/>
+                <w:b w:val="0"/>
+                <w:i w:val="0"/>
+                <w:color w:val="000000"/>
+                <w:sz w:val="18"/>
+              </w:rPr>
+              <w:t>Чек-листа A05 (дел А и Б) комплетна</w:t>
+            </w:r>
+            <w:r>
+              <w:rPr>
+                <w:rFonts w:ascii="Calibri" w:hAnsi="Calibri"/>
+                <w:b w:val="0"/>
+                <w:i w:val="0"/>
+                <w:color w:val="000000"/>
+                <w:sz w:val="14"/>
+              </w:rPr>
+              <w:t xml:space="preserve"> | </w:t>
+            </w:r>
+            <w:r>
+              <w:rPr>
+                <w:rFonts w:ascii="Calibri" w:hAnsi="Calibri"/>
+                <w:b w:val="0"/>
+                <w:i/>
+                <w:color w:val="000000"/>
+                <w:sz w:val="14"/>
+              </w:rPr>
+              <w:t>Checklist A05 (parts A and B) complete</w:t>
+            </w:r>
+          </w:p>
+        </w:tc>
+        <w:tc>
+          <w:tcPr>
+            <w:shd w:val="clear" w:color="auto" w:fill="F7FAFC"/>
+            <w:vAlign w:val="center"/>
+            <w:tcW w:type="dxa" w:w="1005"/>
+          </w:tcPr>
+          <w:p>
+            <w:pPr>
+              <w:spacing w:before="20" w:after="20"/>
+              <w:jc w:val="center"/>
+            </w:pPr>
+            <w:r/>
+          </w:p>
+        </w:tc>
+        <w:tc>
+          <w:tcPr>
+            <w:shd w:val="clear" w:color="auto" w:fill="F7FAFC"/>
+            <w:vAlign w:val="center"/>
+            <w:tcW w:type="dxa" w:w="923"/>
+          </w:tcPr>
+          <w:p>
+            <w:pPr>
+              <w:spacing w:before="20" w:after="20"/>
+              <w:jc w:val="center"/>
+            </w:pPr>
+            <w:r/>
+          </w:p>
+        </w:tc>
+        <w:tc>
+          <w:tcPr>
+            <w:shd w:val="clear" w:color="auto" w:fill="F7FAFC"/>
+            <w:vAlign w:val="center"/>
+            <w:tcW w:type="dxa" w:w="553"/>
+          </w:tcPr>
+          <w:p>
+            <w:pPr>
+              <w:spacing w:before="20" w:after="20"/>
+              <w:jc w:val="center"/>
+            </w:pPr>
+            <w:r/>
+          </w:p>
+        </w:tc>
+        <w:tc>
+          <w:tcPr>
+            <w:shd w:val="clear" w:color="auto" w:fill="F7FAFC"/>
+            <w:vAlign w:val="center"/>
+            <w:tcW w:type="dxa" w:w="3737"/>
+          </w:tcPr>
+          <w:p>
+            <w:pPr>
+              <w:spacing w:before="20" w:after="20"/>
+              <w:jc w:val="center"/>
+            </w:pPr>
+            <w:r/>
+          </w:p>
+        </w:tc>
+      </w:tr>
+      <w:tr>
+        <w:tc>
+          <w:tcPr>
+            <w:shd w:val="clear" w:color="auto" w:fill="F2F2F2"/>
+            <w:vAlign w:val="center"/>
+            <w:tcW w:type="dxa" w:w="510"/>
+          </w:tcPr>
+          <w:p>
+            <w:pPr>
+              <w:spacing w:before="20" w:after="20"/>
+              <w:jc w:val="center"/>
+            </w:pPr>
+            <w:r/>
+            <w:r>
+              <w:rPr>
+                <w:rFonts w:ascii="Calibri" w:hAnsi="Calibri"/>
+                <w:b w:val="0"/>
+                <w:i w:val="0"/>
+                <w:color w:val="000000"/>
+                <w:sz w:val="18"/>
+              </w:rPr>
+              <w:t>5</w:t>
+            </w:r>
+          </w:p>
+        </w:tc>
+        <w:tc>
+          <w:tcPr>
+            <w:vAlign w:val="center"/>
+            <w:tcW w:type="dxa" w:w="3737"/>
+          </w:tcPr>
+          <w:p>
+            <w:pPr>
+              <w:spacing w:before="20" w:after="20"/>
+              <w:jc w:val="center"/>
+            </w:pPr>
+            <w:r/>
+            <w:r>
+              <w:rPr>
+                <w:rFonts w:ascii="Calibri" w:hAnsi="Calibri"/>
+                <w:b w:val="0"/>
+                <w:i w:val="0"/>
+                <w:color w:val="000000"/>
+                <w:sz w:val="18"/>
+              </w:rPr>
+              <w:t>Манифестот A04 комплетен, сите точки потпишани</w:t>
+            </w:r>
+            <w:r>
+              <w:rPr>
+                <w:rFonts w:ascii="Calibri" w:hAnsi="Calibri"/>
+                <w:b w:val="0"/>
+                <w:i w:val="0"/>
+                <w:color w:val="000000"/>
+                <w:sz w:val="14"/>
+              </w:rPr>
+              <w:t xml:space="preserve"> | </w:t>
+            </w:r>
+            <w:r>
+              <w:rPr>
+                <w:rFonts w:ascii="Calibri" w:hAnsi="Calibri"/>
+                <w:b w:val="0"/>
+                <w:i/>
+                <w:color w:val="000000"/>
+                <w:sz w:val="14"/>
+              </w:rPr>
+              <w:t>Manifest A04 complete, all transfers signed</w:t>
+            </w:r>
+          </w:p>
+        </w:tc>
+        <w:tc>
+          <w:tcPr>
+            <w:vAlign w:val="center"/>
+            <w:tcW w:type="dxa" w:w="1005"/>
+          </w:tcPr>
+          <w:p>
+            <w:pPr>
+              <w:spacing w:before="20" w:after="20"/>
+              <w:jc w:val="center"/>
+            </w:pPr>
+            <w:r/>
+          </w:p>
+        </w:tc>
+        <w:tc>
+          <w:tcPr>
+            <w:vAlign w:val="center"/>
+            <w:tcW w:type="dxa" w:w="923"/>
+          </w:tcPr>
+          <w:p>
+            <w:pPr>
+              <w:spacing w:before="20" w:after="20"/>
+              <w:jc w:val="center"/>
+            </w:pPr>
+            <w:r/>
+          </w:p>
+        </w:tc>
+        <w:tc>
+          <w:tcPr>
+            <w:vAlign w:val="center"/>
+            <w:tcW w:type="dxa" w:w="553"/>
+          </w:tcPr>
+          <w:p>
+            <w:pPr>
+              <w:spacing w:before="20" w:after="20"/>
+              <w:jc w:val="center"/>
+            </w:pPr>
+            <w:r/>
+          </w:p>
+        </w:tc>
+        <w:tc>
+          <w:tcPr>
+            <w:vAlign w:val="center"/>
+            <w:tcW w:type="dxa" w:w="3737"/>
+          </w:tcPr>
+          <w:p>
+            <w:pPr>
+              <w:spacing w:before="20" w:after="20"/>
+              <w:jc w:val="center"/>
+            </w:pPr>
+            <w:r/>
+          </w:p>
+        </w:tc>
+      </w:tr>
+      <w:tr>
+        <w:tc>
+          <w:tcPr>
+            <w:shd w:val="clear" w:color="auto" w:fill="F2F2F2"/>
+            <w:vAlign w:val="center"/>
+            <w:tcW w:type="dxa" w:w="510"/>
+          </w:tcPr>
+          <w:p>
+            <w:pPr>
+              <w:spacing w:before="20" w:after="20"/>
+              <w:jc w:val="center"/>
+            </w:pPr>
+            <w:r/>
+            <w:r>
+              <w:rPr>
+                <w:rFonts w:ascii="Calibri" w:hAnsi="Calibri"/>
+                <w:b w:val="0"/>
+                <w:i w:val="0"/>
+                <w:color w:val="000000"/>
+                <w:sz w:val="18"/>
+              </w:rPr>
+              <w:t>6</w:t>
+            </w:r>
+          </w:p>
+        </w:tc>
+        <w:tc>
+          <w:tcPr>
+            <w:shd w:val="clear" w:color="auto" w:fill="F7FAFC"/>
+            <w:vAlign w:val="center"/>
+            <w:tcW w:type="dxa" w:w="3737"/>
+          </w:tcPr>
+          <w:p>
+            <w:pPr>
+              <w:spacing w:before="20" w:after="20"/>
+              <w:jc w:val="center"/>
+            </w:pPr>
+            <w:r/>
+            <w:r>
+              <w:rPr>
+                <w:rFonts w:ascii="Calibri" w:hAnsi="Calibri"/>
+                <w:b w:val="0"/>
+                <w:i w:val="0"/>
+                <w:color w:val="000000"/>
+                <w:sz w:val="18"/>
+              </w:rPr>
+              <w:t>Ланецот на надзор е непрекинат</w:t>
+            </w:r>
+            <w:r>
+              <w:rPr>
+                <w:rFonts w:ascii="Calibri" w:hAnsi="Calibri"/>
+                <w:b w:val="0"/>
+                <w:i w:val="0"/>
+                <w:color w:val="000000"/>
+                <w:sz w:val="14"/>
+              </w:rPr>
+              <w:t xml:space="preserve"> | </w:t>
+            </w:r>
+            <w:r>
+              <w:rPr>
+                <w:rFonts w:ascii="Calibri" w:hAnsi="Calibri"/>
+                <w:b w:val="0"/>
+                <w:i/>
+                <w:color w:val="000000"/>
+                <w:sz w:val="14"/>
+              </w:rPr>
+              <w:t>Chain of custody unbroken</w:t>
+            </w:r>
+          </w:p>
+        </w:tc>
+        <w:tc>
+          <w:tcPr>
+            <w:shd w:val="clear" w:color="auto" w:fill="F7FAFC"/>
+            <w:vAlign w:val="center"/>
+            <w:tcW w:type="dxa" w:w="1005"/>
+          </w:tcPr>
+          <w:p>
+            <w:pPr>
+              <w:spacing w:before="20" w:after="20"/>
+              <w:jc w:val="center"/>
+            </w:pPr>
+            <w:r/>
+          </w:p>
+        </w:tc>
+        <w:tc>
+          <w:tcPr>
+            <w:shd w:val="clear" w:color="auto" w:fill="F7FAFC"/>
+            <w:vAlign w:val="center"/>
+            <w:tcW w:type="dxa" w:w="923"/>
+          </w:tcPr>
+          <w:p>
+            <w:pPr>
+              <w:spacing w:before="20" w:after="20"/>
+              <w:jc w:val="center"/>
+            </w:pPr>
+            <w:r/>
+          </w:p>
+        </w:tc>
+        <w:tc>
+          <w:tcPr>
+            <w:shd w:val="clear" w:color="auto" w:fill="F7FAFC"/>
+            <w:vAlign w:val="center"/>
+            <w:tcW w:type="dxa" w:w="553"/>
+          </w:tcPr>
+          <w:p>
+            <w:pPr>
+              <w:spacing w:before="20" w:after="20"/>
+              <w:jc w:val="center"/>
+            </w:pPr>
+            <w:r/>
+          </w:p>
+        </w:tc>
+        <w:tc>
+          <w:tcPr>
+            <w:shd w:val="clear" w:color="auto" w:fill="F7FAFC"/>
+            <w:vAlign w:val="center"/>
+            <w:tcW w:type="dxa" w:w="3737"/>
+          </w:tcPr>
+          <w:p>
+            <w:pPr>
+              <w:spacing w:before="20" w:after="20"/>
+              <w:jc w:val="center"/>
+            </w:pPr>
+            <w:r/>
+          </w:p>
+        </w:tc>
+      </w:tr>
+      <w:tr>
+        <w:tc>
+          <w:tcPr>
+            <w:shd w:val="clear" w:color="auto" w:fill="F2F2F2"/>
+            <w:vAlign w:val="center"/>
+            <w:tcW w:type="dxa" w:w="510"/>
+          </w:tcPr>
+          <w:p>
+            <w:pPr>
+              <w:spacing w:before="20" w:after="20"/>
+              <w:jc w:val="center"/>
+            </w:pPr>
+            <w:r/>
+            <w:r>
+              <w:rPr>
+                <w:rFonts w:ascii="Calibri" w:hAnsi="Calibri"/>
+                <w:b w:val="0"/>
+                <w:i w:val="0"/>
+                <w:color w:val="000000"/>
+                <w:sz w:val="18"/>
+              </w:rPr>
+              <w:t>7</w:t>
+            </w:r>
+          </w:p>
+        </w:tc>
+        <w:tc>
+          <w:tcPr>
+            <w:vAlign w:val="center"/>
+            <w:tcW w:type="dxa" w:w="3737"/>
+          </w:tcPr>
+          <w:p>
+            <w:pPr>
+              <w:spacing w:before="20" w:after="20"/>
+              <w:jc w:val="center"/>
+            </w:pPr>
+            <w:r/>
+            <w:r>
+              <w:rPr>
+                <w:rFonts w:ascii="Calibri" w:hAnsi="Calibri"/>
+                <w:b w:val="0"/>
+                <w:i w:val="0"/>
+                <w:color w:val="000000"/>
+                <w:sz w:val="18"/>
+              </w:rPr>
+              <w:t>Пломбите цели (или оштетувањето документирано)</w:t>
+            </w:r>
+            <w:r>
+              <w:rPr>
+                <w:rFonts w:ascii="Calibri" w:hAnsi="Calibri"/>
+                <w:b w:val="0"/>
+                <w:i w:val="0"/>
+                <w:color w:val="000000"/>
+                <w:sz w:val="14"/>
+              </w:rPr>
+              <w:t xml:space="preserve"> | </w:t>
+            </w:r>
+            <w:r>
+              <w:rPr>
+                <w:rFonts w:ascii="Calibri" w:hAnsi="Calibri"/>
+                <w:b w:val="0"/>
+                <w:i/>
+                <w:color w:val="000000"/>
+                <w:sz w:val="14"/>
+              </w:rPr>
+              <w:t>Seals intact (or damage documented)</w:t>
+            </w:r>
+          </w:p>
+        </w:tc>
+        <w:tc>
+          <w:tcPr>
+            <w:vAlign w:val="center"/>
+            <w:tcW w:type="dxa" w:w="1005"/>
+          </w:tcPr>
+          <w:p>
+            <w:pPr>
+              <w:spacing w:before="20" w:after="20"/>
+              <w:jc w:val="center"/>
+            </w:pPr>
+            <w:r/>
+          </w:p>
+        </w:tc>
+        <w:tc>
+          <w:tcPr>
+            <w:vAlign w:val="center"/>
+            <w:tcW w:type="dxa" w:w="923"/>
+          </w:tcPr>
+          <w:p>
+            <w:pPr>
+              <w:spacing w:before="20" w:after="20"/>
+              <w:jc w:val="center"/>
+            </w:pPr>
+            <w:r/>
+          </w:p>
+        </w:tc>
+        <w:tc>
+          <w:tcPr>
+            <w:vAlign w:val="center"/>
+            <w:tcW w:type="dxa" w:w="553"/>
+          </w:tcPr>
+          <w:p>
+            <w:pPr>
+              <w:spacing w:before="20" w:after="20"/>
+              <w:jc w:val="center"/>
+            </w:pPr>
+            <w:r/>
+          </w:p>
+        </w:tc>
+        <w:tc>
+          <w:tcPr>
+            <w:vAlign w:val="center"/>
+            <w:tcW w:type="dxa" w:w="3737"/>
+          </w:tcPr>
+          <w:p>
+            <w:pPr>
+              <w:spacing w:before="20" w:after="20"/>
+              <w:jc w:val="center"/>
+            </w:pPr>
+            <w:r/>
+          </w:p>
+        </w:tc>
+      </w:tr>
+      <w:tr>
+        <w:tc>
+          <w:tcPr>
+            <w:shd w:val="clear" w:color="auto" w:fill="F2F2F2"/>
+            <w:vAlign w:val="center"/>
+            <w:tcW w:type="dxa" w:w="510"/>
+          </w:tcPr>
+          <w:p>
+            <w:pPr>
+              <w:spacing w:before="20" w:after="20"/>
+              <w:jc w:val="center"/>
+            </w:pPr>
+            <w:r/>
+            <w:r>
+              <w:rPr>
+                <w:rFonts w:ascii="Calibri" w:hAnsi="Calibri"/>
+                <w:b w:val="0"/>
+                <w:i w:val="0"/>
+                <w:color w:val="000000"/>
+                <w:sz w:val="18"/>
+              </w:rPr>
+              <w:t>8</w:t>
+            </w:r>
+          </w:p>
+        </w:tc>
+        <w:tc>
+          <w:tcPr>
+            <w:shd w:val="clear" w:color="auto" w:fill="F7FAFC"/>
+            <w:vAlign w:val="center"/>
+            <w:tcW w:type="dxa" w:w="3737"/>
+          </w:tcPr>
+          <w:p>
+            <w:pPr>
+              <w:spacing w:before="20" w:after="20"/>
+              <w:jc w:val="center"/>
+            </w:pPr>
+            <w:r/>
+            <w:r>
+              <w:rPr>
+                <w:rFonts w:ascii="Calibri" w:hAnsi="Calibri"/>
+                <w:b w:val="0"/>
+                <w:i w:val="0"/>
+                <w:color w:val="000000"/>
+                <w:sz w:val="18"/>
+              </w:rPr>
+              <w:t>Податоците од логерот во опсег во текот на целиот транспорт</w:t>
+            </w:r>
+            <w:r>
+              <w:rPr>
+                <w:rFonts w:ascii="Calibri" w:hAnsi="Calibri"/>
+                <w:b w:val="0"/>
+                <w:i w:val="0"/>
+                <w:color w:val="000000"/>
+                <w:sz w:val="14"/>
+              </w:rPr>
+              <w:t xml:space="preserve"> | </w:t>
+            </w:r>
+            <w:r>
+              <w:rPr>
+                <w:rFonts w:ascii="Calibri" w:hAnsi="Calibri"/>
+                <w:b w:val="0"/>
+                <w:i/>
+                <w:color w:val="000000"/>
+                <w:sz w:val="14"/>
+              </w:rPr>
+              <w:t>Logger data within range throughout</w:t>
+            </w:r>
+          </w:p>
+        </w:tc>
+        <w:tc>
+          <w:tcPr>
+            <w:shd w:val="clear" w:color="auto" w:fill="F7FAFC"/>
+            <w:vAlign w:val="center"/>
+            <w:tcW w:type="dxa" w:w="1005"/>
+          </w:tcPr>
+          <w:p>
+            <w:pPr>
+              <w:spacing w:before="20" w:after="20"/>
+              <w:jc w:val="center"/>
+            </w:pPr>
+            <w:r/>
+          </w:p>
+        </w:tc>
+        <w:tc>
+          <w:tcPr>
+            <w:shd w:val="clear" w:color="auto" w:fill="F7FAFC"/>
+            <w:vAlign w:val="center"/>
+            <w:tcW w:type="dxa" w:w="923"/>
+          </w:tcPr>
+          <w:p>
+            <w:pPr>
+              <w:spacing w:before="20" w:after="20"/>
+              <w:jc w:val="center"/>
+            </w:pPr>
+            <w:r/>
+          </w:p>
+        </w:tc>
+        <w:tc>
+          <w:tcPr>
+            <w:shd w:val="clear" w:color="auto" w:fill="F7FAFC"/>
+            <w:vAlign w:val="center"/>
+            <w:tcW w:type="dxa" w:w="553"/>
+          </w:tcPr>
+          <w:p>
+            <w:pPr>
+              <w:spacing w:before="20" w:after="20"/>
+              <w:jc w:val="center"/>
+            </w:pPr>
+            <w:r/>
+          </w:p>
+        </w:tc>
+        <w:tc>
+          <w:tcPr>
+            <w:shd w:val="clear" w:color="auto" w:fill="F7FAFC"/>
+            <w:vAlign w:val="center"/>
+            <w:tcW w:type="dxa" w:w="3737"/>
+          </w:tcPr>
+          <w:p>
+            <w:pPr>
+              <w:spacing w:before="20" w:after="20"/>
+              <w:jc w:val="center"/>
+            </w:pPr>
+            <w:r/>
+          </w:p>
+        </w:tc>
+      </w:tr>
+      <w:tr>
+        <w:tc>
+          <w:tcPr>
+            <w:shd w:val="clear" w:color="auto" w:fill="F2F2F2"/>
+            <w:vAlign w:val="center"/>
+            <w:tcW w:type="dxa" w:w="510"/>
+          </w:tcPr>
+          <w:p>
+            <w:pPr>
+              <w:spacing w:before="20" w:after="20"/>
+              <w:jc w:val="center"/>
+            </w:pPr>
+            <w:r/>
+            <w:r>
+              <w:rPr>
+                <w:rFonts w:ascii="Calibri" w:hAnsi="Calibri"/>
+                <w:b w:val="0"/>
+                <w:i w:val="0"/>
+                <w:color w:val="000000"/>
+                <w:sz w:val="18"/>
+              </w:rPr>
+              <w:t>9</w:t>
+            </w:r>
+          </w:p>
+        </w:tc>
+        <w:tc>
+          <w:tcPr>
+            <w:vAlign w:val="center"/>
+            <w:tcW w:type="dxa" w:w="3737"/>
+          </w:tcPr>
+          <w:p>
+            <w:pPr>
+              <w:spacing w:before="20" w:after="20"/>
+              <w:jc w:val="center"/>
+            </w:pPr>
+            <w:r/>
+            <w:r>
+              <w:rPr>
+                <w:rFonts w:ascii="Calibri" w:hAnsi="Calibri"/>
+                <w:b w:val="0"/>
+                <w:i w:val="0"/>
+                <w:color w:val="000000"/>
+                <w:sz w:val="18"/>
+              </w:rPr>
+              <w:t>GPS ја потврдува одобрената рута, без непланирани застанувања</w:t>
+            </w:r>
+            <w:r>
+              <w:rPr>
+                <w:rFonts w:ascii="Calibri" w:hAnsi="Calibri"/>
+                <w:b w:val="0"/>
+                <w:i w:val="0"/>
+                <w:color w:val="000000"/>
+                <w:sz w:val="14"/>
+              </w:rPr>
+              <w:t xml:space="preserve"> | </w:t>
+            </w:r>
+            <w:r>
+              <w:rPr>
+                <w:rFonts w:ascii="Calibri" w:hAnsi="Calibri"/>
+                <w:b w:val="0"/>
+                <w:i/>
+                <w:color w:val="000000"/>
+                <w:sz w:val="14"/>
+              </w:rPr>
+              <w:t>GPS confirms approved route, no unscheduled stops</w:t>
+            </w:r>
+          </w:p>
+        </w:tc>
+        <w:tc>
+          <w:tcPr>
+            <w:vAlign w:val="center"/>
+            <w:tcW w:type="dxa" w:w="1005"/>
+          </w:tcPr>
+          <w:p>
+            <w:pPr>
+              <w:spacing w:before="20" w:after="20"/>
+              <w:jc w:val="center"/>
+            </w:pPr>
+            <w:r/>
+          </w:p>
+        </w:tc>
+        <w:tc>
+          <w:tcPr>
+            <w:vAlign w:val="center"/>
+            <w:tcW w:type="dxa" w:w="923"/>
+          </w:tcPr>
+          <w:p>
+            <w:pPr>
+              <w:spacing w:before="20" w:after="20"/>
+              <w:jc w:val="center"/>
+            </w:pPr>
+            <w:r/>
+          </w:p>
+        </w:tc>
+        <w:tc>
+          <w:tcPr>
+            <w:vAlign w:val="center"/>
+            <w:tcW w:type="dxa" w:w="553"/>
+          </w:tcPr>
+          <w:p>
+            <w:pPr>
+              <w:spacing w:before="20" w:after="20"/>
+              <w:jc w:val="center"/>
+            </w:pPr>
+            <w:r/>
+          </w:p>
+        </w:tc>
+        <w:tc>
+          <w:tcPr>
+            <w:vAlign w:val="center"/>
+            <w:tcW w:type="dxa" w:w="3737"/>
+          </w:tcPr>
+          <w:p>
+            <w:pPr>
+              <w:spacing w:before="20" w:after="20"/>
+              <w:jc w:val="center"/>
+            </w:pPr>
+            <w:r/>
+          </w:p>
+        </w:tc>
+      </w:tr>
+      <w:tr>
+        <w:tc>
+          <w:tcPr>
+            <w:shd w:val="clear" w:color="auto" w:fill="F2F2F2"/>
+            <w:vAlign w:val="center"/>
+            <w:tcW w:type="dxa" w:w="510"/>
+          </w:tcPr>
+          <w:p>
+            <w:pPr>
+              <w:spacing w:before="20" w:after="20"/>
+              <w:jc w:val="center"/>
+            </w:pPr>
+            <w:r/>
+            <w:r>
+              <w:rPr>
+                <w:rFonts w:ascii="Calibri" w:hAnsi="Calibri"/>
+                <w:b w:val="0"/>
+                <w:i w:val="0"/>
+                <w:color w:val="000000"/>
+                <w:sz w:val="18"/>
+              </w:rPr>
+              <w:t>10</w:t>
+            </w:r>
+          </w:p>
+        </w:tc>
+        <w:tc>
+          <w:tcPr>
+            <w:shd w:val="clear" w:color="auto" w:fill="F7FAFC"/>
+            <w:vAlign w:val="center"/>
+            <w:tcW w:type="dxa" w:w="3737"/>
+          </w:tcPr>
+          <w:p>
+            <w:pPr>
+              <w:spacing w:before="20" w:after="20"/>
+              <w:jc w:val="center"/>
+            </w:pPr>
+            <w:r/>
+            <w:r>
+              <w:rPr>
+                <w:rFonts w:ascii="Calibri" w:hAnsi="Calibri"/>
+                <w:b w:val="0"/>
+                <w:i w:val="0"/>
+                <w:color w:val="000000"/>
+                <w:sz w:val="18"/>
+              </w:rPr>
+              <w:t>Количината порамнета (испратено = примено)</w:t>
+            </w:r>
+            <w:r>
+              <w:rPr>
+                <w:rFonts w:ascii="Calibri" w:hAnsi="Calibri"/>
+                <w:b w:val="0"/>
+                <w:i w:val="0"/>
+                <w:color w:val="000000"/>
+                <w:sz w:val="14"/>
+              </w:rPr>
+              <w:t xml:space="preserve"> | </w:t>
+            </w:r>
+            <w:r>
+              <w:rPr>
+                <w:rFonts w:ascii="Calibri" w:hAnsi="Calibri"/>
+                <w:b w:val="0"/>
+                <w:i/>
+                <w:color w:val="000000"/>
+                <w:sz w:val="14"/>
+              </w:rPr>
+              <w:t>Quantity reconciled (dispatched = received)</w:t>
+            </w:r>
+          </w:p>
+        </w:tc>
+        <w:tc>
+          <w:tcPr>
+            <w:shd w:val="clear" w:color="auto" w:fill="F7FAFC"/>
+            <w:vAlign w:val="center"/>
+            <w:tcW w:type="dxa" w:w="1005"/>
+          </w:tcPr>
+          <w:p>
+            <w:pPr>
+              <w:spacing w:before="20" w:after="20"/>
+              <w:jc w:val="center"/>
+            </w:pPr>
+            <w:r/>
+          </w:p>
+        </w:tc>
+        <w:tc>
+          <w:tcPr>
+            <w:shd w:val="clear" w:color="auto" w:fill="F7FAFC"/>
+            <w:vAlign w:val="center"/>
+            <w:tcW w:type="dxa" w:w="923"/>
+          </w:tcPr>
+          <w:p>
+            <w:pPr>
+              <w:spacing w:before="20" w:after="20"/>
+              <w:jc w:val="center"/>
+            </w:pPr>
+            <w:r/>
+          </w:p>
+        </w:tc>
+        <w:tc>
+          <w:tcPr>
+            <w:shd w:val="clear" w:color="auto" w:fill="F7FAFC"/>
+            <w:vAlign w:val="center"/>
+            <w:tcW w:type="dxa" w:w="553"/>
+          </w:tcPr>
+          <w:p>
+            <w:pPr>
+              <w:spacing w:before="20" w:after="20"/>
+              <w:jc w:val="center"/>
+            </w:pPr>
+            <w:r/>
+          </w:p>
+        </w:tc>
+        <w:tc>
+          <w:tcPr>
+            <w:shd w:val="clear" w:color="auto" w:fill="F7FAFC"/>
+            <w:vAlign w:val="center"/>
+            <w:tcW w:type="dxa" w:w="3737"/>
+          </w:tcPr>
+          <w:p>
+            <w:pPr>
+              <w:spacing w:before="20" w:after="20"/>
+              <w:jc w:val="center"/>
+            </w:pPr>
+            <w:r/>
+          </w:p>
+        </w:tc>
+      </w:tr>
+      <w:tr>
+        <w:tc>
+          <w:tcPr>
+            <w:shd w:val="clear" w:color="auto" w:fill="F2F2F2"/>
+            <w:vAlign w:val="center"/>
+            <w:tcW w:type="dxa" w:w="510"/>
+          </w:tcPr>
+          <w:p>
+            <w:pPr>
+              <w:spacing w:before="20" w:after="20"/>
+              <w:jc w:val="center"/>
+            </w:pPr>
+            <w:r/>
+            <w:r>
+              <w:rPr>
+                <w:rFonts w:ascii="Calibri" w:hAnsi="Calibri"/>
+                <w:b w:val="0"/>
+                <w:i w:val="0"/>
+                <w:color w:val="000000"/>
+                <w:sz w:val="18"/>
+              </w:rPr>
+              <w:t>11</w:t>
+            </w:r>
+          </w:p>
+        </w:tc>
+        <w:tc>
+          <w:tcPr>
+            <w:vAlign w:val="center"/>
+            <w:tcW w:type="dxa" w:w="3737"/>
+          </w:tcPr>
+          <w:p>
+            <w:pPr>
+              <w:spacing w:before="20" w:after="20"/>
+              <w:jc w:val="center"/>
+            </w:pPr>
+            <w:r/>
+            <w:r>
+              <w:rPr>
+                <w:rFonts w:ascii="Calibri" w:hAnsi="Calibri"/>
+                <w:b w:val="0"/>
+                <w:i w:val="0"/>
+                <w:color w:val="000000"/>
+                <w:sz w:val="18"/>
+              </w:rPr>
+              <w:t>Известувањето до МЗ поднесено во рок од 3 работни дена</w:t>
+            </w:r>
+            <w:r>
+              <w:rPr>
+                <w:rFonts w:ascii="Calibri" w:hAnsi="Calibri"/>
+                <w:b w:val="0"/>
+                <w:i w:val="0"/>
+                <w:color w:val="000000"/>
+                <w:sz w:val="14"/>
+              </w:rPr>
+              <w:t xml:space="preserve"> | </w:t>
+            </w:r>
+            <w:r>
+              <w:rPr>
+                <w:rFonts w:ascii="Calibri" w:hAnsi="Calibri"/>
+                <w:b w:val="0"/>
+                <w:i/>
+                <w:color w:val="000000"/>
+                <w:sz w:val="14"/>
+              </w:rPr>
+              <w:t>MoH notification submitted within 3 working days</w:t>
+            </w:r>
+          </w:p>
+        </w:tc>
+        <w:tc>
+          <w:tcPr>
+            <w:vAlign w:val="center"/>
+            <w:tcW w:type="dxa" w:w="1005"/>
+          </w:tcPr>
+          <w:p>
+            <w:pPr>
+              <w:spacing w:before="20" w:after="20"/>
+              <w:jc w:val="center"/>
+            </w:pPr>
+            <w:r/>
+          </w:p>
+        </w:tc>
+        <w:tc>
+          <w:tcPr>
+            <w:vAlign w:val="center"/>
+            <w:tcW w:type="dxa" w:w="923"/>
+          </w:tcPr>
+          <w:p>
+            <w:pPr>
+              <w:spacing w:before="20" w:after="20"/>
+              <w:jc w:val="center"/>
+            </w:pPr>
+            <w:r/>
+          </w:p>
+        </w:tc>
+        <w:tc>
+          <w:tcPr>
+            <w:vAlign w:val="center"/>
+            <w:tcW w:type="dxa" w:w="553"/>
+          </w:tcPr>
+          <w:p>
+            <w:pPr>
+              <w:spacing w:before="20" w:after="20"/>
+              <w:jc w:val="center"/>
+            </w:pPr>
+            <w:r/>
+          </w:p>
+        </w:tc>
+        <w:tc>
+          <w:tcPr>
+            <w:vAlign w:val="center"/>
+            <w:tcW w:type="dxa" w:w="3737"/>
+          </w:tcPr>
+          <w:p>
+            <w:pPr>
+              <w:spacing w:before="20" w:after="20"/>
+              <w:jc w:val="center"/>
+            </w:pPr>
+            <w:r/>
+          </w:p>
+        </w:tc>
+      </w:tr>
+      <w:tr>
+        <w:tc>
+          <w:tcPr>
+            <w:shd w:val="clear" w:color="auto" w:fill="F2F2F2"/>
+            <w:vAlign w:val="center"/>
+            <w:tcW w:type="dxa" w:w="510"/>
+          </w:tcPr>
+          <w:p>
+            <w:pPr>
+              <w:spacing w:before="20" w:after="20"/>
+              <w:jc w:val="center"/>
+            </w:pPr>
+            <w:r/>
+            <w:r>
+              <w:rPr>
+                <w:rFonts w:ascii="Calibri" w:hAnsi="Calibri"/>
+                <w:b w:val="0"/>
+                <w:i w:val="0"/>
+                <w:color w:val="000000"/>
+                <w:sz w:val="18"/>
+              </w:rPr>
+              <w:t>12</w:t>
+            </w:r>
+          </w:p>
+        </w:tc>
+        <w:tc>
+          <w:tcPr>
+            <w:shd w:val="clear" w:color="auto" w:fill="F7FAFC"/>
+            <w:vAlign w:val="center"/>
+            <w:tcW w:type="dxa" w:w="3737"/>
+          </w:tcPr>
+          <w:p>
+            <w:pPr>
+              <w:spacing w:before="20" w:after="20"/>
+              <w:jc w:val="center"/>
+            </w:pPr>
+            <w:r/>
+            <w:r>
+              <w:rPr>
+                <w:rFonts w:ascii="Calibri" w:hAnsi="Calibri"/>
+                <w:b w:val="0"/>
+                <w:i w:val="0"/>
+                <w:color w:val="000000"/>
+                <w:sz w:val="18"/>
+              </w:rPr>
+              <w:t>Сите отстапувања отворени и истражени</w:t>
+            </w:r>
+            <w:r>
+              <w:rPr>
+                <w:rFonts w:ascii="Calibri" w:hAnsi="Calibri"/>
+                <w:b w:val="0"/>
+                <w:i w:val="0"/>
+                <w:color w:val="000000"/>
+                <w:sz w:val="14"/>
+              </w:rPr>
+              <w:t xml:space="preserve"> | </w:t>
+            </w:r>
+            <w:r>
+              <w:rPr>
+                <w:rFonts w:ascii="Calibri" w:hAnsi="Calibri"/>
+                <w:b w:val="0"/>
+                <w:i/>
+                <w:color w:val="000000"/>
+                <w:sz w:val="14"/>
+              </w:rPr>
+              <w:t>All deviations opened and investigated</w:t>
+            </w:r>
+          </w:p>
+        </w:tc>
+        <w:tc>
+          <w:tcPr>
+            <w:shd w:val="clear" w:color="auto" w:fill="F7FAFC"/>
+            <w:vAlign w:val="center"/>
+            <w:tcW w:type="dxa" w:w="1005"/>
+          </w:tcPr>
+          <w:p>
+            <w:pPr>
+              <w:spacing w:before="20" w:after="20"/>
+              <w:jc w:val="center"/>
+            </w:pPr>
+            <w:r/>
+          </w:p>
+        </w:tc>
+        <w:tc>
+          <w:tcPr>
+            <w:shd w:val="clear" w:color="auto" w:fill="F7FAFC"/>
+            <w:vAlign w:val="center"/>
+            <w:tcW w:type="dxa" w:w="923"/>
+          </w:tcPr>
+          <w:p>
+            <w:pPr>
+              <w:spacing w:before="20" w:after="20"/>
+              <w:jc w:val="center"/>
+            </w:pPr>
+            <w:r/>
+          </w:p>
+        </w:tc>
+        <w:tc>
+          <w:tcPr>
+            <w:shd w:val="clear" w:color="auto" w:fill="F7FAFC"/>
+            <w:vAlign w:val="center"/>
+            <w:tcW w:type="dxa" w:w="553"/>
+          </w:tcPr>
+          <w:p>
+            <w:pPr>
+              <w:spacing w:before="20" w:after="20"/>
+              <w:jc w:val="center"/>
+            </w:pPr>
+            <w:r/>
+          </w:p>
+        </w:tc>
+        <w:tc>
+          <w:tcPr>
+            <w:shd w:val="clear" w:color="auto" w:fill="F7FAFC"/>
+            <w:vAlign w:val="center"/>
+            <w:tcW w:type="dxa" w:w="3737"/>
+          </w:tcPr>
+          <w:p>
+            <w:pPr>
+              <w:spacing w:before="20" w:after="20"/>
+              <w:jc w:val="center"/>
+            </w:pPr>
+            <w:r/>
+          </w:p>
+        </w:tc>
+      </w:tr>
+      <w:tr>
+        <w:tc>
+          <w:tcPr>
+            <w:shd w:val="clear" w:color="auto" w:fill="F2F2F2"/>
+            <w:vAlign w:val="center"/>
+            <w:tcW w:type="dxa" w:w="510"/>
+          </w:tcPr>
+          <w:p>
+            <w:pPr>
+              <w:spacing w:before="20" w:after="20"/>
+              <w:jc w:val="center"/>
+            </w:pPr>
+            <w:r/>
+            <w:r>
+              <w:rPr>
+                <w:rFonts w:ascii="Calibri" w:hAnsi="Calibri"/>
+                <w:b w:val="0"/>
+                <w:i w:val="0"/>
+                <w:color w:val="000000"/>
+                <w:sz w:val="18"/>
+              </w:rPr>
+              <w:t>13</w:t>
+            </w:r>
+          </w:p>
+        </w:tc>
+        <w:tc>
+          <w:tcPr>
+            <w:vAlign w:val="center"/>
+            <w:tcW w:type="dxa" w:w="3737"/>
+          </w:tcPr>
+          <w:p>
+            <w:pPr>
+              <w:spacing w:before="20" w:after="20"/>
+              <w:jc w:val="center"/>
+            </w:pPr>
+            <w:r/>
+            <w:r>
+              <w:rPr>
+                <w:rFonts w:ascii="Calibri" w:hAnsi="Calibri"/>
+                <w:b w:val="0"/>
+                <w:i w:val="0"/>
+                <w:color w:val="000000"/>
+                <w:sz w:val="18"/>
+              </w:rPr>
+              <w:t>Податоците од логерот додадени во трендот на рутата</w:t>
+            </w:r>
+            <w:r>
+              <w:rPr>
+                <w:rFonts w:ascii="Calibri" w:hAnsi="Calibri"/>
+                <w:b w:val="0"/>
+                <w:i w:val="0"/>
+                <w:color w:val="000000"/>
+                <w:sz w:val="14"/>
+              </w:rPr>
+              <w:t xml:space="preserve"> | </w:t>
+            </w:r>
+            <w:r>
+              <w:rPr>
+                <w:rFonts w:ascii="Calibri" w:hAnsi="Calibri"/>
+                <w:b w:val="0"/>
+                <w:i/>
+                <w:color w:val="000000"/>
+                <w:sz w:val="14"/>
+              </w:rPr>
+              <w:t>Logger data added to the lane trend</w:t>
+            </w:r>
+          </w:p>
+        </w:tc>
+        <w:tc>
+          <w:tcPr>
+            <w:vAlign w:val="center"/>
+            <w:tcW w:type="dxa" w:w="1005"/>
+          </w:tcPr>
+          <w:p>
+            <w:pPr>
+              <w:spacing w:before="20" w:after="20"/>
+              <w:jc w:val="center"/>
+            </w:pPr>
+            <w:r/>
+          </w:p>
+        </w:tc>
+        <w:tc>
+          <w:tcPr>
+            <w:vAlign w:val="center"/>
+            <w:tcW w:type="dxa" w:w="923"/>
+          </w:tcPr>
+          <w:p>
+            <w:pPr>
+              <w:spacing w:before="20" w:after="20"/>
+              <w:jc w:val="center"/>
+            </w:pPr>
+            <w:r/>
+          </w:p>
+        </w:tc>
+        <w:tc>
+          <w:tcPr>
+            <w:vAlign w:val="center"/>
+            <w:tcW w:type="dxa" w:w="553"/>
+          </w:tcPr>
+          <w:p>
+            <w:pPr>
+              <w:spacing w:before="20" w:after="20"/>
+              <w:jc w:val="center"/>
+            </w:pPr>
+            <w:r/>
+          </w:p>
+        </w:tc>
+        <w:tc>
+          <w:tcPr>
+            <w:vAlign w:val="center"/>
+            <w:tcW w:type="dxa" w:w="3737"/>
+          </w:tcPr>
+          <w:p>
+            <w:pPr>
+              <w:spacing w:before="20" w:after="20"/>
+              <w:jc w:val="center"/>
+            </w:pPr>
+            <w:r/>
+          </w:p>
+        </w:tc>
+      </w:tr>
+    </w:tbl>
+    <w:tbl>
+      <w:tblPr>
+        <w:tblLook w:firstColumn="1" w:firstRow="1" w:lastColumn="0" w:lastRow="0" w:noHBand="0" w:noVBand="1" w:val="04A0"/>
+        <w:tblLayout w:type="fixed"/>
+        <w:tblW w:type="dxa" w:w="10466"/>
+        <w:tblInd w:type="dxa" w:w="0"/>
+        <w:jc w:val="center"/>
+        <w:tblBorders>
+          <w:top w:val="single" w:sz="4" w:space="0" w:color="2B547E"/>
+          <w:left w:val="single" w:sz="4" w:space="0" w:color="2B547E"/>
+          <w:bottom w:val="single" w:sz="4" w:space="0" w:color="2B547E"/>
+          <w:right w:val="single" w:sz="4" w:space="0" w:color="2B547E"/>
+          <w:insideH w:val="single" w:sz="4" w:space="0" w:color="2B547E"/>
+          <w:insideV w:val="single" w:sz="4" w:space="0" w:color="2B547E"/>
+        </w:tblBorders>
+      </w:tblPr>
+      <w:tblGrid>
+        <w:gridCol w:w="10466"/>
+      </w:tblGrid>
+      <w:tr>
+        <w:tc>
+          <w:tcPr>
+            <w:shd w:val="clear" w:color="auto" w:fill="2B547E"/>
+            <w:vAlign w:val="center"/>
+            <w:tcW w:type="dxa" w:w="10466"/>
+          </w:tcPr>
+          <w:p>
+            <w:pPr>
+              <w:spacing w:before="20" w:after="20"/>
+              <w:jc w:val="center"/>
+            </w:pPr>
+            <w:r/>
+            <w:r>
+              <w:rPr>
+                <w:rFonts w:ascii="Calibri" w:hAnsi="Calibri"/>
+                <w:b/>
+                <w:i w:val="0"/>
+                <w:color w:val="FFFFFF"/>
+                <w:sz w:val="22"/>
+              </w:rPr>
+              <w:t>3 Податоци од логерот</w:t>
+            </w:r>
+            <w:r>
+              <w:rPr>
+                <w:rFonts w:ascii="Calibri" w:hAnsi="Calibri"/>
+                <w:b w:val="0"/>
+                <w:i w:val="0"/>
+                <w:color w:val="FFFFFF"/>
+                <w:sz w:val="18"/>
+              </w:rPr>
+              <w:t xml:space="preserve"> | </w:t>
+            </w:r>
+            <w:r>
+              <w:rPr>
+                <w:rFonts w:ascii="Calibri" w:hAnsi="Calibri"/>
+                <w:b w:val="0"/>
+                <w:i w:val="0"/>
+                <w:color w:val="FFFFFF"/>
+                <w:sz w:val="18"/>
+              </w:rPr>
+              <w:t>Logger data</w:t>
+            </w:r>
+          </w:p>
+        </w:tc>
+      </w:tr>
+    </w:tbl>
+    <w:tbl>
+      <w:tblPr>
+        <w:tblLook w:firstColumn="1" w:firstRow="1" w:lastColumn="0" w:lastRow="0" w:noHBand="0" w:noVBand="1" w:val="04A0"/>
+        <w:tblLayout w:type="fixed"/>
+        <w:tblW w:type="dxa" w:w="10466"/>
+        <w:tblInd w:type="dxa" w:w="0"/>
+        <w:jc w:val="center"/>
+        <w:tblBorders>
+          <w:top w:val="single" w:sz="4" w:space="0" w:color="2B547E"/>
+          <w:left w:val="single" w:sz="4" w:space="0" w:color="2B547E"/>
+          <w:bottom w:val="single" w:sz="4" w:space="0" w:color="2B547E"/>
+          <w:right w:val="single" w:sz="4" w:space="0" w:color="2B547E"/>
+          <w:insideH w:val="single" w:sz="4" w:space="0" w:color="2B547E"/>
+          <w:insideV w:val="single" w:sz="4" w:space="0" w:color="2B547E"/>
+        </w:tblBorders>
+      </w:tblPr>
+      <w:tblGrid>
+        <w:gridCol w:w="4021"/>
+        <w:gridCol w:w="3433"/>
+        <w:gridCol w:w="1365"/>
+        <w:gridCol w:w="1645"/>
+      </w:tblGrid>
+      <w:tr>
+        <w:trPr>
+          <w:tblHeader w:val="true"/>
+        </w:trPr>
+        <w:tc>
+          <w:tcPr>
+            <w:shd w:val="clear" w:color="auto" w:fill="2B547E"/>
+            <w:vAlign w:val="center"/>
+            <w:tcW w:type="dxa" w:w="4021"/>
+          </w:tcPr>
+          <w:p>
+            <w:pPr>
+              <w:spacing w:before="20" w:after="20"/>
+              <w:jc w:val="center"/>
+            </w:pPr>
+            <w:r/>
+            <w:r>
+              <w:rPr>
+                <w:rFonts w:ascii="Calibri" w:hAnsi="Calibri"/>
+                <w:b/>
+                <w:i w:val="0"/>
+                <w:color w:val="FFFFFF"/>
+                <w:sz w:val="18"/>
+              </w:rPr>
+              <w:t>Параметар</w:t>
+            </w:r>
+            <w:r>
+              <w:rPr>
+                <w:rFonts w:ascii="Calibri" w:hAnsi="Calibri"/>
+                <w:b w:val="0"/>
+                <w:i w:val="0"/>
+                <w:color w:val="FFFFFF"/>
+                <w:sz w:val="14"/>
+              </w:rPr>
+              <w:t xml:space="preserve"> | </w:t>
+            </w:r>
+            <w:r>
+              <w:rPr>
+                <w:rFonts w:ascii="Calibri" w:hAnsi="Calibri"/>
+                <w:b w:val="0"/>
+                <w:i w:val="0"/>
+                <w:color w:val="FFFFFF"/>
+                <w:sz w:val="14"/>
+              </w:rPr>
+              <w:t>Parameter</w:t>
+            </w:r>
+          </w:p>
+        </w:tc>
+        <w:tc>
+          <w:tcPr>
+            <w:shd w:val="clear" w:color="auto" w:fill="2B547E"/>
+            <w:vAlign w:val="center"/>
+            <w:tcW w:type="dxa" w:w="3433"/>
+          </w:tcPr>
+          <w:p>
+            <w:pPr>
+              <w:spacing w:before="20" w:after="20"/>
+              <w:jc w:val="center"/>
+            </w:pPr>
+            <w:r/>
+            <w:r>
+              <w:rPr>
+                <w:rFonts w:ascii="Calibri" w:hAnsi="Calibri"/>
+                <w:b/>
+                <w:i w:val="0"/>
+                <w:color w:val="FFFFFF"/>
+                <w:sz w:val="18"/>
+              </w:rPr>
+              <w:t>Спецификација</w:t>
+            </w:r>
+            <w:r>
+              <w:rPr>
+                <w:rFonts w:ascii="Calibri" w:hAnsi="Calibri"/>
+                <w:b w:val="0"/>
+                <w:i w:val="0"/>
+                <w:color w:val="FFFFFF"/>
+                <w:sz w:val="14"/>
+              </w:rPr>
+              <w:t xml:space="preserve"> | </w:t>
+            </w:r>
+            <w:r>
+              <w:rPr>
+                <w:rFonts w:ascii="Calibri" w:hAnsi="Calibri"/>
+                <w:b w:val="0"/>
+                <w:i w:val="0"/>
+                <w:color w:val="FFFFFF"/>
+                <w:sz w:val="14"/>
+              </w:rPr>
+              <w:t>Specification</w:t>
+            </w:r>
+          </w:p>
+        </w:tc>
+        <w:tc>
+          <w:tcPr>
+            <w:shd w:val="clear" w:color="auto" w:fill="2B547E"/>
+            <w:vAlign w:val="center"/>
+            <w:tcW w:type="dxa" w:w="1365"/>
+          </w:tcPr>
+          <w:p>
+            <w:pPr>
+              <w:spacing w:before="20" w:after="20"/>
+              <w:jc w:val="center"/>
+            </w:pPr>
+            <w:r/>
+            <w:r>
+              <w:rPr>
+                <w:rFonts w:ascii="Calibri" w:hAnsi="Calibri"/>
+                <w:b/>
+                <w:i w:val="0"/>
+                <w:color w:val="FFFFFF"/>
+                <w:sz w:val="18"/>
+              </w:rPr>
+              <w:t>Резултат</w:t>
+            </w:r>
+            <w:r>
+              <w:rPr>
+                <w:rFonts w:ascii="Calibri" w:hAnsi="Calibri"/>
+                <w:b w:val="0"/>
+                <w:i w:val="0"/>
+                <w:color w:val="FFFFFF"/>
+                <w:sz w:val="14"/>
+              </w:rPr>
+              <w:t xml:space="preserve"> | </w:t>
+            </w:r>
+            <w:r>
+              <w:rPr>
+                <w:rFonts w:ascii="Calibri" w:hAnsi="Calibri"/>
+                <w:b w:val="0"/>
+                <w:i w:val="0"/>
+                <w:color w:val="FFFFFF"/>
+                <w:sz w:val="14"/>
+              </w:rPr>
+              <w:t>Result</w:t>
+            </w:r>
+          </w:p>
+        </w:tc>
+        <w:tc>
+          <w:tcPr>
+            <w:shd w:val="clear" w:color="auto" w:fill="2B547E"/>
+            <w:vAlign w:val="center"/>
+            <w:tcW w:type="dxa" w:w="1645"/>
+          </w:tcPr>
+          <w:p>
+            <w:pPr>
+              <w:spacing w:before="20" w:after="20"/>
+              <w:jc w:val="center"/>
+            </w:pPr>
+            <w:r/>
+            <w:r>
+              <w:rPr>
+                <w:rFonts w:ascii="Calibri" w:hAnsi="Calibri"/>
+                <w:b/>
+                <w:i w:val="0"/>
+                <w:color w:val="FFFFFF"/>
+                <w:sz w:val="18"/>
+              </w:rPr>
+              <w:t>Усогласено</w:t>
+            </w:r>
+            <w:r>
+              <w:rPr>
+                <w:rFonts w:ascii="Calibri" w:hAnsi="Calibri"/>
+                <w:b w:val="0"/>
+                <w:i w:val="0"/>
+                <w:color w:val="FFFFFF"/>
+                <w:sz w:val="14"/>
+              </w:rPr>
+              <w:t xml:space="preserve"> | </w:t>
+            </w:r>
+            <w:r>
+              <w:rPr>
+                <w:rFonts w:ascii="Calibri" w:hAnsi="Calibri"/>
+                <w:b w:val="0"/>
+                <w:i w:val="0"/>
+                <w:color w:val="FFFFFF"/>
+                <w:sz w:val="14"/>
+              </w:rPr>
+              <w:t>Compliant</w:t>
+            </w:r>
+          </w:p>
+        </w:tc>
+      </w:tr>
+      <w:tr>
+        <w:tc>
+          <w:tcPr>
+            <w:shd w:val="clear" w:color="auto" w:fill="F2F2F2"/>
+            <w:vAlign w:val="center"/>
+            <w:tcW w:type="dxa" w:w="4021"/>
+          </w:tcPr>
+          <w:p>
+            <w:pPr>
+              <w:spacing w:before="20" w:after="20"/>
+              <w:jc w:val="center"/>
+            </w:pPr>
+            <w:r/>
+            <w:r>
+              <w:rPr>
+                <w:rFonts w:ascii="Calibri" w:hAnsi="Calibri"/>
+                <w:b w:val="0"/>
+                <w:i w:val="0"/>
+                <w:color w:val="000000"/>
+                <w:sz w:val="18"/>
+              </w:rPr>
+              <w:t>Мин. температура (°C)</w:t>
+            </w:r>
+            <w:r>
+              <w:rPr>
+                <w:rFonts w:ascii="Calibri" w:hAnsi="Calibri"/>
+                <w:b w:val="0"/>
+                <w:i w:val="0"/>
+                <w:color w:val="000000"/>
+                <w:sz w:val="14"/>
+              </w:rPr>
+              <w:t xml:space="preserve"> | </w:t>
+            </w:r>
+            <w:r>
+              <w:rPr>
+                <w:rFonts w:ascii="Calibri" w:hAnsi="Calibri"/>
+                <w:b w:val="0"/>
+                <w:i/>
+                <w:color w:val="000000"/>
+                <w:sz w:val="14"/>
+              </w:rPr>
+              <w:t>Min. temperature (°C)</w:t>
+            </w:r>
+          </w:p>
+        </w:tc>
+        <w:tc>
+          <w:tcPr>
+            <w:vAlign w:val="center"/>
+            <w:tcW w:type="dxa" w:w="3433"/>
+          </w:tcPr>
+          <w:p>
+            <w:pPr>
+              <w:spacing w:before="20" w:after="20"/>
+              <w:jc w:val="center"/>
+            </w:pPr>
+            <w:r/>
+          </w:p>
+        </w:tc>
+        <w:tc>
+          <w:tcPr>
+            <w:vAlign w:val="center"/>
+            <w:tcW w:type="dxa" w:w="1365"/>
+          </w:tcPr>
+          <w:p>
+            <w:pPr>
+              <w:spacing w:before="20" w:after="20"/>
+              <w:jc w:val="center"/>
+            </w:pPr>
+            <w:r/>
+          </w:p>
+        </w:tc>
+        <w:tc>
+          <w:tcPr>
+            <w:vAlign w:val="center"/>
+            <w:tcW w:type="dxa" w:w="1645"/>
+          </w:tcPr>
+          <w:p>
+            <w:pPr>
+              <w:spacing w:before="20" w:after="20"/>
+              <w:jc w:val="center"/>
+            </w:pPr>
+            <w:r/>
+          </w:p>
+        </w:tc>
+      </w:tr>
+      <w:tr>
+        <w:tc>
+          <w:tcPr>
+            <w:shd w:val="clear" w:color="auto" w:fill="F2F2F2"/>
+            <w:vAlign w:val="center"/>
+            <w:tcW w:type="dxa" w:w="4021"/>
+          </w:tcPr>
+          <w:p>
+            <w:pPr>
+              <w:spacing w:before="20" w:after="20"/>
+              <w:jc w:val="center"/>
+            </w:pPr>
+            <w:r/>
+            <w:r>
+              <w:rPr>
+                <w:rFonts w:ascii="Calibri" w:hAnsi="Calibri"/>
+                <w:b w:val="0"/>
+                <w:i w:val="0"/>
+                <w:color w:val="000000"/>
+                <w:sz w:val="18"/>
+              </w:rPr>
+              <w:t>Макс. температура (°C)</w:t>
+            </w:r>
+            <w:r>
+              <w:rPr>
+                <w:rFonts w:ascii="Calibri" w:hAnsi="Calibri"/>
+                <w:b w:val="0"/>
+                <w:i w:val="0"/>
+                <w:color w:val="000000"/>
+                <w:sz w:val="14"/>
+              </w:rPr>
+              <w:t xml:space="preserve"> | </w:t>
+            </w:r>
+            <w:r>
+              <w:rPr>
+                <w:rFonts w:ascii="Calibri" w:hAnsi="Calibri"/>
+                <w:b w:val="0"/>
+                <w:i/>
+                <w:color w:val="000000"/>
+                <w:sz w:val="14"/>
+              </w:rPr>
+              <w:t>Max. temperature (°C)</w:t>
+            </w:r>
+          </w:p>
+        </w:tc>
+        <w:tc>
+          <w:tcPr>
+            <w:shd w:val="clear" w:color="auto" w:fill="F7FAFC"/>
+            <w:vAlign w:val="center"/>
+            <w:tcW w:type="dxa" w:w="3433"/>
+          </w:tcPr>
+          <w:p>
+            <w:pPr>
+              <w:spacing w:before="20" w:after="20"/>
+              <w:jc w:val="center"/>
+            </w:pPr>
+            <w:r/>
+          </w:p>
+        </w:tc>
+        <w:tc>
+          <w:tcPr>
+            <w:shd w:val="clear" w:color="auto" w:fill="F7FAFC"/>
+            <w:vAlign w:val="center"/>
+            <w:tcW w:type="dxa" w:w="1365"/>
+          </w:tcPr>
+          <w:p>
+            <w:pPr>
+              <w:spacing w:before="20" w:after="20"/>
+              <w:jc w:val="center"/>
+            </w:pPr>
+            <w:r/>
+          </w:p>
+        </w:tc>
+        <w:tc>
+          <w:tcPr>
+            <w:shd w:val="clear" w:color="auto" w:fill="F7FAFC"/>
+            <w:vAlign w:val="center"/>
+            <w:tcW w:type="dxa" w:w="1645"/>
+          </w:tcPr>
+          <w:p>
+            <w:pPr>
+              <w:spacing w:before="20" w:after="20"/>
+              <w:jc w:val="center"/>
+            </w:pPr>
+            <w:r/>
+          </w:p>
+        </w:tc>
+      </w:tr>
+      <w:tr>
+        <w:tc>
+          <w:tcPr>
+            <w:shd w:val="clear" w:color="auto" w:fill="F2F2F2"/>
+            <w:vAlign w:val="center"/>
+            <w:tcW w:type="dxa" w:w="4021"/>
+          </w:tcPr>
+          <w:p>
+            <w:pPr>
+              <w:spacing w:before="20" w:after="20"/>
+              <w:jc w:val="center"/>
+            </w:pPr>
+            <w:r/>
+            <w:r>
+              <w:rPr>
+                <w:rFonts w:ascii="Calibri" w:hAnsi="Calibri"/>
+                <w:b w:val="0"/>
+                <w:i w:val="0"/>
+                <w:color w:val="000000"/>
+                <w:sz w:val="18"/>
+              </w:rPr>
+              <w:t>MKT (°C)</w:t>
+            </w:r>
+          </w:p>
+        </w:tc>
+        <w:tc>
+          <w:tcPr>
+            <w:vAlign w:val="center"/>
+            <w:tcW w:type="dxa" w:w="3433"/>
+          </w:tcPr>
+          <w:p>
+            <w:pPr>
+              <w:spacing w:before="20" w:after="20"/>
+              <w:jc w:val="center"/>
+            </w:pPr>
+            <w:r/>
+          </w:p>
+        </w:tc>
+        <w:tc>
+          <w:tcPr>
+            <w:vAlign w:val="center"/>
+            <w:tcW w:type="dxa" w:w="1365"/>
+          </w:tcPr>
+          <w:p>
+            <w:pPr>
+              <w:spacing w:before="20" w:after="20"/>
+              <w:jc w:val="center"/>
+            </w:pPr>
+            <w:r/>
+          </w:p>
+        </w:tc>
+        <w:tc>
+          <w:tcPr>
+            <w:vAlign w:val="center"/>
+            <w:tcW w:type="dxa" w:w="1645"/>
+          </w:tcPr>
+          <w:p>
+            <w:pPr>
+              <w:spacing w:before="20" w:after="20"/>
+              <w:jc w:val="center"/>
+            </w:pPr>
+            <w:r/>
+          </w:p>
+        </w:tc>
+      </w:tr>
+      <w:tr>
+        <w:tc>
+          <w:tcPr>
+            <w:shd w:val="clear" w:color="auto" w:fill="F2F2F2"/>
+            <w:vAlign w:val="center"/>
+            <w:tcW w:type="dxa" w:w="4021"/>
+          </w:tcPr>
+          <w:p>
+            <w:pPr>
+              <w:spacing w:before="20" w:after="20"/>
+              <w:jc w:val="center"/>
+            </w:pPr>
+            <w:r/>
+            <w:r>
+              <w:rPr>
+                <w:rFonts w:ascii="Calibri" w:hAnsi="Calibri"/>
+                <w:b w:val="0"/>
+                <w:i w:val="0"/>
+                <w:color w:val="000000"/>
+                <w:sz w:val="18"/>
+              </w:rPr>
+              <w:t>Кумулативно време надвор од опсег (мин)</w:t>
+            </w:r>
+            <w:r>
+              <w:rPr>
+                <w:rFonts w:ascii="Calibri" w:hAnsi="Calibri"/>
+                <w:b w:val="0"/>
+                <w:i w:val="0"/>
+                <w:color w:val="000000"/>
+                <w:sz w:val="14"/>
+              </w:rPr>
+              <w:t xml:space="preserve"> | </w:t>
+            </w:r>
+            <w:r>
+              <w:rPr>
+                <w:rFonts w:ascii="Calibri" w:hAnsi="Calibri"/>
+                <w:b w:val="0"/>
+                <w:i/>
+                <w:color w:val="000000"/>
+                <w:sz w:val="14"/>
+              </w:rPr>
+              <w:t>Cumulative time out of range (min)</w:t>
+            </w:r>
+          </w:p>
+        </w:tc>
+        <w:tc>
+          <w:tcPr>
+            <w:shd w:val="clear" w:color="auto" w:fill="F7FAFC"/>
+            <w:vAlign w:val="center"/>
+            <w:tcW w:type="dxa" w:w="3433"/>
+          </w:tcPr>
+          <w:p>
+            <w:pPr>
+              <w:spacing w:before="20" w:after="20"/>
+              <w:jc w:val="center"/>
+            </w:pPr>
+            <w:r/>
+            <w:r>
+              <w:rPr>
+                <w:rFonts w:ascii="Calibri" w:hAnsi="Calibri"/>
+                <w:b w:val="0"/>
+                <w:i w:val="0"/>
+                <w:color w:val="000000"/>
+                <w:sz w:val="18"/>
+              </w:rPr>
+              <w:t>0</w:t>
+            </w:r>
+          </w:p>
+        </w:tc>
+        <w:tc>
+          <w:tcPr>
+            <w:shd w:val="clear" w:color="auto" w:fill="F7FAFC"/>
+            <w:vAlign w:val="center"/>
+            <w:tcW w:type="dxa" w:w="1365"/>
+          </w:tcPr>
+          <w:p>
+            <w:pPr>
+              <w:spacing w:before="20" w:after="20"/>
+              <w:jc w:val="center"/>
+            </w:pPr>
+            <w:r/>
+          </w:p>
+        </w:tc>
+        <w:tc>
+          <w:tcPr>
+            <w:shd w:val="clear" w:color="auto" w:fill="F7FAFC"/>
+            <w:vAlign w:val="center"/>
+            <w:tcW w:type="dxa" w:w="1645"/>
+          </w:tcPr>
+          <w:p>
+            <w:pPr>
+              <w:spacing w:before="20" w:after="20"/>
+              <w:jc w:val="center"/>
+            </w:pPr>
+            <w:r/>
+          </w:p>
+        </w:tc>
+      </w:tr>
+      <w:tr>
+        <w:tc>
+          <w:tcPr>
+            <w:shd w:val="clear" w:color="auto" w:fill="F2F2F2"/>
+            <w:vAlign w:val="center"/>
+            <w:tcW w:type="dxa" w:w="4021"/>
+          </w:tcPr>
+          <w:p>
+            <w:pPr>
+              <w:spacing w:before="20" w:after="20"/>
+              <w:jc w:val="center"/>
+            </w:pPr>
+            <w:r/>
+            <w:r>
+              <w:rPr>
+                <w:rFonts w:ascii="Calibri" w:hAnsi="Calibri"/>
+                <w:b w:val="0"/>
+                <w:i w:val="0"/>
+                <w:color w:val="000000"/>
+                <w:sz w:val="18"/>
+              </w:rPr>
+              <w:t>Макс. RH (%)</w:t>
+            </w:r>
+            <w:r>
+              <w:rPr>
+                <w:rFonts w:ascii="Calibri" w:hAnsi="Calibri"/>
+                <w:b w:val="0"/>
+                <w:i w:val="0"/>
+                <w:color w:val="000000"/>
+                <w:sz w:val="14"/>
+              </w:rPr>
+              <w:t xml:space="preserve"> | </w:t>
+            </w:r>
+            <w:r>
+              <w:rPr>
+                <w:rFonts w:ascii="Calibri" w:hAnsi="Calibri"/>
+                <w:b w:val="0"/>
+                <w:i/>
+                <w:color w:val="000000"/>
+                <w:sz w:val="14"/>
+              </w:rPr>
+              <w:t>Max. RH (%)</w:t>
+            </w:r>
+          </w:p>
+        </w:tc>
+        <w:tc>
+          <w:tcPr>
+            <w:vAlign w:val="center"/>
+            <w:tcW w:type="dxa" w:w="3433"/>
+          </w:tcPr>
+          <w:p>
+            <w:pPr>
+              <w:spacing w:before="20" w:after="20"/>
+              <w:jc w:val="center"/>
+            </w:pPr>
+            <w:r/>
+            <w:r>
+              <w:rPr>
+                <w:rFonts w:ascii="Calibri" w:hAnsi="Calibri"/>
+                <w:b w:val="0"/>
+                <w:i w:val="0"/>
+                <w:color w:val="000000"/>
+                <w:sz w:val="18"/>
+              </w:rPr>
+              <w:t>≤ 60</w:t>
+            </w:r>
+          </w:p>
+        </w:tc>
+        <w:tc>
+          <w:tcPr>
+            <w:vAlign w:val="center"/>
+            <w:tcW w:type="dxa" w:w="1365"/>
+          </w:tcPr>
+          <w:p>
+            <w:pPr>
+              <w:spacing w:before="20" w:after="20"/>
+              <w:jc w:val="center"/>
+            </w:pPr>
+            <w:r/>
+          </w:p>
+        </w:tc>
+        <w:tc>
+          <w:tcPr>
+            <w:vAlign w:val="center"/>
+            <w:tcW w:type="dxa" w:w="1645"/>
+          </w:tcPr>
+          <w:p>
+            <w:pPr>
+              <w:spacing w:before="20" w:after="20"/>
+              <w:jc w:val="center"/>
+            </w:pPr>
+            <w:r/>
+          </w:p>
+        </w:tc>
+      </w:tr>
+      <w:tr>
+        <w:tc>
+          <w:tcPr>
+            <w:shd w:val="clear" w:color="auto" w:fill="F2F2F2"/>
+            <w:vAlign w:val="center"/>
+            <w:tcW w:type="dxa" w:w="4021"/>
+          </w:tcPr>
+          <w:p>
+            <w:pPr>
+              <w:spacing w:before="20" w:after="20"/>
+              <w:jc w:val="center"/>
+            </w:pPr>
+            <w:r/>
+            <w:r>
+              <w:rPr>
+                <w:rFonts w:ascii="Calibri" w:hAnsi="Calibri"/>
+                <w:b w:val="0"/>
+                <w:i w:val="0"/>
+                <w:color w:val="000000"/>
+                <w:sz w:val="18"/>
+              </w:rPr>
+              <w:t>Времетраење (h:min)</w:t>
+            </w:r>
+            <w:r>
+              <w:rPr>
+                <w:rFonts w:ascii="Calibri" w:hAnsi="Calibri"/>
+                <w:b w:val="0"/>
+                <w:i w:val="0"/>
+                <w:color w:val="000000"/>
+                <w:sz w:val="14"/>
+              </w:rPr>
+              <w:t xml:space="preserve"> | </w:t>
+            </w:r>
+            <w:r>
+              <w:rPr>
+                <w:rFonts w:ascii="Calibri" w:hAnsi="Calibri"/>
+                <w:b w:val="0"/>
+                <w:i/>
+                <w:color w:val="000000"/>
+                <w:sz w:val="14"/>
+              </w:rPr>
+              <w:t>Duration (h:min)</w:t>
+            </w:r>
+          </w:p>
+        </w:tc>
+        <w:tc>
+          <w:tcPr>
+            <w:shd w:val="clear" w:color="auto" w:fill="F7FAFC"/>
+            <w:vAlign w:val="center"/>
+            <w:tcW w:type="dxa" w:w="3433"/>
+          </w:tcPr>
+          <w:p>
+            <w:pPr>
+              <w:spacing w:before="20" w:after="20"/>
+              <w:jc w:val="center"/>
+            </w:pPr>
+            <w:r/>
+            <w:r>
+              <w:rPr>
+                <w:rFonts w:ascii="Calibri" w:hAnsi="Calibri"/>
+                <w:b w:val="0"/>
+                <w:i w:val="0"/>
+                <w:color w:val="000000"/>
+                <w:sz w:val="18"/>
+              </w:rPr>
+              <w:t>≤ квалификувано</w:t>
+            </w:r>
+            <w:r>
+              <w:rPr>
+                <w:rFonts w:ascii="Calibri" w:hAnsi="Calibri"/>
+                <w:b w:val="0"/>
+                <w:i w:val="0"/>
+                <w:color w:val="000000"/>
+                <w:sz w:val="14"/>
+              </w:rPr>
+              <w:t xml:space="preserve"> | </w:t>
+            </w:r>
+            <w:r>
+              <w:rPr>
+                <w:rFonts w:ascii="Calibri" w:hAnsi="Calibri"/>
+                <w:b w:val="0"/>
+                <w:i/>
+                <w:color w:val="000000"/>
+                <w:sz w:val="14"/>
+              </w:rPr>
+              <w:t>≤ qualified</w:t>
+            </w:r>
+          </w:p>
+        </w:tc>
+        <w:tc>
+          <w:tcPr>
+            <w:shd w:val="clear" w:color="auto" w:fill="F7FAFC"/>
+            <w:vAlign w:val="center"/>
+            <w:tcW w:type="dxa" w:w="1365"/>
+          </w:tcPr>
+          <w:p>
+            <w:pPr>
+              <w:spacing w:before="20" w:after="20"/>
+              <w:jc w:val="center"/>
+            </w:pPr>
+            <w:r/>
+          </w:p>
+        </w:tc>
+        <w:tc>
+          <w:tcPr>
+            <w:shd w:val="clear" w:color="auto" w:fill="F7FAFC"/>
+            <w:vAlign w:val="center"/>
+            <w:tcW w:type="dxa" w:w="1645"/>
+          </w:tcPr>
+          <w:p>
+            <w:pPr>
+              <w:spacing w:before="20" w:after="20"/>
+              <w:jc w:val="center"/>
+            </w:pPr>
+            <w:r/>
+          </w:p>
+        </w:tc>
+      </w:tr>
+    </w:tbl>
+    <w:tbl>
+      <w:tblPr>
+        <w:tblLook w:firstColumn="1" w:firstRow="1" w:lastColumn="0" w:lastRow="0" w:noHBand="0" w:noVBand="1" w:val="04A0"/>
+        <w:tblLayout w:type="fixed"/>
+        <w:tblW w:type="dxa" w:w="10466"/>
+        <w:tblInd w:type="dxa" w:w="0"/>
+        <w:jc w:val="center"/>
+        <w:tblBorders>
+          <w:top w:val="single" w:sz="4" w:space="0" w:color="2B547E"/>
+          <w:left w:val="single" w:sz="4" w:space="0" w:color="2B547E"/>
+          <w:bottom w:val="single" w:sz="4" w:space="0" w:color="2B547E"/>
+          <w:right w:val="single" w:sz="4" w:space="0" w:color="2B547E"/>
+          <w:insideH w:val="single" w:sz="4" w:space="0" w:color="2B547E"/>
+          <w:insideV w:val="single" w:sz="4" w:space="0" w:color="2B547E"/>
+        </w:tblBorders>
+      </w:tblPr>
+      <w:tblGrid>
+        <w:gridCol w:w="10466"/>
+      </w:tblGrid>
+      <w:tr>
+        <w:tc>
+          <w:tcPr>
+            <w:shd w:val="clear" w:color="auto" w:fill="2B547E"/>
+            <w:vAlign w:val="center"/>
+            <w:tcW w:type="dxa" w:w="10466"/>
+          </w:tcPr>
+          <w:p>
+            <w:pPr>
+              <w:spacing w:before="20" w:after="20"/>
+              <w:jc w:val="center"/>
+            </w:pPr>
+            <w:r/>
+            <w:r>
+              <w:rPr>
+                <w:rFonts w:ascii="Calibri" w:hAnsi="Calibri"/>
+                <w:b/>
+                <w:i w:val="0"/>
+                <w:color w:val="FFFFFF"/>
+                <w:sz w:val="22"/>
+              </w:rPr>
+              <w:t>4 Диспозиција</w:t>
+            </w:r>
+            <w:r>
+              <w:rPr>
+                <w:rFonts w:ascii="Calibri" w:hAnsi="Calibri"/>
+                <w:b w:val="0"/>
+                <w:i w:val="0"/>
+                <w:color w:val="FFFFFF"/>
+                <w:sz w:val="18"/>
+              </w:rPr>
+              <w:t xml:space="preserve"> | </w:t>
+            </w:r>
+            <w:r>
+              <w:rPr>
+                <w:rFonts w:ascii="Calibri" w:hAnsi="Calibri"/>
+                <w:b w:val="0"/>
+                <w:i w:val="0"/>
+                <w:color w:val="FFFFFF"/>
+                <w:sz w:val="18"/>
+              </w:rPr>
+              <w:t>Disposition</w:t>
+            </w:r>
+          </w:p>
+        </w:tc>
+      </w:tr>
+    </w:tbl>
     <w:tbl>
       <w:tblPr>
         <w:jc w:val="center"/>
@@ -1664,7 +3384,7 @@
                 <w:color w:val="000000"/>
                 <w:sz w:val="24"/>
               </w:rPr>
-              <w:t>Нема</w:t>
+              <w:t>Одобрено</w:t>
             </w:r>
             <w:r>
               <w:rPr>
@@ -1684,7 +3404,7 @@
                 <w:color w:val="000000"/>
                 <w:sz w:val="20"/>
               </w:rPr>
-              <w:t>None</w:t>
+              <w:t>Approved</w:t>
             </w:r>
           </w:p>
         </w:tc>
@@ -1749,7 +3469,7 @@
                 <w:color w:val="000000"/>
                 <w:sz w:val="24"/>
               </w:rPr>
-              <w:t>Има — опис во прилог</w:t>
+              <w:t>Неусогласено — до QP</w:t>
             </w:r>
             <w:r>
               <w:rPr>
@@ -1769,48 +3489,125 @@
                 <w:color w:val="000000"/>
                 <w:sz w:val="20"/>
               </w:rPr>
-              <w:t>Yes — described in attachment</w:t>
-            </w:r>
+              <w:t>Non-compliant — to QP</w:t>
+            </w:r>
+          </w:p>
+        </w:tc>
+      </w:tr>
+      <w:tr>
+        <w:tc>
+          <w:tcPr>
+            <w:vAlign w:val="center"/>
+            <w:tcW w:type="pct" w:w="297"/>
+          </w:tcPr>
+          <w:p>
+            <w:pPr>
+              <w:spacing w:before="20" w:after="20"/>
+              <w:jc w:val="center"/>
+            </w:pPr>
+            <w:r/>
+            <w:r>
+              <w:rPr>
+                <w:rFonts w:ascii="Calibri" w:hAnsi="Calibri"/>
+                <w:b w:val="0"/>
+                <w:i w:val="0"/>
+                <w:color w:val="000000"/>
+                <w:sz w:val="24"/>
+              </w:rPr>
+              <w:t>☐</w:t>
+            </w:r>
+          </w:p>
+        </w:tc>
+        <w:tc>
+          <w:tcPr>
+            <w:vAlign w:val="center"/>
+            <w:tcW w:type="pct" w:w="2134"/>
+          </w:tcPr>
+          <w:p>
+            <w:pPr>
+              <w:spacing w:before="20" w:after="20"/>
+              <w:jc w:val="center"/>
+            </w:pPr>
+            <w:r/>
+            <w:r>
+              <w:rPr>
+                <w:rFonts w:ascii="Calibri" w:hAnsi="Calibri"/>
+                <w:b w:val="0"/>
+                <w:i w:val="0"/>
+                <w:color w:val="000000"/>
+                <w:sz w:val="24"/>
+              </w:rPr>
+              <w:t>Одобрено со отстапување</w:t>
+            </w:r>
+            <w:r>
+              <w:rPr>
+                <w:rFonts w:ascii="Calibri" w:hAnsi="Calibri"/>
+                <w:b w:val="0"/>
+                <w:i w:val="0"/>
+                <w:color w:val="000000"/>
+                <w:sz w:val="20"/>
+              </w:rPr>
+              <w:t xml:space="preserve"> | </w:t>
+            </w:r>
+            <w:r>
+              <w:rPr>
+                <w:rFonts w:ascii="Calibri" w:hAnsi="Calibri"/>
+                <w:b w:val="0"/>
+                <w:i/>
+                <w:color w:val="000000"/>
+                <w:sz w:val="20"/>
+              </w:rPr>
+              <w:t>Approved with deviation</w:t>
+            </w:r>
+          </w:p>
+        </w:tc>
+        <w:tc>
+          <w:tcPr>
+            <w:vAlign w:val="center"/>
+            <w:tcW w:type="pct" w:w="135"/>
+            <w:tcBorders>
+              <w:top w:val="nil"/>
+              <w:left w:val="nil"/>
+              <w:bottom w:val="nil"/>
+              <w:right w:val="nil"/>
+            </w:tcBorders>
+          </w:tcPr>
+          <w:p>
+            <w:pPr>
+              <w:spacing w:before="20" w:after="20"/>
+              <w:jc w:val="center"/>
+            </w:pPr>
+            <w:r/>
+          </w:p>
+        </w:tc>
+        <w:tc>
+          <w:tcPr>
+            <w:vAlign w:val="center"/>
+            <w:tcW w:type="pct" w:w="297"/>
+          </w:tcPr>
+          <w:p>
+            <w:pPr>
+              <w:spacing w:before="20" w:after="20"/>
+              <w:jc w:val="center"/>
+            </w:pPr>
+            <w:r/>
+          </w:p>
+        </w:tc>
+        <w:tc>
+          <w:tcPr>
+            <w:vAlign w:val="center"/>
+            <w:tcW w:type="pct" w:w="2134"/>
+          </w:tcPr>
+          <w:p>
+            <w:pPr>
+              <w:spacing w:before="20" w:after="20"/>
+              <w:jc w:val="center"/>
+            </w:pPr>
+            <w:r/>
           </w:p>
         </w:tc>
       </w:tr>
     </w:tbl>
-    <w:p>
-      <w:pPr>
-        <w:spacing w:before="0" w:after="0" w:line="250" w:lineRule="auto"/>
-        <w:jc w:val="both"/>
-      </w:pPr>
-      <w:r>
-        <w:rPr>
-          <w:rFonts w:ascii="Calibri" w:hAnsi="Calibri"/>
-          <w:b w:val="0"/>
-          <w:i w:val="0"/>
-          <w:color w:val="000000"/>
-          <w:sz w:val="22"/>
-        </w:rPr>
-        <w:t>Прилози: копија од потврдата од МВР; WHSOP_003_A04 (ланец на надзор); GPS извештај за рутата.</w:t>
-      </w:r>
-      <w:r>
-        <w:rPr>
-          <w:rFonts w:ascii="Calibri" w:hAnsi="Calibri"/>
-          <w:b w:val="0"/>
-          <w:i w:val="0"/>
-          <w:color w:val="595959"/>
-          <w:sz w:val="16"/>
-        </w:rPr>
-        <w:t xml:space="preserve">  |  </w:t>
-      </w:r>
-      <w:r>
-        <w:rPr>
-          <w:rFonts w:ascii="Calibri" w:hAnsi="Calibri"/>
-          <w:b w:val="0"/>
-          <w:i/>
-          <w:color w:val="595959"/>
-          <w:sz w:val="16"/>
-        </w:rPr>
-        <w:t>Attachments: copy of the MoIA confirmation; WHSOP_003_A04 (chain of custody); GPS route report.</w:t>
-      </w:r>
-    </w:p>
     <w:tbl>
       <w:tblPr>
         <w:tblLook w:firstColumn="1" w:firstRow="1" w:lastColumn="0" w:lastRow="0" w:noHBand="0" w:noVBand="1" w:val="04A0"/>
@@ -1828,19 +3625,20 @@
         </w:tblBorders>
       </w:tblPr>
       <w:tblGrid>
-        <w:gridCol w:w="10466"/>
+        <w:gridCol w:w="3676"/>
+        <w:gridCol w:w="6790"/>
       </w:tblGrid>
       <w:tr>
         <w:tc>
           <w:tcPr>
-            <w:shd w:val="clear" w:color="auto" w:fill="2B547E"/>
-            <w:vAlign w:val="center"/>
-            <w:tcW w:type="dxa" w:w="10466"/>
-          </w:tcPr>
-          <w:p>
-            <w:pPr>
-              <w:spacing w:before="20" w:after="20"/>
-              <w:jc w:val="center"/>
+            <w:shd w:val="clear" w:color="auto" w:fill="F2F2F2"/>
+            <w:vAlign w:val="center"/>
+            <w:tcW w:type="dxa" w:w="3676"/>
+          </w:tcPr>
+          <w:p>
+            <w:pPr>
+              <w:spacing w:before="20" w:after="20"/>
+              <w:jc w:val="left"/>
             </w:pPr>
             <w:r/>
             <w:r>
@@ -1848,18 +3646,18 @@
                 <w:rFonts w:ascii="Calibri" w:hAnsi="Calibri"/>
                 <w:b/>
                 <w:i w:val="0"/>
-                <w:color w:val="FFFFFF"/>
-                <w:sz w:val="22"/>
-              </w:rPr>
-              <w:t>4 Потписи</w:t>
-            </w:r>
-            <w:r>
-              <w:rPr>
-                <w:rFonts w:ascii="Calibri" w:hAnsi="Calibri"/>
-                <w:b w:val="0"/>
-                <w:i w:val="0"/>
-                <w:color w:val="FFFFFF"/>
-                <w:sz w:val="18"/>
+                <w:color w:val="000000"/>
+                <w:sz w:val="20"/>
+              </w:rPr>
+              <w:t>Образложение</w:t>
+            </w:r>
+            <w:r>
+              <w:rPr>
+                <w:rFonts w:ascii="Calibri" w:hAnsi="Calibri"/>
+                <w:b w:val="0"/>
+                <w:i w:val="0"/>
+                <w:color w:val="000000"/>
+                <w:sz w:val="16"/>
               </w:rPr>
               <w:t xml:space="preserve"> | </w:t>
             </w:r>
@@ -1868,11 +3666,83 @@
                 <w:rFonts w:ascii="Calibri" w:hAnsi="Calibri"/>
                 <w:b w:val="0"/>
                 <w:i w:val="0"/>
-                <w:color w:val="FFFFFF"/>
-                <w:sz w:val="18"/>
-              </w:rPr>
-              <w:t>Signatures</w:t>
-            </w:r>
+                <w:color w:val="000000"/>
+                <w:sz w:val="16"/>
+              </w:rPr>
+              <w:t>Justification</w:t>
+            </w:r>
+          </w:p>
+        </w:tc>
+        <w:tc>
+          <w:tcPr>
+            <w:vAlign w:val="center"/>
+            <w:tcW w:type="dxa" w:w="6790"/>
+          </w:tcPr>
+          <w:p>
+            <w:pPr>
+              <w:spacing w:before="20" w:after="20"/>
+              <w:jc w:val="center"/>
+            </w:pPr>
+            <w:r/>
+          </w:p>
+        </w:tc>
+      </w:tr>
+      <w:tr>
+        <w:tc>
+          <w:tcPr>
+            <w:shd w:val="clear" w:color="auto" w:fill="F2F2F2"/>
+            <w:vAlign w:val="center"/>
+            <w:tcW w:type="dxa" w:w="3676"/>
+          </w:tcPr>
+          <w:p>
+            <w:pPr>
+              <w:spacing w:before="20" w:after="20"/>
+              <w:jc w:val="left"/>
+            </w:pPr>
+            <w:r/>
+            <w:r>
+              <w:rPr>
+                <w:rFonts w:ascii="Calibri" w:hAnsi="Calibri"/>
+                <w:b/>
+                <w:i w:val="0"/>
+                <w:color w:val="000000"/>
+                <w:sz w:val="20"/>
+              </w:rPr>
+              <w:t>Одлука на QP за материјалот (при неусогласеност)</w:t>
+            </w:r>
+            <w:r>
+              <w:rPr>
+                <w:rFonts w:ascii="Calibri" w:hAnsi="Calibri"/>
+                <w:b w:val="0"/>
+                <w:i w:val="0"/>
+                <w:color w:val="000000"/>
+                <w:sz w:val="16"/>
+              </w:rPr>
+              <w:t xml:space="preserve"> | </w:t>
+            </w:r>
+            <w:r>
+              <w:rPr>
+                <w:rFonts w:ascii="Calibri" w:hAnsi="Calibri"/>
+                <w:b w:val="0"/>
+                <w:i w:val="0"/>
+                <w:color w:val="000000"/>
+                <w:sz w:val="16"/>
+              </w:rPr>
+              <w:t>QP decision on the material (if non-compliant)</w:t>
+            </w:r>
+          </w:p>
+        </w:tc>
+        <w:tc>
+          <w:tcPr>
+            <w:vAlign w:val="center"/>
+            <w:tcW w:type="dxa" w:w="6790"/>
+          </w:tcPr>
+          <w:p>
+            <w:pPr>
+              <w:spacing w:before="20" w:after="20"/>
+              <w:jc w:val="center"/>
+            </w:pPr>
+            <w:r/>
           </w:p>
         </w:tc>
       </w:tr>
@@ -2101,7 +3971,7 @@
                 <w:color w:val="000000"/>
                 <w:sz w:val="18"/>
               </w:rPr>
-              <w:t>Изготвил (Раководител на Обезбедување)</w:t>
+              <w:t>Прегледал (QA)</w:t>
             </w:r>
             <w:r>
               <w:rPr>
@@ -2121,7 +3991,7 @@
                 <w:color w:val="000000"/>
                 <w:sz w:val="14"/>
               </w:rPr>
-              <w:t>Prepared (Head of Security)</w:t>
+              <w:t>Reviewed (QA)</w:t>
             </w:r>
           </w:p>
         </w:tc>
@@ -2186,7 +4056,7 @@
                 <w:color w:val="000000"/>
                 <w:sz w:val="18"/>
               </w:rPr>
-              <w:t>GPS податоците ги проверил (Администратор на обезбедување)</w:t>
+              <w:t>Одлучил (QP) — при неусогласеност</w:t>
             </w:r>
             <w:r>
               <w:rPr>
@@ -2206,7 +4076,7 @@
                 <w:color w:val="000000"/>
                 <w:sz w:val="14"/>
               </w:rPr>
-              <w:t>GPS data verified (Security Administrator)</w:t>
+              <w:t>Decided (QP) — if non-compliant</w:t>
             </w:r>
           </w:p>
         </w:tc>
@@ -2243,230 +4113,6 @@
             <w:shd w:val="clear" w:color="auto" w:fill="F7FAFC"/>
             <w:vAlign w:val="center"/>
             <w:tcW w:type="dxa" w:w="2154"/>
-          </w:tcPr>
-          <w:p>
-            <w:pPr>
-              <w:spacing w:before="20" w:after="20"/>
-              <w:jc w:val="center"/>
-            </w:pPr>
-            <w:r/>
-          </w:p>
-        </w:tc>
-      </w:tr>
-      <w:tr>
-        <w:tc>
-          <w:tcPr>
-            <w:shd w:val="clear" w:color="auto" w:fill="F2F2F2"/>
-            <w:vAlign w:val="center"/>
-            <w:tcW w:type="dxa" w:w="3889"/>
-          </w:tcPr>
-          <w:p>
-            <w:pPr>
-              <w:spacing w:before="20" w:after="20"/>
-              <w:jc w:val="center"/>
-            </w:pPr>
-            <w:r/>
-            <w:r>
-              <w:rPr>
-                <w:rFonts w:ascii="Calibri" w:hAnsi="Calibri"/>
-                <w:b w:val="0"/>
-                <w:i w:val="0"/>
-                <w:color w:val="000000"/>
-                <w:sz w:val="18"/>
-              </w:rPr>
-              <w:t>Одобрил и потпишал (QP)</w:t>
-            </w:r>
-            <w:r>
-              <w:rPr>
-                <w:rFonts w:ascii="Calibri" w:hAnsi="Calibri"/>
-                <w:b w:val="0"/>
-                <w:i w:val="0"/>
-                <w:color w:val="000000"/>
-                <w:sz w:val="14"/>
-              </w:rPr>
-              <w:t xml:space="preserve"> | </w:t>
-            </w:r>
-            <w:r>
-              <w:rPr>
-                <w:rFonts w:ascii="Calibri" w:hAnsi="Calibri"/>
-                <w:b w:val="0"/>
-                <w:i/>
-                <w:color w:val="000000"/>
-                <w:sz w:val="14"/>
-              </w:rPr>
-              <w:t>Approved and signed (QP)</w:t>
-            </w:r>
-          </w:p>
-        </w:tc>
-        <w:tc>
-          <w:tcPr>
-            <w:vAlign w:val="center"/>
-            <w:tcW w:type="dxa" w:w="2948"/>
-          </w:tcPr>
-          <w:p>
-            <w:pPr>
-              <w:spacing w:before="20" w:after="20"/>
-              <w:jc w:val="center"/>
-            </w:pPr>
-            <w:r/>
-          </w:p>
-        </w:tc>
-        <w:tc>
-          <w:tcPr>
-            <w:vAlign w:val="center"/>
-            <w:tcW w:type="dxa" w:w="1474"/>
-          </w:tcPr>
-          <w:p>
-            <w:pPr>
-              <w:spacing w:before="20" w:after="20"/>
-              <w:jc w:val="center"/>
-            </w:pPr>
-            <w:r/>
-          </w:p>
-        </w:tc>
-        <w:tc>
-          <w:tcPr>
-            <w:vAlign w:val="center"/>
-            <w:tcW w:type="dxa" w:w="2154"/>
-          </w:tcPr>
-          <w:p>
-            <w:pPr>
-              <w:spacing w:before="20" w:after="20"/>
-              <w:jc w:val="center"/>
-            </w:pPr>
-            <w:r/>
-          </w:p>
-        </w:tc>
-      </w:tr>
-    </w:tbl>
-    <w:tbl>
-      <w:tblPr>
-        <w:jc w:val="center"/>
-        <w:tblLook w:firstColumn="1" w:firstRow="1" w:lastColumn="0" w:lastRow="0" w:noHBand="0" w:noVBand="1" w:val="04A0"/>
-        <w:tblLayout w:type="fixed"/>
-        <w:tblW w:type="pct" w:w="5000"/>
-        <w:tblInd w:type="dxa" w:w="0"/>
-        <w:tblBorders>
-          <w:top w:val="single" w:sz="4" w:space="0" w:color="2B547E"/>
-          <w:left w:val="single" w:sz="4" w:space="0" w:color="2B547E"/>
-          <w:bottom w:val="single" w:sz="4" w:space="0" w:color="2B547E"/>
-          <w:right w:val="single" w:sz="4" w:space="0" w:color="2B547E"/>
-          <w:insideH w:val="single" w:sz="4" w:space="0" w:color="2B547E"/>
-          <w:insideV w:val="single" w:sz="4" w:space="0" w:color="2B547E"/>
-        </w:tblBorders>
-      </w:tblPr>
-      <w:tblGrid>
-        <w:gridCol w:w="3288"/>
-        <w:gridCol w:w="2058"/>
-        <w:gridCol w:w="3061"/>
-        <w:gridCol w:w="2058"/>
-      </w:tblGrid>
-      <w:tr>
-        <w:tc>
-          <w:tcPr>
-            <w:shd w:val="clear" w:color="auto" w:fill="F2F2F2"/>
-            <w:vAlign w:val="center"/>
-            <w:tcW w:type="pct" w:w="1570"/>
-          </w:tcPr>
-          <w:p>
-            <w:pPr>
-              <w:spacing w:before="20" w:after="20"/>
-              <w:jc w:val="left"/>
-            </w:pPr>
-            <w:r/>
-            <w:r>
-              <w:rPr>
-                <w:rFonts w:ascii="Calibri" w:hAnsi="Calibri"/>
-                <w:b/>
-                <w:i w:val="0"/>
-                <w:color w:val="000000"/>
-                <w:sz w:val="20"/>
-              </w:rPr>
-              <w:t>Доказ за поднесување (број, заверка)</w:t>
-            </w:r>
-            <w:r>
-              <w:rPr>
-                <w:rFonts w:ascii="Calibri" w:hAnsi="Calibri"/>
-                <w:b w:val="0"/>
-                <w:i w:val="0"/>
-                <w:color w:val="000000"/>
-                <w:sz w:val="16"/>
-              </w:rPr>
-              <w:t xml:space="preserve"> | </w:t>
-            </w:r>
-            <w:r>
-              <w:rPr>
-                <w:rFonts w:ascii="Calibri" w:hAnsi="Calibri"/>
-                <w:b w:val="0"/>
-                <w:i w:val="0"/>
-                <w:color w:val="000000"/>
-                <w:sz w:val="16"/>
-              </w:rPr>
-              <w:t>Proof of submission (No., stamp)</w:t>
-            </w:r>
-          </w:p>
-        </w:tc>
-        <w:tc>
-          <w:tcPr>
-            <w:vAlign w:val="center"/>
-            <w:tcW w:type="pct" w:w="983"/>
-          </w:tcPr>
-          <w:p>
-            <w:pPr>
-              <w:spacing w:before="20" w:after="20"/>
-              <w:jc w:val="center"/>
-            </w:pPr>
-            <w:r/>
-          </w:p>
-        </w:tc>
-        <w:tc>
-          <w:tcPr>
-            <w:shd w:val="clear" w:color="auto" w:fill="F2F2F2"/>
-            <w:vAlign w:val="center"/>
-            <w:tcW w:type="pct" w:w="1462"/>
-          </w:tcPr>
-          <w:p>
-            <w:pPr>
-              <w:spacing w:before="20" w:after="20"/>
-              <w:jc w:val="left"/>
-            </w:pPr>
-            <w:r/>
-            <w:r>
-              <w:rPr>
-                <w:rFonts w:ascii="Calibri" w:hAnsi="Calibri"/>
-                <w:b/>
-                <w:i w:val="0"/>
-                <w:color w:val="000000"/>
-                <w:sz w:val="20"/>
-              </w:rPr>
-              <w:t>Датум на поднесување</w:t>
-            </w:r>
-            <w:r>
-              <w:rPr>
-                <w:rFonts w:ascii="Calibri" w:hAnsi="Calibri"/>
-                <w:b w:val="0"/>
-                <w:i w:val="0"/>
-                <w:color w:val="000000"/>
-                <w:sz w:val="16"/>
-              </w:rPr>
-              <w:t xml:space="preserve"> | </w:t>
-            </w:r>
-            <w:r>
-              <w:rPr>
-                <w:rFonts w:ascii="Calibri" w:hAnsi="Calibri"/>
-                <w:b w:val="0"/>
-                <w:i w:val="0"/>
-                <w:color w:val="000000"/>
-                <w:sz w:val="16"/>
-              </w:rPr>
-              <w:t>Submission date</w:t>
-            </w:r>
-          </w:p>
-        </w:tc>
-        <w:tc>
-          <w:tcPr>
-            <w:vAlign w:val="center"/>
-            <w:tcW w:type="pct" w:w="983"/>
           </w:tcPr>
           <w:p>
             <w:pPr>
@@ -2860,7 +4506,7 @@
               <w:szCs w:val="28"/>
               <w:lang w:val="mk-MK"/>
             </w:rPr>
-            <w:t>Известување по транспортот до Министерството за здравство</w:t>
+            <w:t>Преглед на транспортното досие и диспозиција</w:t>
           </w:r>
           <w:r>
             <w:rPr>
@@ -2900,7 +4546,7 @@
             <w:rPr>
               <w:rFonts w:ascii="Arial Narrow" w:hAnsi="Arial Narrow" w:cs="Arial Narrow"/>
             </w:rPr>
-            <w:t>Post-transport Notification to the Ministry of Health</w:t>
+            <w:t>Transport File Review and Disposition</w:t>
           </w:r>
         </w:p>
       </w:tc>

--- a/deliverables/inland_transport_2026-10/docx/WHSOP_003_A07.docx
+++ b/deliverables/inland_transport_2026-10/docx/WHSOP_003_A07.docx
@@ -96,72 +96,56 @@
         <w:t xml:space="preserve">   —   Верзија | Version: DRAFT   ·   Датум на важност | Effective date: —</w:t>
       </w:r>
     </w:p>
-    <w:tbl>
-      <w:tblPr>
-        <w:tblLook w:firstColumn="1" w:firstRow="1" w:lastColumn="0" w:lastRow="0" w:noHBand="0" w:noVBand="1" w:val="04A0"/>
-        <w:tblLayout w:type="fixed"/>
-        <w:tblW w:type="dxa" w:w="10466"/>
-        <w:tblInd w:type="dxa" w:w="0"/>
+    <w:p>
+      <w:pPr>
+        <w:spacing w:before="0" w:after="0"/>
         <w:jc w:val="center"/>
-        <w:tblBorders>
-          <w:top w:val="single" w:sz="4" w:space="0" w:color="2B547E"/>
-          <w:left w:val="single" w:sz="4" w:space="0" w:color="2B547E"/>
-          <w:bottom w:val="single" w:sz="4" w:space="0" w:color="2B547E"/>
-          <w:right w:val="single" w:sz="4" w:space="0" w:color="2B547E"/>
-          <w:insideH w:val="single" w:sz="4" w:space="0" w:color="2B547E"/>
-          <w:insideV w:val="single" w:sz="4" w:space="0" w:color="2B547E"/>
-        </w:tblBorders>
-      </w:tblPr>
-      <w:tblGrid>
-        <w:gridCol w:w="10466"/>
-      </w:tblGrid>
-      <w:tr>
-        <w:tc>
-          <w:tcPr>
-            <w:shd w:val="clear" w:color="auto" w:fill="2B547E"/>
-            <w:vAlign w:val="center"/>
-            <w:tcW w:type="dxa" w:w="10466"/>
-          </w:tcPr>
-          <w:p>
-            <w:pPr>
-              <w:spacing w:before="20" w:after="20"/>
-              <w:jc w:val="center"/>
-            </w:pPr>
-            <w:r/>
-            <w:r>
-              <w:rPr>
-                <w:rFonts w:ascii="Calibri" w:hAnsi="Calibri"/>
-                <w:b/>
-                <w:i w:val="0"/>
-                <w:color w:val="FFFFFF"/>
-                <w:sz w:val="22"/>
-              </w:rPr>
-              <w:t>1 Идентификација</w:t>
-            </w:r>
-            <w:r>
-              <w:rPr>
-                <w:rFonts w:ascii="Calibri" w:hAnsi="Calibri"/>
-                <w:b w:val="0"/>
-                <w:i w:val="0"/>
-                <w:color w:val="FFFFFF"/>
-                <w:sz w:val="18"/>
-              </w:rPr>
-              <w:t xml:space="preserve"> | </w:t>
-            </w:r>
-            <w:r>
-              <w:rPr>
-                <w:rFonts w:ascii="Calibri" w:hAnsi="Calibri"/>
-                <w:b w:val="0"/>
-                <w:i w:val="0"/>
-                <w:color w:val="FFFFFF"/>
-                <w:sz w:val="18"/>
-              </w:rPr>
-              <w:t>Identification</w:t>
-            </w:r>
-          </w:p>
-        </w:tc>
-      </w:tr>
-    </w:tbl>
+        <w:keepNext/>
+        <w:pBdr>
+          <w:top w:val="single" w:sz="4" w:space="2" w:color="2B547E"/>
+          <w:left w:val="single" w:sz="4" w:space="4" w:color="2B547E"/>
+          <w:bottom w:val="single" w:sz="4" w:space="2" w:color="2B547E"/>
+          <w:right w:val="single" w:sz="4" w:space="4" w:color="2B547E"/>
+        </w:pBdr>
+        <w:shd w:val="clear" w:color="auto" w:fill="2B547E"/>
+      </w:pPr>
+      <w:r>
+        <w:rPr>
+          <w:rFonts w:ascii="Calibri" w:hAnsi="Calibri"/>
+          <w:b/>
+          <w:i w:val="0"/>
+          <w:color w:val="FFFFFF"/>
+          <w:sz w:val="22"/>
+        </w:rPr>
+        <w:t>1 Идентификација</w:t>
+      </w:r>
+      <w:r>
+        <w:rPr>
+          <w:rFonts w:ascii="Calibri" w:hAnsi="Calibri"/>
+          <w:b w:val="0"/>
+          <w:i w:val="0"/>
+          <w:color w:val="FFFFFF"/>
+          <w:sz w:val="18"/>
+        </w:rPr>
+        <w:t xml:space="preserve"> | </w:t>
+      </w:r>
+      <w:r>
+        <w:rPr>
+          <w:rFonts w:ascii="Calibri" w:hAnsi="Calibri"/>
+          <w:b w:val="0"/>
+          <w:i w:val="0"/>
+          <w:color w:val="FFFFFF"/>
+          <w:sz w:val="18"/>
+        </w:rPr>
+        <w:t>Identification</w:t>
+      </w:r>
+    </w:p>
+    <w:p>
+      <w:pPr>
+        <w:keepNext/>
+        <w:spacing w:before="0" w:after="0" w:lineRule="exact" w:line="40"/>
+      </w:pPr>
+    </w:p>
     <w:tbl>
       <w:tblPr>
         <w:jc w:val="center"/>
@@ -185,6 +169,9 @@
         <w:gridCol w:w="3396"/>
       </w:tblGrid>
       <w:tr>
+        <w:trPr>
+          <w:cantSplit/>
+        </w:trPr>
         <w:tc>
           <w:tcPr>
             <w:shd w:val="clear" w:color="auto" w:fill="F2F2F2"/>
@@ -193,6 +180,7 @@
           </w:tcPr>
           <w:p>
             <w:pPr>
+              <w:keepNext/>
               <w:spacing w:before="20" w:after="20"/>
               <w:jc w:val="left"/>
             </w:pPr>
@@ -216,6 +204,7 @@
           </w:tcPr>
           <w:p>
             <w:pPr>
+              <w:keepNext/>
               <w:spacing w:before="20" w:after="20"/>
               <w:jc w:val="center"/>
             </w:pPr>
@@ -240,6 +229,7 @@
           </w:tcPr>
           <w:p>
             <w:pPr>
+              <w:keepNext/>
               <w:spacing w:before="20" w:after="20"/>
               <w:jc w:val="left"/>
             </w:pPr>
@@ -283,6 +273,7 @@
           </w:tcPr>
           <w:p>
             <w:pPr>
+              <w:keepNext/>
               <w:spacing w:before="20" w:after="20"/>
               <w:jc w:val="center"/>
             </w:pPr>
@@ -314,6 +305,9 @@
         <w:gridCol w:w="2670"/>
       </w:tblGrid>
       <w:tr>
+        <w:trPr>
+          <w:cantSplit/>
+        </w:trPr>
         <w:tc>
           <w:tcPr>
             <w:shd w:val="clear" w:color="auto" w:fill="F2F2F2"/>
@@ -322,6 +316,7 @@
           </w:tcPr>
           <w:p>
             <w:pPr>
+              <w:keepNext/>
               <w:spacing w:before="20" w:after="20"/>
               <w:jc w:val="left"/>
             </w:pPr>
@@ -365,6 +360,7 @@
           </w:tcPr>
           <w:p>
             <w:pPr>
+              <w:keepNext/>
               <w:spacing w:before="20" w:after="20"/>
               <w:jc w:val="center"/>
             </w:pPr>
@@ -379,6 +375,7 @@
           </w:tcPr>
           <w:p>
             <w:pPr>
+              <w:keepNext/>
               <w:spacing w:before="20" w:after="20"/>
               <w:jc w:val="left"/>
             </w:pPr>
@@ -422,6 +419,7 @@
           </w:tcPr>
           <w:p>
             <w:pPr>
+              <w:keepNext/>
               <w:spacing w:before="20" w:after="20"/>
               <w:jc w:val="center"/>
             </w:pPr>
@@ -451,6 +449,9 @@
         <w:gridCol w:w="7178"/>
       </w:tblGrid>
       <w:tr>
+        <w:trPr>
+          <w:cantSplit/>
+        </w:trPr>
         <w:tc>
           <w:tcPr>
             <w:shd w:val="clear" w:color="auto" w:fill="F2F2F2"/>
@@ -510,72 +511,62 @@
         </w:tc>
       </w:tr>
     </w:tbl>
-    <w:tbl>
-      <w:tblPr>
-        <w:tblLook w:firstColumn="1" w:firstRow="1" w:lastColumn="0" w:lastRow="0" w:noHBand="0" w:noVBand="1" w:val="04A0"/>
-        <w:tblLayout w:type="fixed"/>
-        <w:tblW w:type="dxa" w:w="10466"/>
-        <w:tblInd w:type="dxa" w:w="0"/>
+    <w:p>
+      <w:pPr>
+        <w:keepNext/>
+        <w:spacing w:before="0" w:after="0" w:lineRule="exact" w:line="240"/>
+      </w:pPr>
+    </w:p>
+    <w:p>
+      <w:pPr>
+        <w:spacing w:before="0" w:after="0"/>
         <w:jc w:val="center"/>
-        <w:tblBorders>
-          <w:top w:val="single" w:sz="4" w:space="0" w:color="2B547E"/>
-          <w:left w:val="single" w:sz="4" w:space="0" w:color="2B547E"/>
-          <w:bottom w:val="single" w:sz="4" w:space="0" w:color="2B547E"/>
-          <w:right w:val="single" w:sz="4" w:space="0" w:color="2B547E"/>
-          <w:insideH w:val="single" w:sz="4" w:space="0" w:color="2B547E"/>
-          <w:insideV w:val="single" w:sz="4" w:space="0" w:color="2B547E"/>
-        </w:tblBorders>
-      </w:tblPr>
-      <w:tblGrid>
-        <w:gridCol w:w="10466"/>
-      </w:tblGrid>
-      <w:tr>
-        <w:tc>
-          <w:tcPr>
-            <w:shd w:val="clear" w:color="auto" w:fill="2B547E"/>
-            <w:vAlign w:val="center"/>
-            <w:tcW w:type="dxa" w:w="10466"/>
-          </w:tcPr>
-          <w:p>
-            <w:pPr>
-              <w:spacing w:before="20" w:after="20"/>
-              <w:jc w:val="center"/>
-            </w:pPr>
-            <w:r/>
-            <w:r>
-              <w:rPr>
-                <w:rFonts w:ascii="Calibri" w:hAnsi="Calibri"/>
-                <w:b/>
-                <w:i w:val="0"/>
-                <w:color w:val="FFFFFF"/>
-                <w:sz w:val="22"/>
-              </w:rPr>
-              <w:t>2 Преглед</w:t>
-            </w:r>
-            <w:r>
-              <w:rPr>
-                <w:rFonts w:ascii="Calibri" w:hAnsi="Calibri"/>
-                <w:b w:val="0"/>
-                <w:i w:val="0"/>
-                <w:color w:val="FFFFFF"/>
-                <w:sz w:val="18"/>
-              </w:rPr>
-              <w:t xml:space="preserve"> | </w:t>
-            </w:r>
-            <w:r>
-              <w:rPr>
-                <w:rFonts w:ascii="Calibri" w:hAnsi="Calibri"/>
-                <w:b w:val="0"/>
-                <w:i w:val="0"/>
-                <w:color w:val="FFFFFF"/>
-                <w:sz w:val="18"/>
-              </w:rPr>
-              <w:t>Review</w:t>
-            </w:r>
-          </w:p>
-        </w:tc>
-      </w:tr>
-    </w:tbl>
+        <w:keepNext/>
+        <w:pBdr>
+          <w:top w:val="single" w:sz="4" w:space="2" w:color="2B547E"/>
+          <w:left w:val="single" w:sz="4" w:space="4" w:color="2B547E"/>
+          <w:bottom w:val="single" w:sz="4" w:space="2" w:color="2B547E"/>
+          <w:right w:val="single" w:sz="4" w:space="4" w:color="2B547E"/>
+        </w:pBdr>
+        <w:shd w:val="clear" w:color="auto" w:fill="2B547E"/>
+      </w:pPr>
+      <w:r>
+        <w:rPr>
+          <w:rFonts w:ascii="Calibri" w:hAnsi="Calibri"/>
+          <w:b/>
+          <w:i w:val="0"/>
+          <w:color w:val="FFFFFF"/>
+          <w:sz w:val="22"/>
+        </w:rPr>
+        <w:t>2 Преглед</w:t>
+      </w:r>
+      <w:r>
+        <w:rPr>
+          <w:rFonts w:ascii="Calibri" w:hAnsi="Calibri"/>
+          <w:b w:val="0"/>
+          <w:i w:val="0"/>
+          <w:color w:val="FFFFFF"/>
+          <w:sz w:val="18"/>
+        </w:rPr>
+        <w:t xml:space="preserve"> | </w:t>
+      </w:r>
+      <w:r>
+        <w:rPr>
+          <w:rFonts w:ascii="Calibri" w:hAnsi="Calibri"/>
+          <w:b w:val="0"/>
+          <w:i w:val="0"/>
+          <w:color w:val="FFFFFF"/>
+          <w:sz w:val="18"/>
+        </w:rPr>
+        <w:t>Review</w:t>
+      </w:r>
+    </w:p>
+    <w:p>
+      <w:pPr>
+        <w:keepNext/>
+        <w:spacing w:before="0" w:after="0" w:lineRule="exact" w:line="40"/>
+      </w:pPr>
+    </w:p>
     <w:tbl>
       <w:tblPr>
         <w:tblLook w:firstColumn="1" w:firstRow="1" w:lastColumn="0" w:lastRow="0" w:noHBand="0" w:noVBand="1" w:val="04A0"/>
@@ -603,6 +594,7 @@
       <w:tr>
         <w:trPr>
           <w:tblHeader w:val="true"/>
+          <w:cantSplit/>
         </w:trPr>
         <w:tc>
           <w:tcPr>
@@ -612,6 +604,7 @@
           </w:tcPr>
           <w:p>
             <w:pPr>
+              <w:keepNext/>
               <w:spacing w:before="20" w:after="20"/>
               <w:jc w:val="center"/>
             </w:pPr>
@@ -636,6 +629,7 @@
           </w:tcPr>
           <w:p>
             <w:pPr>
+              <w:keepNext/>
               <w:spacing w:before="20" w:after="20"/>
               <w:jc w:val="center"/>
             </w:pPr>
@@ -680,6 +674,7 @@
           </w:tcPr>
           <w:p>
             <w:pPr>
+              <w:keepNext/>
               <w:spacing w:before="20" w:after="20"/>
               <w:jc w:val="center"/>
             </w:pPr>
@@ -724,6 +719,7 @@
           </w:tcPr>
           <w:p>
             <w:pPr>
+              <w:keepNext/>
               <w:spacing w:before="20" w:after="20"/>
               <w:jc w:val="center"/>
             </w:pPr>
@@ -768,6 +764,7 @@
           </w:tcPr>
           <w:p>
             <w:pPr>
+              <w:keepNext/>
               <w:spacing w:before="20" w:after="20"/>
               <w:jc w:val="center"/>
             </w:pPr>
@@ -792,6 +789,7 @@
           </w:tcPr>
           <w:p>
             <w:pPr>
+              <w:keepNext/>
               <w:spacing w:before="20" w:after="20"/>
               <w:jc w:val="center"/>
             </w:pPr>
@@ -830,6 +828,9 @@
         </w:tc>
       </w:tr>
       <w:tr>
+        <w:trPr>
+          <w:cantSplit/>
+        </w:trPr>
         <w:tc>
           <w:tcPr>
             <w:shd w:val="clear" w:color="auto" w:fill="F2F2F2"/>
@@ -838,6 +839,7 @@
           </w:tcPr>
           <w:p>
             <w:pPr>
+              <w:keepNext/>
               <w:spacing w:before="20" w:after="20"/>
               <w:jc w:val="center"/>
             </w:pPr>
@@ -861,6 +863,7 @@
           </w:tcPr>
           <w:p>
             <w:pPr>
+              <w:keepNext/>
               <w:spacing w:before="20" w:after="20"/>
               <w:jc w:val="center"/>
             </w:pPr>
@@ -904,6 +907,7 @@
           </w:tcPr>
           <w:p>
             <w:pPr>
+              <w:keepNext/>
               <w:spacing w:before="20" w:after="20"/>
               <w:jc w:val="center"/>
             </w:pPr>
@@ -917,6 +921,7 @@
           </w:tcPr>
           <w:p>
             <w:pPr>
+              <w:keepNext/>
               <w:spacing w:before="20" w:after="20"/>
               <w:jc w:val="center"/>
             </w:pPr>
@@ -930,6 +935,7 @@
           </w:tcPr>
           <w:p>
             <w:pPr>
+              <w:keepNext/>
               <w:spacing w:before="20" w:after="20"/>
               <w:jc w:val="center"/>
             </w:pPr>
@@ -943,6 +949,7 @@
           </w:tcPr>
           <w:p>
             <w:pPr>
+              <w:keepNext/>
               <w:spacing w:before="20" w:after="20"/>
               <w:jc w:val="center"/>
             </w:pPr>
@@ -951,6 +958,9 @@
         </w:tc>
       </w:tr>
       <w:tr>
+        <w:trPr>
+          <w:cantSplit/>
+        </w:trPr>
         <w:tc>
           <w:tcPr>
             <w:shd w:val="clear" w:color="auto" w:fill="F2F2F2"/>
@@ -959,6 +969,7 @@
           </w:tcPr>
           <w:p>
             <w:pPr>
+              <w:keepNext/>
               <w:spacing w:before="20" w:after="20"/>
               <w:jc w:val="center"/>
             </w:pPr>
@@ -983,6 +994,7 @@
           </w:tcPr>
           <w:p>
             <w:pPr>
+              <w:keepNext/>
               <w:spacing w:before="20" w:after="20"/>
               <w:jc w:val="center"/>
             </w:pPr>
@@ -1027,6 +1039,7 @@
           </w:tcPr>
           <w:p>
             <w:pPr>
+              <w:keepNext/>
               <w:spacing w:before="20" w:after="20"/>
               <w:jc w:val="center"/>
             </w:pPr>
@@ -1041,6 +1054,7 @@
           </w:tcPr>
           <w:p>
             <w:pPr>
+              <w:keepNext/>
               <w:spacing w:before="20" w:after="20"/>
               <w:jc w:val="center"/>
             </w:pPr>
@@ -1055,6 +1069,7 @@
           </w:tcPr>
           <w:p>
             <w:pPr>
+              <w:keepNext/>
               <w:spacing w:before="20" w:after="20"/>
               <w:jc w:val="center"/>
             </w:pPr>
@@ -1069,6 +1084,7 @@
           </w:tcPr>
           <w:p>
             <w:pPr>
+              <w:keepNext/>
               <w:spacing w:before="20" w:after="20"/>
               <w:jc w:val="center"/>
             </w:pPr>
@@ -1077,6 +1093,9 @@
         </w:tc>
       </w:tr>
       <w:tr>
+        <w:trPr>
+          <w:cantSplit/>
+        </w:trPr>
         <w:tc>
           <w:tcPr>
             <w:shd w:val="clear" w:color="auto" w:fill="F2F2F2"/>
@@ -1198,6 +1217,9 @@
         </w:tc>
       </w:tr>
       <w:tr>
+        <w:trPr>
+          <w:cantSplit/>
+        </w:trPr>
         <w:tc>
           <w:tcPr>
             <w:shd w:val="clear" w:color="auto" w:fill="F2F2F2"/>
@@ -1324,6 +1346,9 @@
         </w:tc>
       </w:tr>
       <w:tr>
+        <w:trPr>
+          <w:cantSplit/>
+        </w:trPr>
         <w:tc>
           <w:tcPr>
             <w:shd w:val="clear" w:color="auto" w:fill="F2F2F2"/>
@@ -1445,6 +1470,9 @@
         </w:tc>
       </w:tr>
       <w:tr>
+        <w:trPr>
+          <w:cantSplit/>
+        </w:trPr>
         <w:tc>
           <w:tcPr>
             <w:shd w:val="clear" w:color="auto" w:fill="F2F2F2"/>
@@ -1571,6 +1599,9 @@
         </w:tc>
       </w:tr>
       <w:tr>
+        <w:trPr>
+          <w:cantSplit/>
+        </w:trPr>
         <w:tc>
           <w:tcPr>
             <w:shd w:val="clear" w:color="auto" w:fill="F2F2F2"/>
@@ -1692,6 +1723,9 @@
         </w:tc>
       </w:tr>
       <w:tr>
+        <w:trPr>
+          <w:cantSplit/>
+        </w:trPr>
         <w:tc>
           <w:tcPr>
             <w:shd w:val="clear" w:color="auto" w:fill="F2F2F2"/>
@@ -1818,6 +1852,9 @@
         </w:tc>
       </w:tr>
       <w:tr>
+        <w:trPr>
+          <w:cantSplit/>
+        </w:trPr>
         <w:tc>
           <w:tcPr>
             <w:shd w:val="clear" w:color="auto" w:fill="F2F2F2"/>
@@ -1939,6 +1976,9 @@
         </w:tc>
       </w:tr>
       <w:tr>
+        <w:trPr>
+          <w:cantSplit/>
+        </w:trPr>
         <w:tc>
           <w:tcPr>
             <w:shd w:val="clear" w:color="auto" w:fill="F2F2F2"/>
@@ -2065,6 +2105,9 @@
         </w:tc>
       </w:tr>
       <w:tr>
+        <w:trPr>
+          <w:cantSplit/>
+        </w:trPr>
         <w:tc>
           <w:tcPr>
             <w:shd w:val="clear" w:color="auto" w:fill="F2F2F2"/>
@@ -2186,6 +2229,9 @@
         </w:tc>
       </w:tr>
       <w:tr>
+        <w:trPr>
+          <w:cantSplit/>
+        </w:trPr>
         <w:tc>
           <w:tcPr>
             <w:shd w:val="clear" w:color="auto" w:fill="F2F2F2"/>
@@ -2312,6 +2358,9 @@
         </w:tc>
       </w:tr>
       <w:tr>
+        <w:trPr>
+          <w:cantSplit/>
+        </w:trPr>
         <w:tc>
           <w:tcPr>
             <w:shd w:val="clear" w:color="auto" w:fill="F2F2F2"/>
@@ -2433,72 +2482,62 @@
         </w:tc>
       </w:tr>
     </w:tbl>
-    <w:tbl>
-      <w:tblPr>
-        <w:tblLook w:firstColumn="1" w:firstRow="1" w:lastColumn="0" w:lastRow="0" w:noHBand="0" w:noVBand="1" w:val="04A0"/>
-        <w:tblLayout w:type="fixed"/>
-        <w:tblW w:type="dxa" w:w="10466"/>
-        <w:tblInd w:type="dxa" w:w="0"/>
+    <w:p>
+      <w:pPr>
+        <w:keepNext/>
+        <w:spacing w:before="0" w:after="0" w:lineRule="exact" w:line="240"/>
+      </w:pPr>
+    </w:p>
+    <w:p>
+      <w:pPr>
+        <w:spacing w:before="0" w:after="0"/>
         <w:jc w:val="center"/>
-        <w:tblBorders>
-          <w:top w:val="single" w:sz="4" w:space="0" w:color="2B547E"/>
-          <w:left w:val="single" w:sz="4" w:space="0" w:color="2B547E"/>
-          <w:bottom w:val="single" w:sz="4" w:space="0" w:color="2B547E"/>
-          <w:right w:val="single" w:sz="4" w:space="0" w:color="2B547E"/>
-          <w:insideH w:val="single" w:sz="4" w:space="0" w:color="2B547E"/>
-          <w:insideV w:val="single" w:sz="4" w:space="0" w:color="2B547E"/>
-        </w:tblBorders>
-      </w:tblPr>
-      <w:tblGrid>
-        <w:gridCol w:w="10466"/>
-      </w:tblGrid>
-      <w:tr>
-        <w:tc>
-          <w:tcPr>
-            <w:shd w:val="clear" w:color="auto" w:fill="2B547E"/>
-            <w:vAlign w:val="center"/>
-            <w:tcW w:type="dxa" w:w="10466"/>
-          </w:tcPr>
-          <w:p>
-            <w:pPr>
-              <w:spacing w:before="20" w:after="20"/>
-              <w:jc w:val="center"/>
-            </w:pPr>
-            <w:r/>
-            <w:r>
-              <w:rPr>
-                <w:rFonts w:ascii="Calibri" w:hAnsi="Calibri"/>
-                <w:b/>
-                <w:i w:val="0"/>
-                <w:color w:val="FFFFFF"/>
-                <w:sz w:val="22"/>
-              </w:rPr>
-              <w:t>3 Податоци од логерот</w:t>
-            </w:r>
-            <w:r>
-              <w:rPr>
-                <w:rFonts w:ascii="Calibri" w:hAnsi="Calibri"/>
-                <w:b w:val="0"/>
-                <w:i w:val="0"/>
-                <w:color w:val="FFFFFF"/>
-                <w:sz w:val="18"/>
-              </w:rPr>
-              <w:t xml:space="preserve"> | </w:t>
-            </w:r>
-            <w:r>
-              <w:rPr>
-                <w:rFonts w:ascii="Calibri" w:hAnsi="Calibri"/>
-                <w:b w:val="0"/>
-                <w:i w:val="0"/>
-                <w:color w:val="FFFFFF"/>
-                <w:sz w:val="18"/>
-              </w:rPr>
-              <w:t>Logger data</w:t>
-            </w:r>
-          </w:p>
-        </w:tc>
-      </w:tr>
-    </w:tbl>
+        <w:keepNext/>
+        <w:pBdr>
+          <w:top w:val="single" w:sz="4" w:space="2" w:color="2B547E"/>
+          <w:left w:val="single" w:sz="4" w:space="4" w:color="2B547E"/>
+          <w:bottom w:val="single" w:sz="4" w:space="2" w:color="2B547E"/>
+          <w:right w:val="single" w:sz="4" w:space="4" w:color="2B547E"/>
+        </w:pBdr>
+        <w:shd w:val="clear" w:color="auto" w:fill="2B547E"/>
+      </w:pPr>
+      <w:r>
+        <w:rPr>
+          <w:rFonts w:ascii="Calibri" w:hAnsi="Calibri"/>
+          <w:b/>
+          <w:i w:val="0"/>
+          <w:color w:val="FFFFFF"/>
+          <w:sz w:val="22"/>
+        </w:rPr>
+        <w:t>3 Податоци од логерот</w:t>
+      </w:r>
+      <w:r>
+        <w:rPr>
+          <w:rFonts w:ascii="Calibri" w:hAnsi="Calibri"/>
+          <w:b w:val="0"/>
+          <w:i w:val="0"/>
+          <w:color w:val="FFFFFF"/>
+          <w:sz w:val="18"/>
+        </w:rPr>
+        <w:t xml:space="preserve"> | </w:t>
+      </w:r>
+      <w:r>
+        <w:rPr>
+          <w:rFonts w:ascii="Calibri" w:hAnsi="Calibri"/>
+          <w:b w:val="0"/>
+          <w:i w:val="0"/>
+          <w:color w:val="FFFFFF"/>
+          <w:sz w:val="18"/>
+        </w:rPr>
+        <w:t>Logger data</w:t>
+      </w:r>
+    </w:p>
+    <w:p>
+      <w:pPr>
+        <w:keepNext/>
+        <w:spacing w:before="0" w:after="0" w:lineRule="exact" w:line="40"/>
+      </w:pPr>
+    </w:p>
     <w:tbl>
       <w:tblPr>
         <w:tblLook w:firstColumn="1" w:firstRow="1" w:lastColumn="0" w:lastRow="0" w:noHBand="0" w:noVBand="1" w:val="04A0"/>
@@ -2524,6 +2563,7 @@
       <w:tr>
         <w:trPr>
           <w:tblHeader w:val="true"/>
+          <w:cantSplit/>
         </w:trPr>
         <w:tc>
           <w:tcPr>
@@ -2533,6 +2573,7 @@
           </w:tcPr>
           <w:p>
             <w:pPr>
+              <w:keepNext/>
               <w:spacing w:before="20" w:after="20"/>
               <w:jc w:val="center"/>
             </w:pPr>
@@ -2577,6 +2618,7 @@
           </w:tcPr>
           <w:p>
             <w:pPr>
+              <w:keepNext/>
               <w:spacing w:before="20" w:after="20"/>
               <w:jc w:val="center"/>
             </w:pPr>
@@ -2621,6 +2663,7 @@
           </w:tcPr>
           <w:p>
             <w:pPr>
+              <w:keepNext/>
               <w:spacing w:before="20" w:after="20"/>
               <w:jc w:val="center"/>
             </w:pPr>
@@ -2665,6 +2708,7 @@
           </w:tcPr>
           <w:p>
             <w:pPr>
+              <w:keepNext/>
               <w:spacing w:before="20" w:after="20"/>
               <w:jc w:val="center"/>
             </w:pPr>
@@ -2703,6 +2747,9 @@
         </w:tc>
       </w:tr>
       <w:tr>
+        <w:trPr>
+          <w:cantSplit/>
+        </w:trPr>
         <w:tc>
           <w:tcPr>
             <w:shd w:val="clear" w:color="auto" w:fill="F2F2F2"/>
@@ -2711,6 +2758,7 @@
           </w:tcPr>
           <w:p>
             <w:pPr>
+              <w:keepNext/>
               <w:spacing w:before="20" w:after="20"/>
               <w:jc w:val="center"/>
             </w:pPr>
@@ -2754,6 +2802,7 @@
           </w:tcPr>
           <w:p>
             <w:pPr>
+              <w:keepNext/>
               <w:spacing w:before="20" w:after="20"/>
               <w:jc w:val="center"/>
             </w:pPr>
@@ -2767,6 +2816,7 @@
           </w:tcPr>
           <w:p>
             <w:pPr>
+              <w:keepNext/>
               <w:spacing w:before="20" w:after="20"/>
               <w:jc w:val="center"/>
             </w:pPr>
@@ -2780,6 +2830,7 @@
           </w:tcPr>
           <w:p>
             <w:pPr>
+              <w:keepNext/>
               <w:spacing w:before="20" w:after="20"/>
               <w:jc w:val="center"/>
             </w:pPr>
@@ -2788,6 +2839,9 @@
         </w:tc>
       </w:tr>
       <w:tr>
+        <w:trPr>
+          <w:cantSplit/>
+        </w:trPr>
         <w:tc>
           <w:tcPr>
             <w:shd w:val="clear" w:color="auto" w:fill="F2F2F2"/>
@@ -2796,6 +2850,7 @@
           </w:tcPr>
           <w:p>
             <w:pPr>
+              <w:keepNext/>
               <w:spacing w:before="20" w:after="20"/>
               <w:jc w:val="center"/>
             </w:pPr>
@@ -2840,6 +2895,7 @@
           </w:tcPr>
           <w:p>
             <w:pPr>
+              <w:keepNext/>
               <w:spacing w:before="20" w:after="20"/>
               <w:jc w:val="center"/>
             </w:pPr>
@@ -2854,6 +2910,7 @@
           </w:tcPr>
           <w:p>
             <w:pPr>
+              <w:keepNext/>
               <w:spacing w:before="20" w:after="20"/>
               <w:jc w:val="center"/>
             </w:pPr>
@@ -2868,6 +2925,7 @@
           </w:tcPr>
           <w:p>
             <w:pPr>
+              <w:keepNext/>
               <w:spacing w:before="20" w:after="20"/>
               <w:jc w:val="center"/>
             </w:pPr>
@@ -2876,6 +2934,9 @@
         </w:tc>
       </w:tr>
       <w:tr>
+        <w:trPr>
+          <w:cantSplit/>
+        </w:trPr>
         <w:tc>
           <w:tcPr>
             <w:shd w:val="clear" w:color="auto" w:fill="F2F2F2"/>
@@ -2884,6 +2945,7 @@
           </w:tcPr>
           <w:p>
             <w:pPr>
+              <w:keepNext/>
               <w:spacing w:before="20" w:after="20"/>
               <w:jc w:val="center"/>
             </w:pPr>
@@ -2907,6 +2969,7 @@
           </w:tcPr>
           <w:p>
             <w:pPr>
+              <w:keepNext/>
               <w:spacing w:before="20" w:after="20"/>
               <w:jc w:val="center"/>
             </w:pPr>
@@ -2920,6 +2983,7 @@
           </w:tcPr>
           <w:p>
             <w:pPr>
+              <w:keepNext/>
               <w:spacing w:before="20" w:after="20"/>
               <w:jc w:val="center"/>
             </w:pPr>
@@ -2933,6 +2997,7 @@
           </w:tcPr>
           <w:p>
             <w:pPr>
+              <w:keepNext/>
               <w:spacing w:before="20" w:after="20"/>
               <w:jc w:val="center"/>
             </w:pPr>
@@ -2941,6 +3006,9 @@
         </w:tc>
       </w:tr>
       <w:tr>
+        <w:trPr>
+          <w:cantSplit/>
+        </w:trPr>
         <w:tc>
           <w:tcPr>
             <w:shd w:val="clear" w:color="auto" w:fill="F2F2F2"/>
@@ -2949,6 +3017,7 @@
           </w:tcPr>
           <w:p>
             <w:pPr>
+              <w:keepNext/>
               <w:spacing w:before="20" w:after="20"/>
               <w:jc w:val="center"/>
             </w:pPr>
@@ -2993,6 +3062,7 @@
           </w:tcPr>
           <w:p>
             <w:pPr>
+              <w:keepNext/>
               <w:spacing w:before="20" w:after="20"/>
               <w:jc w:val="center"/>
             </w:pPr>
@@ -3017,6 +3087,7 @@
           </w:tcPr>
           <w:p>
             <w:pPr>
+              <w:keepNext/>
               <w:spacing w:before="20" w:after="20"/>
               <w:jc w:val="center"/>
             </w:pPr>
@@ -3031,6 +3102,7 @@
           </w:tcPr>
           <w:p>
             <w:pPr>
+              <w:keepNext/>
               <w:spacing w:before="20" w:after="20"/>
               <w:jc w:val="center"/>
             </w:pPr>
@@ -3039,6 +3111,9 @@
         </w:tc>
       </w:tr>
       <w:tr>
+        <w:trPr>
+          <w:cantSplit/>
+        </w:trPr>
         <w:tc>
           <w:tcPr>
             <w:shd w:val="clear" w:color="auto" w:fill="F2F2F2"/>
@@ -3047,6 +3122,7 @@
           </w:tcPr>
           <w:p>
             <w:pPr>
+              <w:keepNext/>
               <w:spacing w:before="20" w:after="20"/>
               <w:jc w:val="center"/>
             </w:pPr>
@@ -3090,6 +3166,7 @@
           </w:tcPr>
           <w:p>
             <w:pPr>
+              <w:keepNext/>
               <w:spacing w:before="20" w:after="20"/>
               <w:jc w:val="center"/>
             </w:pPr>
@@ -3113,6 +3190,7 @@
           </w:tcPr>
           <w:p>
             <w:pPr>
+              <w:keepNext/>
               <w:spacing w:before="20" w:after="20"/>
               <w:jc w:val="center"/>
             </w:pPr>
@@ -3126,6 +3204,7 @@
           </w:tcPr>
           <w:p>
             <w:pPr>
+              <w:keepNext/>
               <w:spacing w:before="20" w:after="20"/>
               <w:jc w:val="center"/>
             </w:pPr>
@@ -3134,6 +3213,9 @@
         </w:tc>
       </w:tr>
       <w:tr>
+        <w:trPr>
+          <w:cantSplit/>
+        </w:trPr>
         <w:tc>
           <w:tcPr>
             <w:shd w:val="clear" w:color="auto" w:fill="F2F2F2"/>
@@ -3252,72 +3334,62 @@
         </w:tc>
       </w:tr>
     </w:tbl>
-    <w:tbl>
-      <w:tblPr>
-        <w:tblLook w:firstColumn="1" w:firstRow="1" w:lastColumn="0" w:lastRow="0" w:noHBand="0" w:noVBand="1" w:val="04A0"/>
-        <w:tblLayout w:type="fixed"/>
-        <w:tblW w:type="dxa" w:w="10466"/>
-        <w:tblInd w:type="dxa" w:w="0"/>
+    <w:p>
+      <w:pPr>
+        <w:keepNext/>
+        <w:spacing w:before="0" w:after="0" w:lineRule="exact" w:line="240"/>
+      </w:pPr>
+    </w:p>
+    <w:p>
+      <w:pPr>
+        <w:spacing w:before="0" w:after="0"/>
         <w:jc w:val="center"/>
-        <w:tblBorders>
-          <w:top w:val="single" w:sz="4" w:space="0" w:color="2B547E"/>
-          <w:left w:val="single" w:sz="4" w:space="0" w:color="2B547E"/>
-          <w:bottom w:val="single" w:sz="4" w:space="0" w:color="2B547E"/>
-          <w:right w:val="single" w:sz="4" w:space="0" w:color="2B547E"/>
-          <w:insideH w:val="single" w:sz="4" w:space="0" w:color="2B547E"/>
-          <w:insideV w:val="single" w:sz="4" w:space="0" w:color="2B547E"/>
-        </w:tblBorders>
-      </w:tblPr>
-      <w:tblGrid>
-        <w:gridCol w:w="10466"/>
-      </w:tblGrid>
-      <w:tr>
-        <w:tc>
-          <w:tcPr>
-            <w:shd w:val="clear" w:color="auto" w:fill="2B547E"/>
-            <w:vAlign w:val="center"/>
-            <w:tcW w:type="dxa" w:w="10466"/>
-          </w:tcPr>
-          <w:p>
-            <w:pPr>
-              <w:spacing w:before="20" w:after="20"/>
-              <w:jc w:val="center"/>
-            </w:pPr>
-            <w:r/>
-            <w:r>
-              <w:rPr>
-                <w:rFonts w:ascii="Calibri" w:hAnsi="Calibri"/>
-                <w:b/>
-                <w:i w:val="0"/>
-                <w:color w:val="FFFFFF"/>
-                <w:sz w:val="22"/>
-              </w:rPr>
-              <w:t>4 Диспозиција</w:t>
-            </w:r>
-            <w:r>
-              <w:rPr>
-                <w:rFonts w:ascii="Calibri" w:hAnsi="Calibri"/>
-                <w:b w:val="0"/>
-                <w:i w:val="0"/>
-                <w:color w:val="FFFFFF"/>
-                <w:sz w:val="18"/>
-              </w:rPr>
-              <w:t xml:space="preserve"> | </w:t>
-            </w:r>
-            <w:r>
-              <w:rPr>
-                <w:rFonts w:ascii="Calibri" w:hAnsi="Calibri"/>
-                <w:b w:val="0"/>
-                <w:i w:val="0"/>
-                <w:color w:val="FFFFFF"/>
-                <w:sz w:val="18"/>
-              </w:rPr>
-              <w:t>Disposition</w:t>
-            </w:r>
-          </w:p>
-        </w:tc>
-      </w:tr>
-    </w:tbl>
+        <w:keepNext/>
+        <w:pBdr>
+          <w:top w:val="single" w:sz="4" w:space="2" w:color="2B547E"/>
+          <w:left w:val="single" w:sz="4" w:space="4" w:color="2B547E"/>
+          <w:bottom w:val="single" w:sz="4" w:space="2" w:color="2B547E"/>
+          <w:right w:val="single" w:sz="4" w:space="4" w:color="2B547E"/>
+        </w:pBdr>
+        <w:shd w:val="clear" w:color="auto" w:fill="2B547E"/>
+      </w:pPr>
+      <w:r>
+        <w:rPr>
+          <w:rFonts w:ascii="Calibri" w:hAnsi="Calibri"/>
+          <w:b/>
+          <w:i w:val="0"/>
+          <w:color w:val="FFFFFF"/>
+          <w:sz w:val="22"/>
+        </w:rPr>
+        <w:t>4 Диспозиција</w:t>
+      </w:r>
+      <w:r>
+        <w:rPr>
+          <w:rFonts w:ascii="Calibri" w:hAnsi="Calibri"/>
+          <w:b w:val="0"/>
+          <w:i w:val="0"/>
+          <w:color w:val="FFFFFF"/>
+          <w:sz w:val="18"/>
+        </w:rPr>
+        <w:t xml:space="preserve"> | </w:t>
+      </w:r>
+      <w:r>
+        <w:rPr>
+          <w:rFonts w:ascii="Calibri" w:hAnsi="Calibri"/>
+          <w:b w:val="0"/>
+          <w:i w:val="0"/>
+          <w:color w:val="FFFFFF"/>
+          <w:sz w:val="18"/>
+        </w:rPr>
+        <w:t>Disposition</w:t>
+      </w:r>
+    </w:p>
+    <w:p>
+      <w:pPr>
+        <w:keepNext/>
+        <w:spacing w:before="0" w:after="0" w:lineRule="exact" w:line="40"/>
+      </w:pPr>
+    </w:p>
     <w:tbl>
       <w:tblPr>
         <w:jc w:val="center"/>
@@ -3608,6 +3680,12 @@
         </w:tc>
       </w:tr>
     </w:tbl>
+    <w:p>
+      <w:pPr>
+        <w:keepNext/>
+        <w:spacing w:before="0" w:after="0" w:lineRule="exact" w:line="120"/>
+      </w:pPr>
+    </w:p>
     <w:tbl>
       <w:tblPr>
         <w:tblLook w:firstColumn="1" w:firstRow="1" w:lastColumn="0" w:lastRow="0" w:noHBand="0" w:noVBand="1" w:val="04A0"/>
@@ -3629,6 +3707,9 @@
         <w:gridCol w:w="6790"/>
       </w:tblGrid>
       <w:tr>
+        <w:trPr>
+          <w:cantSplit/>
+        </w:trPr>
         <w:tc>
           <w:tcPr>
             <w:shd w:val="clear" w:color="auto" w:fill="F2F2F2"/>
@@ -3637,6 +3718,7 @@
           </w:tcPr>
           <w:p>
             <w:pPr>
+              <w:keepNext/>
               <w:spacing w:before="20" w:after="20"/>
               <w:jc w:val="left"/>
             </w:pPr>
@@ -3680,6 +3762,7 @@
           </w:tcPr>
           <w:p>
             <w:pPr>
+              <w:keepNext/>
               <w:spacing w:before="20" w:after="20"/>
               <w:jc w:val="center"/>
             </w:pPr>
@@ -3688,6 +3771,9 @@
         </w:tc>
       </w:tr>
       <w:tr>
+        <w:trPr>
+          <w:cantSplit/>
+        </w:trPr>
         <w:tc>
           <w:tcPr>
             <w:shd w:val="clear" w:color="auto" w:fill="F2F2F2"/>
@@ -3747,6 +3833,12 @@
         </w:tc>
       </w:tr>
     </w:tbl>
+    <w:p>
+      <w:pPr>
+        <w:keepNext/>
+        <w:spacing w:before="0" w:after="0" w:lineRule="exact" w:line="120"/>
+      </w:pPr>
+    </w:p>
     <w:tbl>
       <w:tblPr>
         <w:tblLook w:firstColumn="1" w:firstRow="1" w:lastColumn="0" w:lastRow="0" w:noHBand="0" w:noVBand="1" w:val="04A0"/>
@@ -3772,6 +3864,7 @@
       <w:tr>
         <w:trPr>
           <w:tblHeader w:val="true"/>
+          <w:cantSplit/>
         </w:trPr>
         <w:tc>
           <w:tcPr>
@@ -3781,6 +3874,7 @@
           </w:tcPr>
           <w:p>
             <w:pPr>
+              <w:keepNext/>
               <w:spacing w:before="20" w:after="20"/>
               <w:jc w:val="center"/>
             </w:pPr>
@@ -3825,6 +3919,7 @@
           </w:tcPr>
           <w:p>
             <w:pPr>
+              <w:keepNext/>
               <w:spacing w:before="20" w:after="20"/>
               <w:jc w:val="center"/>
             </w:pPr>
@@ -3869,6 +3964,7 @@
           </w:tcPr>
           <w:p>
             <w:pPr>
+              <w:keepNext/>
               <w:spacing w:before="20" w:after="20"/>
               <w:jc w:val="center"/>
             </w:pPr>
@@ -3913,6 +4009,7 @@
           </w:tcPr>
           <w:p>
             <w:pPr>
+              <w:keepNext/>
               <w:spacing w:before="20" w:after="20"/>
               <w:jc w:val="center"/>
             </w:pPr>
@@ -3951,6 +4048,9 @@
         </w:tc>
       </w:tr>
       <w:tr>
+        <w:trPr>
+          <w:cantSplit/>
+        </w:trPr>
         <w:tc>
           <w:tcPr>
             <w:shd w:val="clear" w:color="auto" w:fill="F2F2F2"/>
@@ -3959,6 +4059,7 @@
           </w:tcPr>
           <w:p>
             <w:pPr>
+              <w:keepNext/>
               <w:spacing w:before="20" w:after="20"/>
               <w:jc w:val="center"/>
             </w:pPr>
@@ -4002,6 +4103,7 @@
           </w:tcPr>
           <w:p>
             <w:pPr>
+              <w:keepNext/>
               <w:spacing w:before="20" w:after="20"/>
               <w:jc w:val="center"/>
             </w:pPr>
@@ -4015,6 +4117,7 @@
           </w:tcPr>
           <w:p>
             <w:pPr>
+              <w:keepNext/>
               <w:spacing w:before="20" w:after="20"/>
               <w:jc w:val="center"/>
             </w:pPr>
@@ -4028,6 +4131,7 @@
           </w:tcPr>
           <w:p>
             <w:pPr>
+              <w:keepNext/>
               <w:spacing w:before="20" w:after="20"/>
               <w:jc w:val="center"/>
             </w:pPr>
@@ -4036,6 +4140,9 @@
         </w:tc>
       </w:tr>
       <w:tr>
+        <w:trPr>
+          <w:cantSplit/>
+        </w:trPr>
         <w:tc>
           <w:tcPr>
             <w:shd w:val="clear" w:color="auto" w:fill="F2F2F2"/>

--- a/deliverables/inland_transport_2026-10/docx/WHSOP_003_A07.docx
+++ b/deliverables/inland_transport_2026-10/docx/WHSOP_003_A07.docx
@@ -1139,7 +1139,7 @@
                 <w:color w:val="000000"/>
                 <w:sz w:val="18"/>
               </w:rPr>
-              <w:t>Потврда од обезбедувањето на досие</w:t>
+              <w:t>Полициското придружување присутно од поаѓање до прием</w:t>
             </w:r>
             <w:r>
               <w:rPr>
@@ -1159,7 +1159,7 @@
                 <w:color w:val="000000"/>
                 <w:sz w:val="14"/>
               </w:rPr>
-              <w:t>Security company confirmation on file</w:t>
+              <w:t>Police escort present from departure to receipt</w:t>
             </w:r>
           </w:p>
         </w:tc>
@@ -1645,7 +1645,7 @@
                 <w:color w:val="000000"/>
                 <w:sz w:val="18"/>
               </w:rPr>
-              <w:t>Пломбите цели (или оштетувањето документирано)</w:t>
+              <w:t>Пломбите, лентите и завиткувањето цели (или оштетувањето документирано)</w:t>
             </w:r>
             <w:r>
               <w:rPr>
@@ -1665,7 +1665,7 @@
                 <w:color w:val="000000"/>
                 <w:sz w:val="14"/>
               </w:rPr>
-              <w:t>Seals intact (or damage documented)</w:t>
+              <w:t>Seals, tapes and wrapping intact (or damage documented)</w:t>
             </w:r>
           </w:p>
         </w:tc>
@@ -1770,7 +1770,7 @@
                 <w:color w:val="000000"/>
                 <w:sz w:val="18"/>
               </w:rPr>
-              <w:t>Податоците од логерот во опсег во текот на целиот транспорт</w:t>
+              <w:t>Податоците од сите логери (по палета и USB) во опсег во текот на целиот транспорт</w:t>
             </w:r>
             <w:r>
               <w:rPr>
@@ -1790,7 +1790,7 @@
                 <w:color w:val="000000"/>
                 <w:sz w:val="14"/>
               </w:rPr>
-              <w:t>Logger data within range throughout</w:t>
+              <w:t>Data from all loggers (per pallet and USB) within range throughout</w:t>
             </w:r>
           </w:p>
         </w:tc>
@@ -1898,7 +1898,7 @@
                 <w:color w:val="000000"/>
                 <w:sz w:val="18"/>
               </w:rPr>
-              <w:t>GPS ја потврдува одобрената рута, без непланирани застанувања</w:t>
+              <w:t>Контролните јавувања ја потврдуваат одобрената рута, без непланирани застанувања</w:t>
             </w:r>
             <w:r>
               <w:rPr>
@@ -1918,7 +1918,7 @@
                 <w:color w:val="000000"/>
                 <w:sz w:val="14"/>
               </w:rPr>
-              <w:t>GPS confirms approved route, no unscheduled stops</w:t>
+              <w:t>Check-in calls confirm the approved route, no unscheduled stops</w:t>
             </w:r>
           </w:p>
         </w:tc>
@@ -2023,7 +2023,7 @@
                 <w:color w:val="000000"/>
                 <w:sz w:val="18"/>
               </w:rPr>
-              <w:t>Количината порамнета (испратено = примено)</w:t>
+              <w:t>Количината порамнета: палети, картони, кеси и маса</w:t>
             </w:r>
             <w:r>
               <w:rPr>
@@ -2043,7 +2043,7 @@
                 <w:color w:val="000000"/>
                 <w:sz w:val="14"/>
               </w:rPr>
-              <w:t>Quantity reconciled (dispatched = received)</w:t>
+              <w:t>Quantity reconciled: pallets, cartons, bags and mass</w:t>
             </w:r>
           </w:p>
         </w:tc>
@@ -2771,7 +2771,7 @@
                 <w:color w:val="000000"/>
                 <w:sz w:val="18"/>
               </w:rPr>
-              <w:t>Мин. температура (°C)</w:t>
+              <w:t>Мин. температура, најниска палета (°C)</w:t>
             </w:r>
             <w:r>
               <w:rPr>
@@ -2791,7 +2791,7 @@
                 <w:color w:val="000000"/>
                 <w:sz w:val="14"/>
               </w:rPr>
-              <w:t>Min. temperature (°C)</w:t>
+              <w:t>Min. temperature, lowest pallet (°C)</w:t>
             </w:r>
           </w:p>
         </w:tc>
@@ -2807,6 +2807,16 @@
               <w:jc w:val="center"/>
             </w:pPr>
             <w:r/>
+            <w:r>
+              <w:rPr>
+                <w:rFonts w:ascii="Calibri" w:hAnsi="Calibri"/>
+                <w:b w:val="0"/>
+                <w:i w:val="0"/>
+                <w:color w:val="000000"/>
+                <w:sz w:val="18"/>
+              </w:rPr>
+              <w:t>≥ 15</w:t>
+            </w:r>
           </w:p>
         </w:tc>
         <w:tc>
@@ -2863,7 +2873,7 @@
                 <w:color w:val="000000"/>
                 <w:sz w:val="18"/>
               </w:rPr>
-              <w:t>Макс. температура (°C)</w:t>
+              <w:t>Макс. температура, највисока палета (°C)</w:t>
             </w:r>
             <w:r>
               <w:rPr>
@@ -2883,7 +2893,7 @@
                 <w:color w:val="000000"/>
                 <w:sz w:val="14"/>
               </w:rPr>
-              <w:t>Max. temperature (°C)</w:t>
+              <w:t>Max. temperature, highest pallet (°C)</w:t>
             </w:r>
           </w:p>
         </w:tc>
@@ -2900,6 +2910,16 @@
               <w:jc w:val="center"/>
             </w:pPr>
             <w:r/>
+            <w:r>
+              <w:rPr>
+                <w:rFonts w:ascii="Calibri" w:hAnsi="Calibri"/>
+                <w:b w:val="0"/>
+                <w:i w:val="0"/>
+                <w:color w:val="000000"/>
+                <w:sz w:val="18"/>
+              </w:rPr>
+              <w:t>≤ 25</w:t>
+            </w:r>
           </w:p>
         </w:tc>
         <w:tc>
@@ -3135,7 +3155,7 @@
                 <w:color w:val="000000"/>
                 <w:sz w:val="18"/>
               </w:rPr>
-              <w:t>Макс. RH (%)</w:t>
+              <w:t>Макс. RH, USB логер (%)</w:t>
             </w:r>
             <w:r>
               <w:rPr>
@@ -3155,7 +3175,7 @@
                 <w:color w:val="000000"/>
                 <w:sz w:val="14"/>
               </w:rPr>
-              <w:t>Max. RH (%)</w:t>
+              <w:t>Max. RH, USB logger (%)</w:t>
             </w:r>
           </w:p>
         </w:tc>

--- a/deliverables/inland_transport_2026-10/docx/WHSOP_003_A07.docx
+++ b/deliverables/inland_transport_2026-10/docx/WHSOP_003_A07.docx
@@ -1139,7 +1139,7 @@
                 <w:color w:val="000000"/>
                 <w:sz w:val="18"/>
               </w:rPr>
-              <w:t>Полициското придружување присутно од поаѓање до прием</w:t>
+              <w:t>Превозникот квалификуван, Договорот за квалитет важи</w:t>
             </w:r>
             <w:r>
               <w:rPr>
@@ -1159,7 +1159,7 @@
                 <w:color w:val="000000"/>
                 <w:sz w:val="14"/>
               </w:rPr>
-              <w:t>Police escort present from departure to receipt</w:t>
+              <w:t>Carrier qualified, Quality Agreement valid</w:t>
             </w:r>
           </w:p>
         </w:tc>
@@ -1264,7 +1264,7 @@
                 <w:color w:val="000000"/>
                 <w:sz w:val="18"/>
               </w:rPr>
-              <w:t>Чек-листа A05 (дел А и Б) комплетна</w:t>
+              <w:t>Полициското придружување присутно од поаѓање до прием</w:t>
             </w:r>
             <w:r>
               <w:rPr>
@@ -1284,7 +1284,7 @@
                 <w:color w:val="000000"/>
                 <w:sz w:val="14"/>
               </w:rPr>
-              <w:t>Checklist A05 (parts A and B) complete</w:t>
+              <w:t>Police escort present from departure to receipt</w:t>
             </w:r>
           </w:p>
         </w:tc>
@@ -1392,7 +1392,7 @@
                 <w:color w:val="000000"/>
                 <w:sz w:val="18"/>
               </w:rPr>
-              <w:t>Манифестот A04 комплетен, сите точки потпишани</w:t>
+              <w:t>Чек-листа A05 (дел А и Б) комплетна</w:t>
             </w:r>
             <w:r>
               <w:rPr>
@@ -1412,7 +1412,7 @@
                 <w:color w:val="000000"/>
                 <w:sz w:val="14"/>
               </w:rPr>
-              <w:t>Manifest A04 complete, all transfers signed</w:t>
+              <w:t>Checklist A05 (parts A and B) complete</w:t>
             </w:r>
           </w:p>
         </w:tc>
@@ -1517,7 +1517,7 @@
                 <w:color w:val="000000"/>
                 <w:sz w:val="18"/>
               </w:rPr>
-              <w:t>Ланецот на надзор е непрекинат</w:t>
+              <w:t>Манифестот A04 комплетен, сите точки потпишани</w:t>
             </w:r>
             <w:r>
               <w:rPr>
@@ -1537,7 +1537,7 @@
                 <w:color w:val="000000"/>
                 <w:sz w:val="14"/>
               </w:rPr>
-              <w:t>Chain of custody unbroken</w:t>
+              <w:t>Manifest A04 complete, all transfers signed</w:t>
             </w:r>
           </w:p>
         </w:tc>
@@ -1645,7 +1645,7 @@
                 <w:color w:val="000000"/>
                 <w:sz w:val="18"/>
               </w:rPr>
-              <w:t>Пломбите, лентите и завиткувањето цели (или оштетувањето документирано)</w:t>
+              <w:t>Ланецот на надзор е непрекинат</w:t>
             </w:r>
             <w:r>
               <w:rPr>
@@ -1665,7 +1665,7 @@
                 <w:color w:val="000000"/>
                 <w:sz w:val="14"/>
               </w:rPr>
-              <w:t>Seals, tapes and wrapping intact (or damage documented)</w:t>
+              <w:t>Chain of custody unbroken</w:t>
             </w:r>
           </w:p>
         </w:tc>
@@ -1770,7 +1770,7 @@
                 <w:color w:val="000000"/>
                 <w:sz w:val="18"/>
               </w:rPr>
-              <w:t>Податоците од сите логери (по палета и USB) во опсег во текот на целиот транспорт</w:t>
+              <w:t>Пломбите, лентите и завиткувањето цели (или оштетувањето документирано)</w:t>
             </w:r>
             <w:r>
               <w:rPr>
@@ -1790,7 +1790,7 @@
                 <w:color w:val="000000"/>
                 <w:sz w:val="14"/>
               </w:rPr>
-              <w:t>Data from all loggers (per pallet and USB) within range throughout</w:t>
+              <w:t>Seals, tapes and wrapping intact (or damage documented)</w:t>
             </w:r>
           </w:p>
         </w:tc>
@@ -1898,7 +1898,7 @@
                 <w:color w:val="000000"/>
                 <w:sz w:val="18"/>
               </w:rPr>
-              <w:t>Контролните јавувања ја потврдуваат одобрената рута, без непланирани застанувања</w:t>
+              <w:t>Податоците од сите логери (по палета и USB) во опсег во текот на целиот транспорт</w:t>
             </w:r>
             <w:r>
               <w:rPr>
@@ -1918,7 +1918,7 @@
                 <w:color w:val="000000"/>
                 <w:sz w:val="14"/>
               </w:rPr>
-              <w:t>Check-in calls confirm the approved route, no unscheduled stops</w:t>
+              <w:t>Data from all loggers (per pallet and USB) within range throughout</w:t>
             </w:r>
           </w:p>
         </w:tc>
@@ -2023,7 +2023,7 @@
                 <w:color w:val="000000"/>
                 <w:sz w:val="18"/>
               </w:rPr>
-              <w:t>Количината порамнета: палети, картони, кеси и маса</w:t>
+              <w:t>Контролните јавувања ја потврдуваат одобрената рута, без непланирани застанувања</w:t>
             </w:r>
             <w:r>
               <w:rPr>
@@ -2043,7 +2043,7 @@
                 <w:color w:val="000000"/>
                 <w:sz w:val="14"/>
               </w:rPr>
-              <w:t>Quantity reconciled: pallets, cartons, bags and mass</w:t>
+              <w:t>Check-in calls confirm the approved route, no unscheduled stops</w:t>
             </w:r>
           </w:p>
         </w:tc>
@@ -2151,7 +2151,7 @@
                 <w:color w:val="000000"/>
                 <w:sz w:val="18"/>
               </w:rPr>
-              <w:t>Известувањето до МЗ поднесено во рок од 3 работни дена</w:t>
+              <w:t>Количината порамнета: палети, картони, кеси и маса</w:t>
             </w:r>
             <w:r>
               <w:rPr>
@@ -2171,7 +2171,7 @@
                 <w:color w:val="000000"/>
                 <w:sz w:val="14"/>
               </w:rPr>
-              <w:t>MoH notification submitted within 3 working days</w:t>
+              <w:t>Quantity reconciled: pallets, cartons, bags and mass</w:t>
             </w:r>
           </w:p>
         </w:tc>
@@ -2276,7 +2276,7 @@
                 <w:color w:val="000000"/>
                 <w:sz w:val="18"/>
               </w:rPr>
-              <w:t>Сите отстапувања отворени и истражени</w:t>
+              <w:t>Известувањето до МЗ поднесено во рок од 3 работни дена</w:t>
             </w:r>
             <w:r>
               <w:rPr>
@@ -2296,7 +2296,7 @@
                 <w:color w:val="000000"/>
                 <w:sz w:val="14"/>
               </w:rPr>
-              <w:t>All deviations opened and investigated</w:t>
+              <w:t>MoH notification submitted within 3 working days</w:t>
             </w:r>
           </w:p>
         </w:tc>
@@ -2404,6 +2404,131 @@
                 <w:color w:val="000000"/>
                 <w:sz w:val="18"/>
               </w:rPr>
+              <w:t>Сите отстапувања отворени и истражени</w:t>
+            </w:r>
+            <w:r>
+              <w:rPr>
+                <w:rFonts w:ascii="Calibri" w:hAnsi="Calibri"/>
+                <w:b w:val="0"/>
+                <w:i w:val="0"/>
+                <w:color w:val="000000"/>
+                <w:sz w:val="14"/>
+              </w:rPr>
+              <w:t xml:space="preserve"> | </w:t>
+            </w:r>
+            <w:r>
+              <w:rPr>
+                <w:rFonts w:ascii="Calibri" w:hAnsi="Calibri"/>
+                <w:b w:val="0"/>
+                <w:i/>
+                <w:color w:val="000000"/>
+                <w:sz w:val="14"/>
+              </w:rPr>
+              <w:t>All deviations opened and investigated</w:t>
+            </w:r>
+          </w:p>
+        </w:tc>
+        <w:tc>
+          <w:tcPr>
+            <w:vAlign w:val="center"/>
+            <w:tcW w:type="dxa" w:w="1005"/>
+          </w:tcPr>
+          <w:p>
+            <w:pPr>
+              <w:spacing w:before="20" w:after="20"/>
+              <w:jc w:val="center"/>
+            </w:pPr>
+            <w:r/>
+          </w:p>
+        </w:tc>
+        <w:tc>
+          <w:tcPr>
+            <w:vAlign w:val="center"/>
+            <w:tcW w:type="dxa" w:w="923"/>
+          </w:tcPr>
+          <w:p>
+            <w:pPr>
+              <w:spacing w:before="20" w:after="20"/>
+              <w:jc w:val="center"/>
+            </w:pPr>
+            <w:r/>
+          </w:p>
+        </w:tc>
+        <w:tc>
+          <w:tcPr>
+            <w:vAlign w:val="center"/>
+            <w:tcW w:type="dxa" w:w="553"/>
+          </w:tcPr>
+          <w:p>
+            <w:pPr>
+              <w:spacing w:before="20" w:after="20"/>
+              <w:jc w:val="center"/>
+            </w:pPr>
+            <w:r/>
+          </w:p>
+        </w:tc>
+        <w:tc>
+          <w:tcPr>
+            <w:vAlign w:val="center"/>
+            <w:tcW w:type="dxa" w:w="3737"/>
+          </w:tcPr>
+          <w:p>
+            <w:pPr>
+              <w:spacing w:before="20" w:after="20"/>
+              <w:jc w:val="center"/>
+            </w:pPr>
+            <w:r/>
+          </w:p>
+        </w:tc>
+      </w:tr>
+      <w:tr>
+        <w:trPr>
+          <w:cantSplit/>
+        </w:trPr>
+        <w:tc>
+          <w:tcPr>
+            <w:shd w:val="clear" w:color="auto" w:fill="F2F2F2"/>
+            <w:vAlign w:val="center"/>
+            <w:tcW w:type="dxa" w:w="510"/>
+          </w:tcPr>
+          <w:p>
+            <w:pPr>
+              <w:spacing w:before="20" w:after="20"/>
+              <w:jc w:val="center"/>
+            </w:pPr>
+            <w:r/>
+            <w:r>
+              <w:rPr>
+                <w:rFonts w:ascii="Calibri" w:hAnsi="Calibri"/>
+                <w:b w:val="0"/>
+                <w:i w:val="0"/>
+                <w:color w:val="000000"/>
+                <w:sz w:val="18"/>
+              </w:rPr>
+              <w:t>14</w:t>
+            </w:r>
+          </w:p>
+        </w:tc>
+        <w:tc>
+          <w:tcPr>
+            <w:shd w:val="clear" w:color="auto" w:fill="F7FAFC"/>
+            <w:vAlign w:val="center"/>
+            <w:tcW w:type="dxa" w:w="3737"/>
+          </w:tcPr>
+          <w:p>
+            <w:pPr>
+              <w:spacing w:before="20" w:after="20"/>
+              <w:jc w:val="center"/>
+            </w:pPr>
+            <w:r/>
+            <w:r>
+              <w:rPr>
+                <w:rFonts w:ascii="Calibri" w:hAnsi="Calibri"/>
+                <w:b w:val="0"/>
+                <w:i w:val="0"/>
+                <w:color w:val="000000"/>
+                <w:sz w:val="18"/>
+              </w:rPr>
               <w:t>Податоците од логерот додадени во трендот на рутата</w:t>
             </w:r>
             <w:r>
@@ -2430,6 +2555,7 @@
         </w:tc>
         <w:tc>
           <w:tcPr>
+            <w:shd w:val="clear" w:color="auto" w:fill="F7FAFC"/>
             <w:vAlign w:val="center"/>
             <w:tcW w:type="dxa" w:w="1005"/>
           </w:tcPr>
@@ -2443,6 +2569,7 @@
         </w:tc>
         <w:tc>
           <w:tcPr>
+            <w:shd w:val="clear" w:color="auto" w:fill="F7FAFC"/>
             <w:vAlign w:val="center"/>
             <w:tcW w:type="dxa" w:w="923"/>
           </w:tcPr>
@@ -2456,6 +2583,7 @@
         </w:tc>
         <w:tc>
           <w:tcPr>
+            <w:shd w:val="clear" w:color="auto" w:fill="F7FAFC"/>
             <w:vAlign w:val="center"/>
             <w:tcW w:type="dxa" w:w="553"/>
           </w:tcPr>
@@ -2469,6 +2597,7 @@
         </w:tc>
         <w:tc>
           <w:tcPr>
+            <w:shd w:val="clear" w:color="auto" w:fill="F7FAFC"/>
             <w:vAlign w:val="center"/>
             <w:tcW w:type="dxa" w:w="3737"/>
           </w:tcPr>

--- a/deliverables/inland_transport_2026-10/docx/WHSOP_003_A07.docx
+++ b/deliverables/inland_transport_2026-10/docx/WHSOP_003_A07.docx
@@ -513,7 +513,7 @@
     </w:tbl>
     <w:p>
       <w:pPr>
-        <w:keepNext/>
+        <w:keepNext w:val="0"/>
         <w:spacing w:before="0" w:after="0" w:lineRule="exact" w:line="240"/>
       </w:pPr>
     </w:p>
@@ -2613,7 +2613,7 @@
     </w:tbl>
     <w:p>
       <w:pPr>
-        <w:keepNext/>
+        <w:keepNext w:val="0"/>
         <w:spacing w:before="0" w:after="0" w:lineRule="exact" w:line="240"/>
       </w:pPr>
     </w:p>
@@ -3485,7 +3485,7 @@
     </w:tbl>
     <w:p>
       <w:pPr>
-        <w:keepNext/>
+        <w:keepNext w:val="0"/>
         <w:spacing w:before="0" w:after="0" w:lineRule="exact" w:line="240"/>
       </w:pPr>
     </w:p>
@@ -3831,7 +3831,7 @@
     </w:tbl>
     <w:p>
       <w:pPr>
-        <w:keepNext/>
+        <w:keepNext w:val="0"/>
         <w:spacing w:before="0" w:after="0" w:lineRule="exact" w:line="120"/>
       </w:pPr>
     </w:p>
@@ -3984,7 +3984,7 @@
     </w:tbl>
     <w:p>
       <w:pPr>
-        <w:keepNext/>
+        <w:keepNext w:val="0"/>
         <w:spacing w:before="0" w:after="0" w:lineRule="exact" w:line="120"/>
       </w:pPr>
     </w:p>

--- a/deliverables/inland_transport_2026-10/docx/WHSOP_003_A07.docx
+++ b/deliverables/inland_transport_2026-10/docx/WHSOP_003_A07.docx
@@ -2276,7 +2276,7 @@
                 <w:color w:val="000000"/>
                 <w:sz w:val="18"/>
               </w:rPr>
-              <w:t>Известувањето до МЗ поднесено во рок од 3 работни дена</w:t>
+              <w:t>Ретенционите мостри порамнети (испратени = примени, купувач и продавач на мало)</w:t>
             </w:r>
             <w:r>
               <w:rPr>
@@ -2296,7 +2296,7 @@
                 <w:color w:val="000000"/>
                 <w:sz w:val="14"/>
               </w:rPr>
-              <w:t>MoH notification submitted within 3 working days</w:t>
+              <w:t>Retention samples reconciled (dispatched = received, buyer and retailer)</w:t>
             </w:r>
           </w:p>
         </w:tc>
@@ -2404,7 +2404,7 @@
                 <w:color w:val="000000"/>
                 <w:sz w:val="18"/>
               </w:rPr>
-              <w:t>Сите отстапувања отворени и истражени</w:t>
+              <w:t>Известувањето до МЗ поднесено во рок од 3 работни дена</w:t>
             </w:r>
             <w:r>
               <w:rPr>
@@ -2424,7 +2424,7 @@
                 <w:color w:val="000000"/>
                 <w:sz w:val="14"/>
               </w:rPr>
-              <w:t>All deviations opened and investigated</w:t>
+              <w:t>MoH notification submitted within 3 working days</w:t>
             </w:r>
           </w:p>
         </w:tc>
@@ -2529,6 +2529,134 @@
                 <w:color w:val="000000"/>
                 <w:sz w:val="18"/>
               </w:rPr>
+              <w:t>Сите отстапувања отворени и истражени</w:t>
+            </w:r>
+            <w:r>
+              <w:rPr>
+                <w:rFonts w:ascii="Calibri" w:hAnsi="Calibri"/>
+                <w:b w:val="0"/>
+                <w:i w:val="0"/>
+                <w:color w:val="000000"/>
+                <w:sz w:val="14"/>
+              </w:rPr>
+              <w:t xml:space="preserve"> | </w:t>
+            </w:r>
+            <w:r>
+              <w:rPr>
+                <w:rFonts w:ascii="Calibri" w:hAnsi="Calibri"/>
+                <w:b w:val="0"/>
+                <w:i/>
+                <w:color w:val="000000"/>
+                <w:sz w:val="14"/>
+              </w:rPr>
+              <w:t>All deviations opened and investigated</w:t>
+            </w:r>
+          </w:p>
+        </w:tc>
+        <w:tc>
+          <w:tcPr>
+            <w:shd w:val="clear" w:color="auto" w:fill="F7FAFC"/>
+            <w:vAlign w:val="center"/>
+            <w:tcW w:type="dxa" w:w="1005"/>
+          </w:tcPr>
+          <w:p>
+            <w:pPr>
+              <w:spacing w:before="20" w:after="20"/>
+              <w:jc w:val="center"/>
+            </w:pPr>
+            <w:r/>
+          </w:p>
+        </w:tc>
+        <w:tc>
+          <w:tcPr>
+            <w:shd w:val="clear" w:color="auto" w:fill="F7FAFC"/>
+            <w:vAlign w:val="center"/>
+            <w:tcW w:type="dxa" w:w="923"/>
+          </w:tcPr>
+          <w:p>
+            <w:pPr>
+              <w:spacing w:before="20" w:after="20"/>
+              <w:jc w:val="center"/>
+            </w:pPr>
+            <w:r/>
+          </w:p>
+        </w:tc>
+        <w:tc>
+          <w:tcPr>
+            <w:shd w:val="clear" w:color="auto" w:fill="F7FAFC"/>
+            <w:vAlign w:val="center"/>
+            <w:tcW w:type="dxa" w:w="553"/>
+          </w:tcPr>
+          <w:p>
+            <w:pPr>
+              <w:spacing w:before="20" w:after="20"/>
+              <w:jc w:val="center"/>
+            </w:pPr>
+            <w:r/>
+          </w:p>
+        </w:tc>
+        <w:tc>
+          <w:tcPr>
+            <w:shd w:val="clear" w:color="auto" w:fill="F7FAFC"/>
+            <w:vAlign w:val="center"/>
+            <w:tcW w:type="dxa" w:w="3737"/>
+          </w:tcPr>
+          <w:p>
+            <w:pPr>
+              <w:spacing w:before="20" w:after="20"/>
+              <w:jc w:val="center"/>
+            </w:pPr>
+            <w:r/>
+          </w:p>
+        </w:tc>
+      </w:tr>
+      <w:tr>
+        <w:trPr>
+          <w:cantSplit/>
+        </w:trPr>
+        <w:tc>
+          <w:tcPr>
+            <w:shd w:val="clear" w:color="auto" w:fill="F2F2F2"/>
+            <w:vAlign w:val="center"/>
+            <w:tcW w:type="dxa" w:w="510"/>
+          </w:tcPr>
+          <w:p>
+            <w:pPr>
+              <w:spacing w:before="20" w:after="20"/>
+              <w:jc w:val="center"/>
+            </w:pPr>
+            <w:r/>
+            <w:r>
+              <w:rPr>
+                <w:rFonts w:ascii="Calibri" w:hAnsi="Calibri"/>
+                <w:b w:val="0"/>
+                <w:i w:val="0"/>
+                <w:color w:val="000000"/>
+                <w:sz w:val="18"/>
+              </w:rPr>
+              <w:t>15</w:t>
+            </w:r>
+          </w:p>
+        </w:tc>
+        <w:tc>
+          <w:tcPr>
+            <w:vAlign w:val="center"/>
+            <w:tcW w:type="dxa" w:w="3737"/>
+          </w:tcPr>
+          <w:p>
+            <w:pPr>
+              <w:spacing w:before="20" w:after="20"/>
+              <w:jc w:val="center"/>
+            </w:pPr>
+            <w:r/>
+            <w:r>
+              <w:rPr>
+                <w:rFonts w:ascii="Calibri" w:hAnsi="Calibri"/>
+                <w:b w:val="0"/>
+                <w:i w:val="0"/>
+                <w:color w:val="000000"/>
+                <w:sz w:val="18"/>
+              </w:rPr>
               <w:t>Податоците од логерот додадени во трендот на рутата</w:t>
             </w:r>
             <w:r>
@@ -2555,7 +2683,6 @@
         </w:tc>
         <w:tc>
           <w:tcPr>
-            <w:shd w:val="clear" w:color="auto" w:fill="F7FAFC"/>
             <w:vAlign w:val="center"/>
             <w:tcW w:type="dxa" w:w="1005"/>
           </w:tcPr>
@@ -2569,7 +2696,6 @@
         </w:tc>
         <w:tc>
           <w:tcPr>
-            <w:shd w:val="clear" w:color="auto" w:fill="F7FAFC"/>
             <w:vAlign w:val="center"/>
             <w:tcW w:type="dxa" w:w="923"/>
           </w:tcPr>
@@ -2583,7 +2709,6 @@
         </w:tc>
         <w:tc>
           <w:tcPr>
-            <w:shd w:val="clear" w:color="auto" w:fill="F7FAFC"/>
             <w:vAlign w:val="center"/>
             <w:tcW w:type="dxa" w:w="553"/>
           </w:tcPr>
@@ -2597,7 +2722,6 @@
         </w:tc>
         <w:tc>
           <w:tcPr>
-            <w:shd w:val="clear" w:color="auto" w:fill="F7FAFC"/>
             <w:vAlign w:val="center"/>
             <w:tcW w:type="dxa" w:w="3737"/>
           </w:tcPr>
